--- a/docs (kubernetes)/summary.docx
+++ b/docs (kubernetes)/summary.docx
@@ -1166,19 +1166,33 @@
       <w:r>
         <w:rPr>
           <w:rFonts w:hint="default" w:ascii="Sitka Subheading" w:hAnsi="Sitka Subheading" w:cs="Sitka Subheading"/>
-          <w:i w:val="0"/>
-          <w:iCs w:val="0"/>
-          <w:color w:val="18605A" w:themeColor="accent5" w:themeShade="80"/>
-          <w:lang w:val="en-IN"/>
-        </w:rPr>
-        <w:t>spec.</w:t>
-      </w:r>
-      <w:r>
-        <w:rPr>
-          <w:rFonts w:hint="default" w:ascii="Sitka Subheading" w:hAnsi="Sitka Subheading" w:cs="Sitka Subheading"/>
           <w:i/>
           <w:iCs/>
           <w:color w:val="18605A" w:themeColor="accent5" w:themeShade="80"/>
+          <w:u w:val="single"/>
+          <w:lang w:val="en-IN"/>
+        </w:rPr>
+        <w:t>replicaset.</w:t>
+      </w:r>
+      <w:r>
+        <w:rPr>
+          <w:rFonts w:hint="default" w:ascii="Sitka Subheading" w:hAnsi="Sitka Subheading" w:cs="Sitka Subheading"/>
+          <w:i/>
+          <w:iCs/>
+          <w:color w:val="18605A" w:themeColor="accent5" w:themeShade="80"/>
+          <w:highlight w:val="none"/>
+          <w:u w:val="single"/>
+          <w:lang w:val="en-IN"/>
+        </w:rPr>
+        <w:t>spec.</w:t>
+      </w:r>
+      <w:r>
+        <w:rPr>
+          <w:rFonts w:hint="default" w:ascii="Sitka Subheading" w:hAnsi="Sitka Subheading" w:cs="Sitka Subheading"/>
+          <w:i/>
+          <w:iCs/>
+          <w:color w:val="18605A" w:themeColor="accent5" w:themeShade="80"/>
+          <w:u w:val="single"/>
           <w:lang w:val="en-IN"/>
         </w:rPr>
         <w:t>selector</w:t>
@@ -1234,6 +1248,7 @@
           <w:i/>
           <w:iCs/>
           <w:color w:val="18605A" w:themeColor="accent5" w:themeShade="80"/>
+          <w:u w:val="single"/>
           <w:lang w:val="en-IN"/>
         </w:rPr>
         <w:t>matchLabels</w:t>
@@ -1263,6 +1278,7 @@
           <w:i/>
           <w:iCs/>
           <w:color w:val="18605A" w:themeColor="accent5" w:themeShade="80"/>
+          <w:u w:val="single"/>
           <w:lang w:val="en-IN"/>
         </w:rPr>
         <w:t>matchExpressions</w:t>
@@ -1791,6 +1807,7 @@
           <w:i/>
           <w:iCs/>
           <w:color w:val="18605A" w:themeColor="accent5" w:themeShade="80"/>
+          <w:u w:val="single"/>
           <w:lang w:val="en-IN"/>
         </w:rPr>
         <w:t>maxUnavailable</w:t>
@@ -1801,6 +1818,7 @@
           <w:i w:val="0"/>
           <w:iCs w:val="0"/>
           <w:color w:val="18605A" w:themeColor="accent5" w:themeShade="80"/>
+          <w:u w:val="single"/>
           <w:lang w:val="en-IN"/>
         </w:rPr>
         <w:t xml:space="preserve"> </w:t>
@@ -1820,6 +1838,7 @@
           <w:i/>
           <w:iCs/>
           <w:color w:val="18605A" w:themeColor="accent5" w:themeShade="80"/>
+          <w:u w:val="single"/>
           <w:lang w:val="en-IN"/>
         </w:rPr>
         <w:t xml:space="preserve">maxSurge </w:t>
@@ -2256,6 +2275,7 @@
         <w:rPr>
           <w:rFonts w:hint="default" w:ascii="Sitka Subheading" w:hAnsi="Sitka Subheading" w:cs="Sitka Subheading"/>
           <w:color w:val="18605A" w:themeColor="accent5" w:themeShade="80"/>
+          <w:u w:val="single"/>
           <w:lang w:val="en-IN"/>
         </w:rPr>
         <w:t>RollingUpdate</w:t>
@@ -2289,6 +2309,7 @@
         <w:rPr>
           <w:rFonts w:hint="default" w:ascii="Sitka Subheading" w:hAnsi="Sitka Subheading" w:cs="Sitka Subheading"/>
           <w:color w:val="18605A" w:themeColor="accent5" w:themeShade="80"/>
+          <w:u w:val="single"/>
           <w:lang w:val="en-IN"/>
         </w:rPr>
         <w:t>Recreate</w:t>
@@ -3984,7 +4005,7 @@
       </w:r>
       <w:r>
         <w:rPr>
-          <w:rFonts w:hint="default" w:ascii="Book Antiqua" w:hAnsi="Book Antiqua" w:eastAsia="SimSun" w:cs="Book Antiqua"/>
+          <w:rFonts w:hint="default" w:ascii="Sitka Subheading" w:hAnsi="Sitka Subheading" w:eastAsia="SimSun" w:cs="Sitka Subheading"/>
           <w:sz w:val="24"/>
           <w:szCs w:val="24"/>
         </w:rPr>
@@ -4308,9 +4329,12 @@
       <w:r>
         <w:rPr>
           <w:rFonts w:hint="default" w:ascii="Sitka Subheading" w:hAnsi="Sitka Subheading" w:cs="Sitka Subheading"/>
+          <w:b w:val="0"/>
+          <w:bCs w:val="0"/>
           <w:i/>
           <w:iCs/>
           <w:color w:val="18605A" w:themeColor="accent5" w:themeShade="80"/>
+          <w:u w:val="single"/>
           <w:lang w:val="en-IN"/>
         </w:rPr>
         <w:t>metadata.namespace</w:t>
@@ -4591,7 +4615,7 @@
       </w:pPr>
       <w:r>
         <w:rPr>
-          <w:rFonts w:hint="default" w:ascii="Book Antiqua" w:hAnsi="Book Antiqua" w:cs="Book Antiqua"/>
+          <w:rFonts w:hint="default" w:ascii="Sitka Subheading" w:hAnsi="Sitka Subheading" w:cs="Sitka Subheading"/>
         </w:rPr>
         <w:drawing>
           <wp:inline distT="0" distB="0" distL="114300" distR="114300">
@@ -4654,8 +4678,261 @@
           <w:rFonts w:hint="default" w:ascii="Sitka Subheading" w:hAnsi="Sitka Subheading" w:cs="Sitka Subheading"/>
         </w:rPr>
       </w:pPr>
-      <w:bookmarkStart w:id="0" w:name="_GoBack"/>
-      <w:bookmarkEnd w:id="0"/>
+      <w:r>
+        <w:rPr>
+          <w:rFonts w:hint="default" w:ascii="Sitka Subheading" w:hAnsi="Sitka Subheading" w:cs="Sitka Subheading"/>
+          <w:lang w:val="en-IN"/>
+        </w:rPr>
+        <w:t>Scheduling</w:t>
+      </w:r>
+    </w:p>
+    <w:p>
+      <w:pPr>
+        <w:keepNext w:val="0"/>
+        <w:keepLines w:val="0"/>
+        <w:widowControl/>
+        <w:numPr>
+          <w:ilvl w:val="1"/>
+          <w:numId w:val="11"/>
+        </w:numPr>
+        <w:suppressLineNumbers w:val="0"/>
+        <w:spacing w:before="0" w:beforeAutospacing="0" w:after="0" w:afterAutospacing="0" w:line="360" w:lineRule="auto"/>
+        <w:ind w:left="840" w:leftChars="0" w:right="0" w:hanging="420" w:firstLineChars="0"/>
+        <w:jc w:val="left"/>
+        <w:rPr>
+          <w:rFonts w:hint="default" w:ascii="Sitka Subheading" w:hAnsi="Sitka Subheading" w:cs="Sitka Subheading"/>
+        </w:rPr>
+      </w:pPr>
+      <w:r>
+        <w:rPr>
+          <w:rFonts w:hint="default" w:ascii="Sitka Subheading" w:hAnsi="Sitka Subheading" w:cs="Sitka Subheading"/>
+          <w:i/>
+          <w:iCs/>
+          <w:lang w:val="en-IN"/>
+        </w:rPr>
+        <w:t>Scheduler</w:t>
+      </w:r>
+      <w:r>
+        <w:rPr>
+          <w:rFonts w:hint="default" w:ascii="Sitka Subheading" w:hAnsi="Sitka Subheading" w:cs="Sitka Subheading"/>
+          <w:i w:val="0"/>
+          <w:iCs w:val="0"/>
+          <w:lang w:val="en-IN"/>
+        </w:rPr>
+        <w:t xml:space="preserve"> updates </w:t>
+      </w:r>
+      <w:r>
+        <w:rPr>
+          <w:rFonts w:hint="default" w:ascii="Sitka Subheading" w:hAnsi="Sitka Subheading" w:cs="Sitka Subheading"/>
+          <w:i/>
+          <w:iCs/>
+          <w:color w:val="18605A" w:themeColor="accent5" w:themeShade="80"/>
+          <w:u w:val="single"/>
+          <w:lang w:val="en-IN"/>
+        </w:rPr>
+        <w:t>pod.spec.nodeName</w:t>
+      </w:r>
+      <w:r>
+        <w:rPr>
+          <w:rFonts w:hint="default" w:ascii="Sitka Subheading" w:hAnsi="Sitka Subheading" w:cs="Sitka Subheading"/>
+          <w:i w:val="0"/>
+          <w:iCs w:val="0"/>
+          <w:lang w:val="en-IN"/>
+        </w:rPr>
+        <w:t xml:space="preserve"> field of Pod.</w:t>
+      </w:r>
+      <w:r>
+        <w:rPr>
+          <w:rFonts w:hint="default" w:ascii="Sitka Subheading" w:hAnsi="Sitka Subheading" w:cs="Sitka Subheading"/>
+          <w:i w:val="0"/>
+          <w:iCs w:val="0"/>
+          <w:lang w:val="en-IN"/>
+        </w:rPr>
+        <w:br w:type="textWrapping"/>
+      </w:r>
+      <w:r>
+        <w:rPr>
+          <w:rFonts w:hint="default" w:ascii="Sitka Subheading" w:hAnsi="Sitka Subheading" w:cs="Sitka Subheading"/>
+          <w:i w:val="0"/>
+          <w:iCs w:val="0"/>
+          <w:lang w:val="en-IN"/>
+        </w:rPr>
+        <w:t>Then request API server to bind Pod to the specific node.</w:t>
+      </w:r>
+      <w:r>
+        <w:rPr>
+          <w:rFonts w:hint="default" w:ascii="Sitka Subheading" w:hAnsi="Sitka Subheading" w:cs="Sitka Subheading"/>
+          <w:i w:val="0"/>
+          <w:iCs w:val="0"/>
+          <w:lang w:val="en-IN"/>
+        </w:rPr>
+        <w:br w:type="textWrapping"/>
+      </w:r>
+      <w:r>
+        <w:rPr>
+          <w:rFonts w:hint="default" w:ascii="Sitka Subheading" w:hAnsi="Sitka Subheading" w:cs="Sitka Subheading"/>
+          <w:i w:val="0"/>
+          <w:iCs w:val="0"/>
+          <w:lang w:val="en-IN"/>
+        </w:rPr>
+        <w:t xml:space="preserve">Binding request contains payload, where </w:t>
+      </w:r>
+      <w:r>
+        <w:rPr>
+          <w:rFonts w:hint="default" w:ascii="Sitka Subheading" w:hAnsi="Sitka Subheading" w:cs="Sitka Subheading"/>
+          <w:i/>
+          <w:iCs/>
+          <w:lang w:val="en-IN"/>
+        </w:rPr>
+        <w:t>kind: bind</w:t>
+      </w:r>
+      <w:r>
+        <w:rPr>
+          <w:rFonts w:hint="default" w:ascii="Sitka Subheading" w:hAnsi="Sitka Subheading" w:cs="Sitka Subheading"/>
+          <w:i/>
+          <w:iCs/>
+          <w:lang w:val="en-IN"/>
+        </w:rPr>
+        <w:br w:type="textWrapping"/>
+      </w:r>
+      <w:r>
+        <w:rPr>
+          <w:rFonts w:hint="default" w:ascii="Sitka Subheading" w:hAnsi="Sitka Subheading" w:cs="Sitka Subheading"/>
+        </w:rPr>
+        <w:drawing>
+          <wp:inline distT="0" distB="0" distL="114300" distR="114300">
+            <wp:extent cx="1346200" cy="1296035"/>
+            <wp:effectExtent l="0" t="0" r="0" b="12065"/>
+            <wp:docPr id="101" name="Picture 100"/>
+            <wp:cNvGraphicFramePr>
+              <a:graphicFrameLocks xmlns:a="http://schemas.openxmlformats.org/drawingml/2006/main" noChangeAspect="1"/>
+            </wp:cNvGraphicFramePr>
+            <a:graphic xmlns:a="http://schemas.openxmlformats.org/drawingml/2006/main">
+              <a:graphicData uri="http://schemas.openxmlformats.org/drawingml/2006/picture">
+                <pic:pic xmlns:pic="http://schemas.openxmlformats.org/drawingml/2006/picture">
+                  <pic:nvPicPr>
+                    <pic:cNvPr id="101" name="Picture 100"/>
+                    <pic:cNvPicPr>
+                      <a:picLocks noChangeAspect="1"/>
+                    </pic:cNvPicPr>
+                  </pic:nvPicPr>
+                  <pic:blipFill>
+                    <a:blip r:embed="rId6"/>
+                    <a:stretch>
+                      <a:fillRect/>
+                    </a:stretch>
+                  </pic:blipFill>
+                  <pic:spPr>
+                    <a:xfrm>
+                      <a:off x="0" y="0"/>
+                      <a:ext cx="1346200" cy="1296035"/>
+                    </a:xfrm>
+                    <a:prstGeom prst="rect">
+                      <a:avLst/>
+                    </a:prstGeom>
+                    <a:noFill/>
+                    <a:ln>
+                      <a:noFill/>
+                    </a:ln>
+                  </pic:spPr>
+                </pic:pic>
+              </a:graphicData>
+            </a:graphic>
+          </wp:inline>
+        </w:drawing>
+      </w:r>
+      <w:r>
+        <w:rPr>
+          <w:rFonts w:hint="default" w:ascii="Sitka Subheading" w:hAnsi="Sitka Subheading" w:cs="Sitka Subheading"/>
+          <w:lang w:val="en-IN"/>
+        </w:rPr>
+        <w:t xml:space="preserve"> [ not a Kubernetes object; just payload of request ]</w:t>
+      </w:r>
+    </w:p>
+    <w:p>
+      <w:pPr>
+        <w:keepNext w:val="0"/>
+        <w:keepLines w:val="0"/>
+        <w:widowControl/>
+        <w:numPr>
+          <w:ilvl w:val="1"/>
+          <w:numId w:val="11"/>
+        </w:numPr>
+        <w:suppressLineNumbers w:val="0"/>
+        <w:spacing w:before="0" w:beforeAutospacing="0" w:after="0" w:afterAutospacing="0" w:line="360" w:lineRule="auto"/>
+        <w:ind w:left="840" w:leftChars="0" w:right="0" w:hanging="420" w:firstLineChars="0"/>
+        <w:jc w:val="left"/>
+        <w:rPr>
+          <w:rFonts w:hint="default" w:ascii="Sitka Subheading" w:hAnsi="Sitka Subheading" w:cs="Sitka Subheading"/>
+        </w:rPr>
+      </w:pPr>
+      <w:r>
+        <w:rPr>
+          <w:rFonts w:hint="default" w:ascii="Sitka Subheading" w:hAnsi="Sitka Subheading" w:cs="Sitka Subheading"/>
+          <w:color w:val="18605A" w:themeColor="accent5" w:themeShade="80"/>
+          <w:lang w:val="en-IN"/>
+        </w:rPr>
+        <w:t xml:space="preserve">curl &lt;request uri../binding&gt; --request POST --data ’{“apiVersion”:”v1”, ….}’  </w:t>
+      </w:r>
+      <w:r>
+        <w:rPr>
+          <w:rFonts w:hint="default" w:ascii="Sitka Subheading" w:hAnsi="Sitka Subheading" w:cs="Sitka Subheading"/>
+          <w:lang w:val="en-IN"/>
+        </w:rPr>
+        <w:br w:type="textWrapping"/>
+      </w:r>
+      <w:r>
+        <w:rPr>
+          <w:rFonts w:hint="default" w:ascii="Sitka Subheading" w:hAnsi="Sitka Subheading" w:cs="Sitka Subheading"/>
+          <w:lang w:val="en-IN"/>
+        </w:rPr>
+        <w:t>(bind config in JSON format)</w:t>
+      </w:r>
+    </w:p>
+    <w:p>
+      <w:pPr>
+        <w:keepNext w:val="0"/>
+        <w:keepLines w:val="0"/>
+        <w:widowControl/>
+        <w:numPr>
+          <w:ilvl w:val="1"/>
+          <w:numId w:val="11"/>
+        </w:numPr>
+        <w:suppressLineNumbers w:val="0"/>
+        <w:spacing w:before="0" w:beforeAutospacing="0" w:after="0" w:afterAutospacing="0" w:line="360" w:lineRule="auto"/>
+        <w:ind w:left="840" w:leftChars="0" w:right="0" w:hanging="420" w:firstLineChars="0"/>
+        <w:jc w:val="left"/>
+        <w:rPr>
+          <w:rFonts w:hint="default" w:ascii="Sitka Subheading" w:hAnsi="Sitka Subheading" w:cs="Sitka Subheading"/>
+        </w:rPr>
+      </w:pPr>
+      <w:r>
+        <w:rPr>
+          <w:rFonts w:hint="default" w:ascii="Sitka Subheading" w:hAnsi="Sitka Subheading" w:cs="Sitka Subheading"/>
+          <w:lang w:val="en-IN"/>
+        </w:rPr>
+        <w:t xml:space="preserve">In case of manual scheduling, mention </w:t>
+      </w:r>
+      <w:r>
+        <w:rPr>
+          <w:rFonts w:hint="default" w:ascii="Sitka Subheading" w:hAnsi="Sitka Subheading" w:cs="Sitka Subheading"/>
+          <w:i/>
+          <w:iCs/>
+          <w:color w:val="18605A" w:themeColor="accent5" w:themeShade="80"/>
+          <w:u w:val="single"/>
+          <w:lang w:val="en-IN"/>
+        </w:rPr>
+        <w:t>pod.spec.nodeName</w:t>
+      </w:r>
+      <w:r>
+        <w:rPr>
+          <w:rFonts w:hint="default" w:ascii="Sitka Subheading" w:hAnsi="Sitka Subheading" w:cs="Sitka Subheading"/>
+          <w:i w:val="0"/>
+          <w:iCs w:val="0"/>
+          <w:lang w:val="en-IN"/>
+        </w:rPr>
+        <w:t xml:space="preserve"> field and it’ll create pod in required node.</w:t>
+      </w:r>
     </w:p>
     <w:p>
       <w:pPr>
@@ -4676,14 +4953,67 @@
       </w:pPr>
       <w:r>
         <w:rPr>
-          <w:rFonts w:hint="default" w:ascii="Sitka Subheading" w:hAnsi="Sitka Subheading" w:eastAsia="SimSun" w:cs="Sitka Subheading"/>
-          <w:color w:val="auto"/>
-          <w:kern w:val="0"/>
-          <w:sz w:val="22"/>
-          <w:szCs w:val="22"/>
-          <w:lang w:val="en-IN" w:eastAsia="zh-CN" w:bidi="ar"/>
-        </w:rPr>
-        <w:t>F</w:t>
+          <w:rFonts w:hint="default" w:ascii="Sitka Subheading" w:hAnsi="Sitka Subheading" w:cs="Sitka Subheading"/>
+          <w:lang w:val="en-IN"/>
+        </w:rPr>
+        <w:t>To query resources with specific labels,</w:t>
+      </w:r>
+      <w:r>
+        <w:rPr>
+          <w:rFonts w:hint="default" w:ascii="Sitka Subheading" w:hAnsi="Sitka Subheading" w:cs="Sitka Subheading"/>
+          <w:lang w:val="en-IN"/>
+        </w:rPr>
+        <w:br w:type="textWrapping"/>
+      </w:r>
+      <w:r>
+        <w:rPr>
+          <w:rFonts w:hint="default" w:ascii="Sitka Subheading" w:hAnsi="Sitka Subheading" w:cs="Sitka Subheading"/>
+          <w:b/>
+          <w:bCs/>
+          <w:color w:val="851321" w:themeColor="accent6" w:themeShade="80"/>
+          <w:lang w:val="en-IN"/>
+        </w:rPr>
+        <w:t>--selector key1=val1,key2=val2</w:t>
+      </w:r>
+      <w:r>
+        <w:rPr>
+          <w:rFonts w:hint="default" w:ascii="Sitka Subheading" w:hAnsi="Sitka Subheading" w:cs="Sitka Subheading"/>
+          <w:b w:val="0"/>
+          <w:bCs w:val="0"/>
+          <w:lang w:val="en-IN"/>
+        </w:rPr>
+        <w:t xml:space="preserve">     [append this]</w:t>
+      </w:r>
+      <w:r>
+        <w:rPr>
+          <w:rFonts w:hint="default" w:ascii="Sitka Subheading" w:hAnsi="Sitka Subheading" w:cs="Sitka Subheading"/>
+          <w:b w:val="0"/>
+          <w:bCs w:val="0"/>
+          <w:lang w:val="en-IN"/>
+        </w:rPr>
+        <w:br w:type="textWrapping"/>
+      </w:r>
+      <w:r>
+        <w:rPr>
+          <w:rFonts w:hint="default" w:ascii="Sitka Subheading" w:hAnsi="Sitka Subheading" w:cs="Sitka Subheading"/>
+          <w:b w:val="0"/>
+          <w:bCs w:val="0"/>
+          <w:i/>
+          <w:iCs/>
+          <w:lang w:val="en-IN"/>
+        </w:rPr>
+        <w:t>kubectl get all --selector app=nginx,key2=val2</w:t>
+      </w:r>
+      <w:r>
+        <w:rPr>
+          <w:rFonts w:hint="default" w:ascii="Sitka Subheading" w:hAnsi="Sitka Subheading" w:cs="Sitka Subheading"/>
+          <w:b w:val="0"/>
+          <w:bCs w:val="0"/>
+          <w:i w:val="0"/>
+          <w:iCs w:val="0"/>
+          <w:lang w:val="en-IN"/>
+        </w:rPr>
+        <w:t xml:space="preserve"> </w:t>
       </w:r>
     </w:p>
     <w:p>
@@ -4705,14 +5035,22 @@
       </w:pPr>
       <w:r>
         <w:rPr>
-          <w:rFonts w:hint="default" w:ascii="Sitka Subheading" w:hAnsi="Sitka Subheading" w:eastAsia="SimSun" w:cs="Sitka Subheading"/>
-          <w:color w:val="auto"/>
-          <w:kern w:val="0"/>
-          <w:sz w:val="22"/>
-          <w:szCs w:val="22"/>
-          <w:lang w:val="en-IN" w:eastAsia="zh-CN" w:bidi="ar"/>
-        </w:rPr>
-        <w:t>F</w:t>
+          <w:rFonts w:hint="default" w:ascii="Sitka Subheading" w:hAnsi="Sitka Subheading" w:cs="Sitka Subheading"/>
+          <w:i/>
+          <w:iCs/>
+          <w:color w:val="18605A" w:themeColor="accent5" w:themeShade="80"/>
+          <w:lang w:val="en-IN"/>
+        </w:rPr>
+        <w:t>metadata.annotations</w:t>
+      </w:r>
+      <w:r>
+        <w:rPr>
+          <w:rFonts w:hint="default" w:ascii="Sitka Subheading" w:hAnsi="Sitka Subheading" w:cs="Sitka Subheading"/>
+          <w:i w:val="0"/>
+          <w:iCs w:val="0"/>
+          <w:lang w:val="en-IN"/>
+        </w:rPr>
+        <w:t xml:space="preserve"> used for giving extra info like build versin info, adding tool details ..etc without impacting anything.</w:t>
       </w:r>
     </w:p>
     <w:p>
@@ -4734,14 +5072,1088 @@
       </w:pPr>
       <w:r>
         <w:rPr>
-          <w:rFonts w:hint="default" w:ascii="Sitka Subheading" w:hAnsi="Sitka Subheading" w:eastAsia="SimSun" w:cs="Sitka Subheading"/>
-          <w:color w:val="auto"/>
-          <w:kern w:val="0"/>
-          <w:sz w:val="22"/>
-          <w:szCs w:val="22"/>
-          <w:lang w:val="en-IN" w:eastAsia="zh-CN" w:bidi="ar"/>
-        </w:rPr>
-        <w:t>F</w:t>
+          <w:rFonts w:hint="default" w:ascii="Sitka Subheading" w:hAnsi="Sitka Subheading" w:cs="Sitka Subheading"/>
+          <w:lang w:val="en-IN"/>
+        </w:rPr>
+        <w:t>Taints &amp; Tolerations</w:t>
+      </w:r>
+    </w:p>
+    <w:p>
+      <w:pPr>
+        <w:keepNext w:val="0"/>
+        <w:keepLines w:val="0"/>
+        <w:widowControl/>
+        <w:numPr>
+          <w:ilvl w:val="1"/>
+          <w:numId w:val="11"/>
+        </w:numPr>
+        <w:suppressLineNumbers w:val="0"/>
+        <w:spacing w:before="0" w:beforeAutospacing="0" w:after="0" w:afterAutospacing="0" w:line="360" w:lineRule="auto"/>
+        <w:ind w:left="840" w:leftChars="0" w:right="0" w:hanging="420" w:firstLineChars="0"/>
+        <w:jc w:val="left"/>
+        <w:rPr>
+          <w:rFonts w:hint="default" w:ascii="Sitka Subheading" w:hAnsi="Sitka Subheading" w:cs="Sitka Subheading"/>
+        </w:rPr>
+      </w:pPr>
+      <w:r>
+        <w:rPr>
+          <w:rFonts w:hint="default" w:ascii="Sitka Subheading" w:hAnsi="Sitka Subheading" w:cs="Sitka Subheading"/>
+          <w:lang w:val="en-IN"/>
+        </w:rPr>
+        <w:t>Taint is applied on Node; Toleration is applied on Pod.</w:t>
+      </w:r>
+    </w:p>
+    <w:p>
+      <w:pPr>
+        <w:keepNext w:val="0"/>
+        <w:keepLines w:val="0"/>
+        <w:widowControl/>
+        <w:numPr>
+          <w:ilvl w:val="1"/>
+          <w:numId w:val="11"/>
+        </w:numPr>
+        <w:suppressLineNumbers w:val="0"/>
+        <w:spacing w:before="0" w:beforeAutospacing="0" w:after="0" w:afterAutospacing="0" w:line="360" w:lineRule="auto"/>
+        <w:ind w:left="840" w:leftChars="0" w:right="0" w:hanging="420" w:firstLineChars="0"/>
+        <w:jc w:val="left"/>
+        <w:rPr>
+          <w:rFonts w:hint="default" w:ascii="Sitka Subheading" w:hAnsi="Sitka Subheading" w:cs="Sitka Subheading"/>
+        </w:rPr>
+      </w:pPr>
+      <w:r>
+        <w:rPr>
+          <w:rFonts w:hint="default" w:ascii="Sitka Subheading" w:hAnsi="Sitka Subheading" w:cs="Sitka Subheading"/>
+          <w:lang w:val="en-IN"/>
+        </w:rPr>
+        <w:t>Taint prevent pod to be scheduled to the tainted node;</w:t>
+      </w:r>
+      <w:r>
+        <w:rPr>
+          <w:rFonts w:hint="default" w:ascii="Sitka Subheading" w:hAnsi="Sitka Subheading" w:cs="Sitka Subheading"/>
+          <w:lang w:val="en-IN"/>
+        </w:rPr>
+        <w:br w:type="textWrapping"/>
+      </w:r>
+      <w:r>
+        <w:rPr>
+          <w:rFonts w:hint="default" w:ascii="Sitka Subheading" w:hAnsi="Sitka Subheading" w:cs="Sitka Subheading"/>
+          <w:lang w:val="en-IN"/>
+        </w:rPr>
+        <w:t>If Pod is tolerated against that specific taint then only it can be scheduled to that tainted node.</w:t>
+      </w:r>
+    </w:p>
+    <w:p>
+      <w:pPr>
+        <w:keepNext w:val="0"/>
+        <w:keepLines w:val="0"/>
+        <w:widowControl/>
+        <w:numPr>
+          <w:ilvl w:val="1"/>
+          <w:numId w:val="11"/>
+        </w:numPr>
+        <w:suppressLineNumbers w:val="0"/>
+        <w:spacing w:before="0" w:beforeAutospacing="0" w:after="0" w:afterAutospacing="0" w:line="360" w:lineRule="auto"/>
+        <w:ind w:left="840" w:leftChars="0" w:right="0" w:hanging="420" w:firstLineChars="0"/>
+        <w:jc w:val="left"/>
+        <w:rPr>
+          <w:rFonts w:hint="default" w:ascii="Sitka Subheading" w:hAnsi="Sitka Subheading" w:cs="Sitka Subheading"/>
+        </w:rPr>
+      </w:pPr>
+      <w:r>
+        <w:rPr>
+          <w:rFonts w:hint="default" w:ascii="Sitka Subheading" w:hAnsi="Sitka Subheading" w:cs="Sitka Subheading"/>
+          <w:lang w:val="en-IN"/>
+        </w:rPr>
+        <w:t>To taint node (</w:t>
+      </w:r>
+      <w:r>
+        <w:rPr>
+          <w:rFonts w:hint="default" w:ascii="Sitka Subheading" w:hAnsi="Sitka Subheading" w:cs="Sitka Subheading"/>
+          <w:i/>
+          <w:iCs/>
+          <w:lang w:val="en-IN"/>
+        </w:rPr>
+        <w:t>imperative method only</w:t>
+      </w:r>
+      <w:r>
+        <w:rPr>
+          <w:rFonts w:hint="default" w:ascii="Sitka Subheading" w:hAnsi="Sitka Subheading" w:cs="Sitka Subheading"/>
+          <w:i w:val="0"/>
+          <w:iCs w:val="0"/>
+          <w:lang w:val="en-IN"/>
+        </w:rPr>
+        <w:t xml:space="preserve">; </w:t>
+      </w:r>
+      <w:r>
+        <w:rPr>
+          <w:rFonts w:hint="default" w:ascii="Sitka Subheading" w:hAnsi="Sitka Subheading" w:cs="Sitka Subheading"/>
+          <w:i w:val="0"/>
+          <w:iCs w:val="0"/>
+          <w:strike/>
+          <w:dstrike w:val="0"/>
+          <w:lang w:val="en-IN"/>
+        </w:rPr>
+        <w:t>no declarative method</w:t>
+      </w:r>
+      <w:r>
+        <w:rPr>
+          <w:rFonts w:hint="default" w:ascii="Sitka Subheading" w:hAnsi="Sitka Subheading" w:cs="Sitka Subheading"/>
+          <w:i w:val="0"/>
+          <w:iCs w:val="0"/>
+          <w:lang w:val="en-IN"/>
+        </w:rPr>
+        <w:t>)</w:t>
+      </w:r>
+      <w:r>
+        <w:rPr>
+          <w:rFonts w:hint="default" w:ascii="Sitka Subheading" w:hAnsi="Sitka Subheading" w:cs="Sitka Subheading"/>
+          <w:i w:val="0"/>
+          <w:iCs w:val="0"/>
+          <w:lang w:val="en-IN"/>
+        </w:rPr>
+        <w:br w:type="textWrapping"/>
+      </w:r>
+      <w:r>
+        <w:rPr>
+          <w:rFonts w:hint="default" w:ascii="Sitka Subheading" w:hAnsi="Sitka Subheading" w:cs="Sitka Subheading"/>
+          <w:b/>
+          <w:bCs/>
+          <w:i w:val="0"/>
+          <w:iCs w:val="0"/>
+          <w:color w:val="851321" w:themeColor="accent6" w:themeShade="80"/>
+          <w:lang w:val="en-IN"/>
+        </w:rPr>
+        <w:t>kubectl taint node &lt;</w:t>
+      </w:r>
+      <w:r>
+        <w:rPr>
+          <w:rFonts w:hint="default" w:ascii="Sitka Subheading" w:hAnsi="Sitka Subheading" w:cs="Sitka Subheading"/>
+          <w:b w:val="0"/>
+          <w:bCs w:val="0"/>
+          <w:i w:val="0"/>
+          <w:iCs w:val="0"/>
+          <w:color w:val="851321" w:themeColor="accent6" w:themeShade="80"/>
+          <w:lang w:val="en-IN"/>
+        </w:rPr>
+        <w:t>node name</w:t>
+      </w:r>
+      <w:r>
+        <w:rPr>
+          <w:rFonts w:hint="default" w:ascii="Sitka Subheading" w:hAnsi="Sitka Subheading" w:cs="Sitka Subheading"/>
+          <w:b/>
+          <w:bCs/>
+          <w:i w:val="0"/>
+          <w:iCs w:val="0"/>
+          <w:color w:val="851321" w:themeColor="accent6" w:themeShade="80"/>
+          <w:lang w:val="en-IN"/>
+        </w:rPr>
+        <w:t>&gt; &lt;</w:t>
+      </w:r>
+      <w:r>
+        <w:rPr>
+          <w:rFonts w:hint="default" w:ascii="Sitka Subheading" w:hAnsi="Sitka Subheading" w:cs="Sitka Subheading"/>
+          <w:b w:val="0"/>
+          <w:bCs w:val="0"/>
+          <w:i w:val="0"/>
+          <w:iCs w:val="0"/>
+          <w:color w:val="851321" w:themeColor="accent6" w:themeShade="80"/>
+          <w:lang w:val="en-IN"/>
+        </w:rPr>
+        <w:t>key</w:t>
+      </w:r>
+      <w:r>
+        <w:rPr>
+          <w:rFonts w:hint="default" w:ascii="Sitka Subheading" w:hAnsi="Sitka Subheading" w:cs="Sitka Subheading"/>
+          <w:b/>
+          <w:bCs/>
+          <w:i w:val="0"/>
+          <w:iCs w:val="0"/>
+          <w:color w:val="851321" w:themeColor="accent6" w:themeShade="80"/>
+          <w:lang w:val="en-IN"/>
+        </w:rPr>
+        <w:t>&gt;=&lt;</w:t>
+      </w:r>
+      <w:r>
+        <w:rPr>
+          <w:rFonts w:hint="default" w:ascii="Sitka Subheading" w:hAnsi="Sitka Subheading" w:cs="Sitka Subheading"/>
+          <w:b w:val="0"/>
+          <w:bCs w:val="0"/>
+          <w:i w:val="0"/>
+          <w:iCs w:val="0"/>
+          <w:color w:val="851321" w:themeColor="accent6" w:themeShade="80"/>
+          <w:lang w:val="en-IN"/>
+        </w:rPr>
+        <w:t>value</w:t>
+      </w:r>
+      <w:r>
+        <w:rPr>
+          <w:rFonts w:hint="default" w:ascii="Sitka Subheading" w:hAnsi="Sitka Subheading" w:cs="Sitka Subheading"/>
+          <w:b/>
+          <w:bCs/>
+          <w:i w:val="0"/>
+          <w:iCs w:val="0"/>
+          <w:color w:val="851321" w:themeColor="accent6" w:themeShade="80"/>
+          <w:lang w:val="en-IN"/>
+        </w:rPr>
+        <w:t>&gt;:&lt;</w:t>
+      </w:r>
+      <w:r>
+        <w:rPr>
+          <w:rFonts w:hint="default" w:ascii="Sitka Subheading" w:hAnsi="Sitka Subheading" w:cs="Sitka Subheading"/>
+          <w:b w:val="0"/>
+          <w:bCs w:val="0"/>
+          <w:i w:val="0"/>
+          <w:iCs w:val="0"/>
+          <w:color w:val="851321" w:themeColor="accent6" w:themeShade="80"/>
+          <w:lang w:val="en-IN"/>
+        </w:rPr>
+        <w:t>taint effect</w:t>
+      </w:r>
+      <w:r>
+        <w:rPr>
+          <w:rFonts w:hint="default" w:ascii="Sitka Subheading" w:hAnsi="Sitka Subheading" w:cs="Sitka Subheading"/>
+          <w:b/>
+          <w:bCs/>
+          <w:i w:val="0"/>
+          <w:iCs w:val="0"/>
+          <w:color w:val="851321" w:themeColor="accent6" w:themeShade="80"/>
+          <w:lang w:val="en-IN"/>
+        </w:rPr>
+        <w:t>&gt;</w:t>
+      </w:r>
+      <w:r>
+        <w:rPr>
+          <w:rFonts w:hint="default" w:ascii="Sitka Subheading" w:hAnsi="Sitka Subheading" w:cs="Sitka Subheading"/>
+          <w:b/>
+          <w:bCs/>
+          <w:i w:val="0"/>
+          <w:iCs w:val="0"/>
+          <w:lang w:val="en-IN"/>
+        </w:rPr>
+        <w:br w:type="textWrapping"/>
+      </w:r>
+      <w:r>
+        <w:rPr>
+          <w:rFonts w:hint="default" w:ascii="Sitka Subheading" w:hAnsi="Sitka Subheading" w:cs="Sitka Subheading"/>
+          <w:b w:val="0"/>
+          <w:bCs w:val="0"/>
+          <w:i/>
+          <w:iCs/>
+          <w:lang w:val="en-IN"/>
+        </w:rPr>
+        <w:t>kubectl taint node node01 env=prod:NoSchedule</w:t>
+      </w:r>
+      <w:r>
+        <w:rPr>
+          <w:rFonts w:hint="default" w:ascii="Sitka Subheading" w:hAnsi="Sitka Subheading" w:cs="Sitka Subheading"/>
+          <w:b w:val="0"/>
+          <w:bCs w:val="0"/>
+          <w:i w:val="0"/>
+          <w:iCs w:val="0"/>
+          <w:lang w:val="en-IN"/>
+        </w:rPr>
+        <w:t xml:space="preserve"> </w:t>
+      </w:r>
+    </w:p>
+    <w:p>
+      <w:pPr>
+        <w:keepNext w:val="0"/>
+        <w:keepLines w:val="0"/>
+        <w:widowControl/>
+        <w:numPr>
+          <w:ilvl w:val="1"/>
+          <w:numId w:val="11"/>
+        </w:numPr>
+        <w:suppressLineNumbers w:val="0"/>
+        <w:spacing w:before="0" w:beforeAutospacing="0" w:after="0" w:afterAutospacing="0" w:line="360" w:lineRule="auto"/>
+        <w:ind w:left="840" w:leftChars="0" w:right="0" w:hanging="420" w:firstLineChars="0"/>
+        <w:jc w:val="left"/>
+        <w:rPr>
+          <w:rFonts w:hint="default" w:ascii="Sitka Subheading" w:hAnsi="Sitka Subheading" w:cs="Sitka Subheading"/>
+        </w:rPr>
+      </w:pPr>
+      <w:r>
+        <w:rPr>
+          <w:rFonts w:hint="default" w:ascii="Sitka Subheading" w:hAnsi="Sitka Subheading" w:cs="Sitka Subheading"/>
+          <w:b w:val="0"/>
+          <w:bCs w:val="0"/>
+          <w:i w:val="0"/>
+          <w:iCs w:val="0"/>
+          <w:lang w:val="en-IN"/>
+        </w:rPr>
+        <w:t xml:space="preserve">To remove taint, just append </w:t>
+      </w:r>
+      <w:r>
+        <w:rPr>
+          <w:rFonts w:hint="default" w:ascii="Sitka Subheading" w:hAnsi="Sitka Subheading" w:cs="Sitka Subheading"/>
+          <w:b/>
+          <w:bCs/>
+          <w:i w:val="0"/>
+          <w:iCs w:val="0"/>
+          <w:color w:val="851321" w:themeColor="accent6" w:themeShade="80"/>
+          <w:shd w:val="clear" w:color="FFFFFF" w:fill="D9D9D9"/>
+          <w:lang w:val="en-IN"/>
+        </w:rPr>
+        <w:t>-</w:t>
+      </w:r>
+      <w:r>
+        <w:rPr>
+          <w:rFonts w:hint="default" w:ascii="Sitka Subheading" w:hAnsi="Sitka Subheading" w:cs="Sitka Subheading"/>
+          <w:b w:val="0"/>
+          <w:bCs w:val="0"/>
+          <w:i w:val="0"/>
+          <w:iCs w:val="0"/>
+          <w:lang w:val="en-IN"/>
+        </w:rPr>
+        <w:t xml:space="preserve"> at the end.</w:t>
+      </w:r>
+      <w:r>
+        <w:rPr>
+          <w:rFonts w:hint="default" w:ascii="Sitka Subheading" w:hAnsi="Sitka Subheading" w:cs="Sitka Subheading"/>
+          <w:b w:val="0"/>
+          <w:bCs w:val="0"/>
+          <w:i w:val="0"/>
+          <w:iCs w:val="0"/>
+          <w:lang w:val="en-IN"/>
+        </w:rPr>
+        <w:br w:type="textWrapping"/>
+      </w:r>
+      <w:r>
+        <w:rPr>
+          <w:rFonts w:hint="default" w:ascii="Sitka Subheading" w:hAnsi="Sitka Subheading" w:cs="Sitka Subheading"/>
+          <w:b/>
+          <w:bCs/>
+          <w:i w:val="0"/>
+          <w:iCs w:val="0"/>
+          <w:color w:val="851321" w:themeColor="accent6" w:themeShade="80"/>
+          <w:lang w:val="en-IN"/>
+        </w:rPr>
+        <w:t>kubectl taint node &lt;</w:t>
+      </w:r>
+      <w:r>
+        <w:rPr>
+          <w:rFonts w:hint="default" w:ascii="Sitka Subheading" w:hAnsi="Sitka Subheading" w:cs="Sitka Subheading"/>
+          <w:b w:val="0"/>
+          <w:bCs w:val="0"/>
+          <w:i w:val="0"/>
+          <w:iCs w:val="0"/>
+          <w:color w:val="851321" w:themeColor="accent6" w:themeShade="80"/>
+          <w:lang w:val="en-IN"/>
+        </w:rPr>
+        <w:t>node name</w:t>
+      </w:r>
+      <w:r>
+        <w:rPr>
+          <w:rFonts w:hint="default" w:ascii="Sitka Subheading" w:hAnsi="Sitka Subheading" w:cs="Sitka Subheading"/>
+          <w:b/>
+          <w:bCs/>
+          <w:i w:val="0"/>
+          <w:iCs w:val="0"/>
+          <w:color w:val="851321" w:themeColor="accent6" w:themeShade="80"/>
+          <w:lang w:val="en-IN"/>
+        </w:rPr>
+        <w:t>&gt; &lt;</w:t>
+      </w:r>
+      <w:r>
+        <w:rPr>
+          <w:rFonts w:hint="default" w:ascii="Sitka Subheading" w:hAnsi="Sitka Subheading" w:cs="Sitka Subheading"/>
+          <w:b w:val="0"/>
+          <w:bCs w:val="0"/>
+          <w:i w:val="0"/>
+          <w:iCs w:val="0"/>
+          <w:color w:val="851321" w:themeColor="accent6" w:themeShade="80"/>
+          <w:lang w:val="en-IN"/>
+        </w:rPr>
+        <w:t>key</w:t>
+      </w:r>
+      <w:r>
+        <w:rPr>
+          <w:rFonts w:hint="default" w:ascii="Sitka Subheading" w:hAnsi="Sitka Subheading" w:cs="Sitka Subheading"/>
+          <w:b/>
+          <w:bCs/>
+          <w:i w:val="0"/>
+          <w:iCs w:val="0"/>
+          <w:color w:val="851321" w:themeColor="accent6" w:themeShade="80"/>
+          <w:lang w:val="en-IN"/>
+        </w:rPr>
+        <w:t>&gt;=&lt;</w:t>
+      </w:r>
+      <w:r>
+        <w:rPr>
+          <w:rFonts w:hint="default" w:ascii="Sitka Subheading" w:hAnsi="Sitka Subheading" w:cs="Sitka Subheading"/>
+          <w:b w:val="0"/>
+          <w:bCs w:val="0"/>
+          <w:i w:val="0"/>
+          <w:iCs w:val="0"/>
+          <w:color w:val="851321" w:themeColor="accent6" w:themeShade="80"/>
+          <w:lang w:val="en-IN"/>
+        </w:rPr>
+        <w:t>value</w:t>
+      </w:r>
+      <w:r>
+        <w:rPr>
+          <w:rFonts w:hint="default" w:ascii="Sitka Subheading" w:hAnsi="Sitka Subheading" w:cs="Sitka Subheading"/>
+          <w:b/>
+          <w:bCs/>
+          <w:i w:val="0"/>
+          <w:iCs w:val="0"/>
+          <w:color w:val="851321" w:themeColor="accent6" w:themeShade="80"/>
+          <w:lang w:val="en-IN"/>
+        </w:rPr>
+        <w:t>&gt;:&lt;</w:t>
+      </w:r>
+      <w:r>
+        <w:rPr>
+          <w:rFonts w:hint="default" w:ascii="Sitka Subheading" w:hAnsi="Sitka Subheading" w:cs="Sitka Subheading"/>
+          <w:b w:val="0"/>
+          <w:bCs w:val="0"/>
+          <w:i w:val="0"/>
+          <w:iCs w:val="0"/>
+          <w:color w:val="851321" w:themeColor="accent6" w:themeShade="80"/>
+          <w:lang w:val="en-IN"/>
+        </w:rPr>
+        <w:t>taint effect</w:t>
+      </w:r>
+      <w:r>
+        <w:rPr>
+          <w:rFonts w:hint="default" w:ascii="Sitka Subheading" w:hAnsi="Sitka Subheading" w:cs="Sitka Subheading"/>
+          <w:b/>
+          <w:bCs/>
+          <w:i w:val="0"/>
+          <w:iCs w:val="0"/>
+          <w:color w:val="851321" w:themeColor="accent6" w:themeShade="80"/>
+          <w:lang w:val="en-IN"/>
+        </w:rPr>
+        <w:t>&gt;</w:t>
+      </w:r>
+      <w:r>
+        <w:rPr>
+          <w:rFonts w:hint="default" w:ascii="Sitka Subheading" w:hAnsi="Sitka Subheading" w:cs="Sitka Subheading"/>
+          <w:b/>
+          <w:bCs/>
+          <w:i w:val="0"/>
+          <w:iCs w:val="0"/>
+          <w:color w:val="851321" w:themeColor="accent6" w:themeShade="80"/>
+          <w:shd w:val="clear" w:color="FFFFFF" w:fill="D9D9D9"/>
+          <w:lang w:val="en-IN"/>
+        </w:rPr>
+        <w:t>-</w:t>
+      </w:r>
+      <w:r>
+        <w:rPr>
+          <w:rFonts w:hint="default" w:ascii="Sitka Subheading" w:hAnsi="Sitka Subheading" w:cs="Sitka Subheading"/>
+          <w:b/>
+          <w:bCs/>
+          <w:i w:val="0"/>
+          <w:iCs w:val="0"/>
+          <w:shd w:val="clear" w:color="auto" w:fill="auto"/>
+          <w:lang w:val="en-IN"/>
+        </w:rPr>
+        <w:t xml:space="preserve">  </w:t>
+      </w:r>
+      <w:r>
+        <w:rPr>
+          <w:rFonts w:hint="default" w:ascii="Sitka Subheading" w:hAnsi="Sitka Subheading" w:cs="Sitka Subheading"/>
+          <w:b/>
+          <w:bCs/>
+          <w:i w:val="0"/>
+          <w:iCs w:val="0"/>
+          <w:shd w:val="clear" w:color="auto" w:fill="auto"/>
+          <w:lang w:val="en-IN"/>
+        </w:rPr>
+        <w:br w:type="textWrapping"/>
+      </w:r>
+      <w:r>
+        <w:rPr>
+          <w:rFonts w:hint="default" w:ascii="Sitka Subheading" w:hAnsi="Sitka Subheading" w:cs="Sitka Subheading"/>
+          <w:b w:val="0"/>
+          <w:bCs w:val="0"/>
+          <w:i/>
+          <w:iCs/>
+          <w:shd w:val="clear" w:color="auto" w:fill="auto"/>
+          <w:lang w:val="en-IN"/>
+        </w:rPr>
+        <w:t>kubectl taint node node01 env=prod:NoSchedule-</w:t>
+      </w:r>
+      <w:r>
+        <w:rPr>
+          <w:rFonts w:hint="default" w:ascii="Sitka Subheading" w:hAnsi="Sitka Subheading" w:cs="Sitka Subheading"/>
+          <w:b w:val="0"/>
+          <w:bCs w:val="0"/>
+          <w:i w:val="0"/>
+          <w:iCs w:val="0"/>
+          <w:shd w:val="clear" w:color="auto" w:fill="auto"/>
+          <w:lang w:val="en-IN"/>
+        </w:rPr>
+        <w:t xml:space="preserve"> (most specific)</w:t>
+      </w:r>
+      <w:r>
+        <w:rPr>
+          <w:rFonts w:hint="default" w:ascii="Sitka Subheading" w:hAnsi="Sitka Subheading" w:cs="Sitka Subheading"/>
+          <w:b w:val="0"/>
+          <w:bCs w:val="0"/>
+          <w:i w:val="0"/>
+          <w:iCs w:val="0"/>
+          <w:shd w:val="clear" w:color="auto" w:fill="auto"/>
+          <w:lang w:val="en-IN"/>
+        </w:rPr>
+        <w:br w:type="textWrapping"/>
+      </w:r>
+      <w:r>
+        <w:rPr>
+          <w:rFonts w:hint="default" w:ascii="Sitka Subheading" w:hAnsi="Sitka Subheading" w:cs="Sitka Subheading"/>
+          <w:b w:val="0"/>
+          <w:bCs w:val="0"/>
+          <w:i/>
+          <w:iCs/>
+          <w:shd w:val="clear" w:color="auto" w:fill="auto"/>
+          <w:lang w:val="en-IN"/>
+        </w:rPr>
+        <w:t>kubectl taint node node01 env=prod</w:t>
+      </w:r>
+      <w:r>
+        <w:rPr>
+          <w:rFonts w:hint="default" w:ascii="Sitka Subheading" w:hAnsi="Sitka Subheading" w:cs="Sitka Subheading"/>
+          <w:b/>
+          <w:bCs/>
+          <w:i/>
+          <w:iCs/>
+          <w:shd w:val="clear" w:color="auto" w:fill="auto"/>
+          <w:lang w:val="en-IN"/>
+        </w:rPr>
+        <w:t>-</w:t>
+      </w:r>
+      <w:r>
+        <w:rPr>
+          <w:rFonts w:hint="default" w:ascii="Sitka Subheading" w:hAnsi="Sitka Subheading" w:cs="Sitka Subheading"/>
+          <w:b w:val="0"/>
+          <w:bCs w:val="0"/>
+          <w:i w:val="0"/>
+          <w:iCs w:val="0"/>
+          <w:shd w:val="clear" w:color="auto" w:fill="auto"/>
+          <w:lang w:val="en-IN"/>
+        </w:rPr>
+        <w:t xml:space="preserve">  (less specific)</w:t>
+      </w:r>
+      <w:r>
+        <w:rPr>
+          <w:rFonts w:hint="default" w:ascii="Sitka Subheading" w:hAnsi="Sitka Subheading" w:cs="Sitka Subheading"/>
+          <w:b w:val="0"/>
+          <w:bCs w:val="0"/>
+          <w:i w:val="0"/>
+          <w:iCs w:val="0"/>
+          <w:shd w:val="clear" w:color="auto" w:fill="auto"/>
+          <w:lang w:val="en-IN"/>
+        </w:rPr>
+        <w:br w:type="textWrapping"/>
+      </w:r>
+      <w:r>
+        <w:rPr>
+          <w:rFonts w:hint="default" w:ascii="Sitka Subheading" w:hAnsi="Sitka Subheading" w:cs="Sitka Subheading"/>
+          <w:b w:val="0"/>
+          <w:bCs w:val="0"/>
+          <w:i/>
+          <w:iCs/>
+          <w:shd w:val="clear" w:color="auto" w:fill="auto"/>
+          <w:lang w:val="en-IN"/>
+        </w:rPr>
+        <w:t>kubectl taint node node01 env-</w:t>
+      </w:r>
+      <w:r>
+        <w:rPr>
+          <w:rFonts w:hint="default" w:ascii="Sitka Subheading" w:hAnsi="Sitka Subheading" w:cs="Sitka Subheading"/>
+          <w:b w:val="0"/>
+          <w:bCs w:val="0"/>
+          <w:i w:val="0"/>
+          <w:iCs w:val="0"/>
+          <w:shd w:val="clear" w:color="auto" w:fill="auto"/>
+          <w:lang w:val="en-IN"/>
+        </w:rPr>
+        <w:t xml:space="preserve">  (more less specific)</w:t>
+      </w:r>
+    </w:p>
+    <w:p>
+      <w:pPr>
+        <w:keepNext w:val="0"/>
+        <w:keepLines w:val="0"/>
+        <w:widowControl/>
+        <w:numPr>
+          <w:ilvl w:val="1"/>
+          <w:numId w:val="11"/>
+        </w:numPr>
+        <w:suppressLineNumbers w:val="0"/>
+        <w:spacing w:before="0" w:beforeAutospacing="0" w:after="0" w:afterAutospacing="0" w:line="360" w:lineRule="auto"/>
+        <w:ind w:left="840" w:leftChars="0" w:right="0" w:hanging="420" w:firstLineChars="0"/>
+        <w:jc w:val="left"/>
+        <w:rPr>
+          <w:rFonts w:hint="default" w:ascii="Sitka Subheading" w:hAnsi="Sitka Subheading" w:cs="Sitka Subheading"/>
+          <w:i/>
+          <w:iCs/>
+        </w:rPr>
+      </w:pPr>
+      <w:r>
+        <w:rPr>
+          <w:rFonts w:hint="default" w:ascii="Sitka Subheading" w:hAnsi="Sitka Subheading" w:cs="Sitka Subheading"/>
+          <w:b w:val="0"/>
+          <w:bCs w:val="0"/>
+          <w:i w:val="0"/>
+          <w:iCs w:val="0"/>
+          <w:shd w:val="clear" w:color="auto" w:fill="auto"/>
+          <w:lang w:val="en-IN"/>
+        </w:rPr>
+        <w:t xml:space="preserve">One node can have more than one same key-value pair taints; but </w:t>
+      </w:r>
+      <w:r>
+        <w:rPr>
+          <w:rFonts w:hint="default" w:ascii="Sitka Subheading" w:hAnsi="Sitka Subheading" w:cs="Sitka Subheading"/>
+          <w:b w:val="0"/>
+          <w:bCs w:val="0"/>
+          <w:i/>
+          <w:iCs/>
+          <w:shd w:val="clear" w:color="auto" w:fill="auto"/>
+          <w:lang w:val="en-IN"/>
+        </w:rPr>
+        <w:t>taint effect</w:t>
+      </w:r>
+      <w:r>
+        <w:rPr>
+          <w:rFonts w:hint="default" w:ascii="Sitka Subheading" w:hAnsi="Sitka Subheading" w:cs="Sitka Subheading"/>
+          <w:b w:val="0"/>
+          <w:bCs w:val="0"/>
+          <w:i w:val="0"/>
+          <w:iCs w:val="0"/>
+          <w:shd w:val="clear" w:color="auto" w:fill="auto"/>
+          <w:lang w:val="en-IN"/>
+        </w:rPr>
+        <w:t xml:space="preserve"> should be different.</w:t>
+      </w:r>
+      <w:r>
+        <w:rPr>
+          <w:rFonts w:hint="default" w:ascii="Sitka Subheading" w:hAnsi="Sitka Subheading" w:cs="Sitka Subheading"/>
+          <w:b w:val="0"/>
+          <w:bCs w:val="0"/>
+          <w:i w:val="0"/>
+          <w:iCs w:val="0"/>
+          <w:shd w:val="clear" w:color="auto" w:fill="auto"/>
+          <w:lang w:val="en-IN"/>
+        </w:rPr>
+        <w:br w:type="textWrapping"/>
+      </w:r>
+      <w:r>
+        <w:rPr>
+          <w:rFonts w:hint="default" w:ascii="Sitka Subheading" w:hAnsi="Sitka Subheading" w:cs="Sitka Subheading"/>
+          <w:b w:val="0"/>
+          <w:bCs w:val="0"/>
+          <w:i/>
+          <w:iCs/>
+          <w:shd w:val="clear" w:color="auto" w:fill="auto"/>
+          <w:lang w:val="en-IN"/>
+        </w:rPr>
+        <w:t>env=prod:NoSchedule</w:t>
+      </w:r>
+      <w:r>
+        <w:rPr>
+          <w:rFonts w:hint="default" w:ascii="Sitka Subheading" w:hAnsi="Sitka Subheading" w:cs="Sitka Subheading"/>
+          <w:b w:val="0"/>
+          <w:bCs w:val="0"/>
+          <w:i/>
+          <w:iCs/>
+          <w:shd w:val="clear" w:color="auto" w:fill="auto"/>
+          <w:lang w:val="en-IN"/>
+        </w:rPr>
+        <w:br w:type="textWrapping"/>
+      </w:r>
+      <w:r>
+        <w:rPr>
+          <w:rFonts w:hint="default" w:ascii="Sitka Subheading" w:hAnsi="Sitka Subheading" w:cs="Sitka Subheading"/>
+          <w:b w:val="0"/>
+          <w:bCs w:val="0"/>
+          <w:i/>
+          <w:iCs/>
+          <w:shd w:val="clear" w:color="auto" w:fill="auto"/>
+          <w:lang w:val="en-IN"/>
+        </w:rPr>
+        <w:t>env=prod:NoExecute</w:t>
+      </w:r>
+      <w:r>
+        <w:rPr>
+          <w:rFonts w:hint="default" w:ascii="Sitka Subheading" w:hAnsi="Sitka Subheading" w:cs="Sitka Subheading"/>
+          <w:b w:val="0"/>
+          <w:bCs w:val="0"/>
+          <w:i/>
+          <w:iCs/>
+          <w:shd w:val="clear" w:color="auto" w:fill="auto"/>
+          <w:lang w:val="en-IN"/>
+        </w:rPr>
+        <w:br w:type="textWrapping"/>
+      </w:r>
+      <w:r>
+        <w:rPr>
+          <w:rFonts w:hint="default" w:ascii="Sitka Subheading" w:hAnsi="Sitka Subheading" w:cs="Sitka Subheading"/>
+          <w:b w:val="0"/>
+          <w:bCs w:val="0"/>
+          <w:i/>
+          <w:iCs/>
+          <w:shd w:val="clear" w:color="auto" w:fill="auto"/>
+          <w:lang w:val="en-IN"/>
+        </w:rPr>
+        <w:t>env=prod:PreferNoSchedule</w:t>
+      </w:r>
+      <w:r>
+        <w:rPr>
+          <w:rFonts w:hint="default" w:ascii="Sitka Subheading" w:hAnsi="Sitka Subheading" w:cs="Sitka Subheading"/>
+          <w:b w:val="0"/>
+          <w:bCs w:val="0"/>
+          <w:i w:val="0"/>
+          <w:iCs w:val="0"/>
+          <w:shd w:val="clear" w:color="auto" w:fill="auto"/>
+          <w:lang w:val="en-IN"/>
+        </w:rPr>
+        <w:t xml:space="preserve"> </w:t>
+      </w:r>
+    </w:p>
+    <w:p>
+      <w:pPr>
+        <w:keepNext w:val="0"/>
+        <w:keepLines w:val="0"/>
+        <w:widowControl/>
+        <w:numPr>
+          <w:ilvl w:val="1"/>
+          <w:numId w:val="11"/>
+        </w:numPr>
+        <w:suppressLineNumbers w:val="0"/>
+        <w:spacing w:before="0" w:beforeAutospacing="0" w:after="0" w:afterAutospacing="0" w:line="360" w:lineRule="auto"/>
+        <w:ind w:left="840" w:leftChars="0" w:right="0" w:hanging="420" w:firstLineChars="0"/>
+        <w:jc w:val="left"/>
+        <w:rPr>
+          <w:rFonts w:hint="default" w:ascii="Sitka Subheading" w:hAnsi="Sitka Subheading" w:cs="Sitka Subheading"/>
+          <w:i w:val="0"/>
+          <w:iCs w:val="0"/>
+        </w:rPr>
+      </w:pPr>
+      <w:r>
+        <w:rPr>
+          <w:rFonts w:hint="default" w:ascii="Sitka Subheading" w:hAnsi="Sitka Subheading" w:cs="Sitka Subheading"/>
+          <w:i w:val="0"/>
+          <w:iCs w:val="0"/>
+          <w:lang w:val="en-IN"/>
+        </w:rPr>
+        <w:t>To tolerate the pod (</w:t>
+      </w:r>
+      <w:r>
+        <w:rPr>
+          <w:rFonts w:hint="default" w:ascii="Sitka Subheading" w:hAnsi="Sitka Subheading" w:cs="Sitka Subheading"/>
+          <w:i/>
+          <w:iCs/>
+          <w:lang w:val="en-IN"/>
+        </w:rPr>
+        <w:t>declarative method only</w:t>
+      </w:r>
+      <w:r>
+        <w:rPr>
+          <w:rFonts w:hint="default" w:ascii="Sitka Subheading" w:hAnsi="Sitka Subheading" w:cs="Sitka Subheading"/>
+          <w:i w:val="0"/>
+          <w:iCs w:val="0"/>
+          <w:lang w:val="en-IN"/>
+        </w:rPr>
+        <w:t xml:space="preserve">; </w:t>
+      </w:r>
+      <w:r>
+        <w:rPr>
+          <w:rFonts w:hint="default" w:ascii="Sitka Subheading" w:hAnsi="Sitka Subheading" w:cs="Sitka Subheading"/>
+          <w:i w:val="0"/>
+          <w:iCs w:val="0"/>
+          <w:strike/>
+          <w:dstrike w:val="0"/>
+          <w:lang w:val="en-IN"/>
+        </w:rPr>
+        <w:t>no imperative method</w:t>
+      </w:r>
+      <w:r>
+        <w:rPr>
+          <w:rFonts w:hint="default" w:ascii="Sitka Subheading" w:hAnsi="Sitka Subheading" w:cs="Sitka Subheading"/>
+          <w:i w:val="0"/>
+          <w:iCs w:val="0"/>
+          <w:lang w:val="en-IN"/>
+        </w:rPr>
+        <w:t>)</w:t>
+      </w:r>
+      <w:r>
+        <w:rPr>
+          <w:rFonts w:hint="default" w:ascii="Sitka Subheading" w:hAnsi="Sitka Subheading" w:cs="Sitka Subheading"/>
+          <w:i w:val="0"/>
+          <w:iCs w:val="0"/>
+          <w:lang w:val="en-IN"/>
+        </w:rPr>
+        <w:br w:type="textWrapping"/>
+      </w:r>
+      <w:r>
+        <w:rPr>
+          <w:rFonts w:hint="default" w:ascii="Sitka Subheading" w:hAnsi="Sitka Subheading" w:cs="Sitka Subheading"/>
+          <w:i w:val="0"/>
+          <w:iCs w:val="0"/>
+          <w:lang w:val="en-IN"/>
+        </w:rPr>
+        <w:t xml:space="preserve">update the field </w:t>
+      </w:r>
+      <w:r>
+        <w:rPr>
+          <w:rFonts w:hint="default" w:ascii="Sitka Subheading" w:hAnsi="Sitka Subheading" w:cs="Sitka Subheading"/>
+          <w:i/>
+          <w:iCs/>
+          <w:color w:val="18605A" w:themeColor="accent5" w:themeShade="80"/>
+          <w:u w:val="single"/>
+          <w:lang w:val="en-IN"/>
+        </w:rPr>
+        <w:t>pod.spec.tolerations</w:t>
+      </w:r>
+      <w:r>
+        <w:rPr>
+          <w:rFonts w:hint="default" w:ascii="Sitka Subheading" w:hAnsi="Sitka Subheading" w:cs="Sitka Subheading"/>
+          <w:i w:val="0"/>
+          <w:iCs w:val="0"/>
+          <w:lang w:val="en-IN"/>
+        </w:rPr>
+        <w:t xml:space="preserve">  [ it contains a list ]</w:t>
+      </w:r>
+      <w:r>
+        <w:rPr>
+          <w:rFonts w:hint="default" w:ascii="Sitka Subheading" w:hAnsi="Sitka Subheading" w:cs="Sitka Subheading"/>
+          <w:i w:val="0"/>
+          <w:iCs w:val="0"/>
+          <w:lang w:val="en-IN"/>
+        </w:rPr>
+        <w:br w:type="textWrapping"/>
+      </w:r>
+      <w:r>
+        <w:rPr>
+          <w:rFonts w:hint="default" w:ascii="Sitka Subheading" w:hAnsi="Sitka Subheading" w:cs="Sitka Subheading"/>
+        </w:rPr>
+        <w:drawing>
+          <wp:inline distT="0" distB="0" distL="114300" distR="114300">
+            <wp:extent cx="1497965" cy="1074420"/>
+            <wp:effectExtent l="0" t="0" r="635" b="5080"/>
+            <wp:docPr id="120" name="Picture 119"/>
+            <wp:cNvGraphicFramePr>
+              <a:graphicFrameLocks xmlns:a="http://schemas.openxmlformats.org/drawingml/2006/main" noChangeAspect="1"/>
+            </wp:cNvGraphicFramePr>
+            <a:graphic xmlns:a="http://schemas.openxmlformats.org/drawingml/2006/main">
+              <a:graphicData uri="http://schemas.openxmlformats.org/drawingml/2006/picture">
+                <pic:pic xmlns:pic="http://schemas.openxmlformats.org/drawingml/2006/picture">
+                  <pic:nvPicPr>
+                    <pic:cNvPr id="120" name="Picture 119"/>
+                    <pic:cNvPicPr>
+                      <a:picLocks noChangeAspect="1"/>
+                    </pic:cNvPicPr>
+                  </pic:nvPicPr>
+                  <pic:blipFill>
+                    <a:blip r:embed="rId7"/>
+                    <a:stretch>
+                      <a:fillRect/>
+                    </a:stretch>
+                  </pic:blipFill>
+                  <pic:spPr>
+                    <a:xfrm>
+                      <a:off x="0" y="0"/>
+                      <a:ext cx="1497965" cy="1074420"/>
+                    </a:xfrm>
+                    <a:prstGeom prst="rect">
+                      <a:avLst/>
+                    </a:prstGeom>
+                    <a:noFill/>
+                    <a:ln>
+                      <a:noFill/>
+                    </a:ln>
+                  </pic:spPr>
+                </pic:pic>
+              </a:graphicData>
+            </a:graphic>
+          </wp:inline>
+        </w:drawing>
+      </w:r>
+      <w:r>
+        <w:rPr>
+          <w:rFonts w:hint="default" w:ascii="Sitka Subheading" w:hAnsi="Sitka Subheading" w:cs="Sitka Subheading"/>
+          <w:lang w:val="en-IN"/>
+        </w:rPr>
+        <w:t xml:space="preserve"> operators: </w:t>
+      </w:r>
+      <w:r>
+        <w:rPr>
+          <w:rFonts w:hint="default" w:ascii="Sitka Subheading" w:hAnsi="Sitka Subheading" w:cs="Sitka Subheading"/>
+          <w:i/>
+          <w:iCs/>
+          <w:lang w:val="en-IN"/>
+        </w:rPr>
+        <w:t>Equal, Exists, Gt, Lt</w:t>
+      </w:r>
+      <w:r>
+        <w:rPr>
+          <w:rFonts w:hint="default" w:ascii="Sitka Subheading" w:hAnsi="Sitka Subheading" w:cs="Sitka Subheading"/>
+          <w:i/>
+          <w:iCs/>
+          <w:lang w:val="en-IN"/>
+        </w:rPr>
+        <w:br w:type="textWrapping"/>
+      </w:r>
+      <w:r>
+        <w:rPr>
+          <w:rFonts w:hint="default" w:ascii="Sitka Subheading" w:hAnsi="Sitka Subheading" w:cs="Sitka Subheading"/>
+          <w:i w:val="0"/>
+          <w:iCs w:val="0"/>
+          <w:shd w:val="clear" w:color="FFFFFF" w:fill="D9D9D9"/>
+          <w:lang w:val="en-IN"/>
+        </w:rPr>
+        <w:t>double quote is mandatory here.</w:t>
+      </w:r>
+    </w:p>
+    <w:p>
+      <w:pPr>
+        <w:keepNext w:val="0"/>
+        <w:keepLines w:val="0"/>
+        <w:widowControl/>
+        <w:numPr>
+          <w:ilvl w:val="1"/>
+          <w:numId w:val="11"/>
+        </w:numPr>
+        <w:suppressLineNumbers w:val="0"/>
+        <w:spacing w:before="0" w:beforeAutospacing="0" w:after="0" w:afterAutospacing="0" w:line="360" w:lineRule="auto"/>
+        <w:ind w:left="840" w:leftChars="0" w:right="0" w:hanging="420" w:firstLineChars="0"/>
+        <w:jc w:val="left"/>
+        <w:rPr>
+          <w:rFonts w:hint="default" w:ascii="Sitka Subheading" w:hAnsi="Sitka Subheading" w:cs="Sitka Subheading"/>
+          <w:i w:val="0"/>
+          <w:iCs w:val="0"/>
+        </w:rPr>
+      </w:pPr>
+      <w:r>
+        <w:rPr>
+          <w:rFonts w:hint="default" w:ascii="Sitka Subheading" w:hAnsi="Sitka Subheading" w:cs="Sitka Subheading"/>
+          <w:i w:val="0"/>
+          <w:iCs w:val="0"/>
+          <w:lang w:val="en-IN"/>
+        </w:rPr>
+        <w:t>Taint effects:</w:t>
+      </w:r>
+    </w:p>
+    <w:p>
+      <w:pPr>
+        <w:keepNext w:val="0"/>
+        <w:keepLines w:val="0"/>
+        <w:widowControl/>
+        <w:numPr>
+          <w:ilvl w:val="2"/>
+          <w:numId w:val="11"/>
+        </w:numPr>
+        <w:suppressLineNumbers w:val="0"/>
+        <w:spacing w:before="0" w:beforeAutospacing="0" w:after="0" w:afterAutospacing="0" w:line="360" w:lineRule="auto"/>
+        <w:ind w:left="1260" w:leftChars="0" w:right="0" w:hanging="420" w:firstLineChars="0"/>
+        <w:jc w:val="left"/>
+        <w:rPr>
+          <w:rFonts w:hint="default" w:ascii="Sitka Subheading" w:hAnsi="Sitka Subheading" w:cs="Sitka Subheading"/>
+          <w:i w:val="0"/>
+          <w:iCs w:val="0"/>
+        </w:rPr>
+      </w:pPr>
+      <w:r>
+        <w:rPr>
+          <w:rFonts w:hint="default" w:ascii="Sitka Subheading" w:hAnsi="Sitka Subheading" w:cs="Sitka Subheading"/>
+          <w:i w:val="0"/>
+          <w:iCs w:val="0"/>
+          <w:color w:val="18605A" w:themeColor="accent5" w:themeShade="80"/>
+          <w:u w:val="single"/>
+          <w:lang w:val="en-IN"/>
+        </w:rPr>
+        <w:t>NoSchedule</w:t>
+      </w:r>
+      <w:r>
+        <w:rPr>
+          <w:rFonts w:hint="default" w:ascii="Sitka Subheading" w:hAnsi="Sitka Subheading" w:cs="Sitka Subheading"/>
+          <w:i w:val="0"/>
+          <w:iCs w:val="0"/>
+          <w:lang w:val="en-IN"/>
+        </w:rPr>
+        <w:t>: all current pods will present; non-tolerated pod will not be scheduled.</w:t>
+      </w:r>
+    </w:p>
+    <w:p>
+      <w:pPr>
+        <w:keepNext w:val="0"/>
+        <w:keepLines w:val="0"/>
+        <w:widowControl/>
+        <w:numPr>
+          <w:ilvl w:val="2"/>
+          <w:numId w:val="11"/>
+        </w:numPr>
+        <w:suppressLineNumbers w:val="0"/>
+        <w:spacing w:before="0" w:beforeAutospacing="0" w:after="0" w:afterAutospacing="0" w:line="360" w:lineRule="auto"/>
+        <w:ind w:left="1260" w:leftChars="0" w:right="0" w:hanging="420" w:firstLineChars="0"/>
+        <w:jc w:val="left"/>
+        <w:rPr>
+          <w:rFonts w:hint="default" w:ascii="Sitka Subheading" w:hAnsi="Sitka Subheading" w:cs="Sitka Subheading"/>
+          <w:i w:val="0"/>
+          <w:iCs w:val="0"/>
+        </w:rPr>
+      </w:pPr>
+      <w:r>
+        <w:rPr>
+          <w:rFonts w:hint="default" w:ascii="Sitka Subheading" w:hAnsi="Sitka Subheading" w:cs="Sitka Subheading"/>
+          <w:i w:val="0"/>
+          <w:iCs w:val="0"/>
+          <w:color w:val="18605A" w:themeColor="accent5" w:themeShade="80"/>
+          <w:u w:val="single"/>
+          <w:lang w:val="en-IN"/>
+        </w:rPr>
+        <w:t>PreferNoSchedule</w:t>
+      </w:r>
+      <w:r>
+        <w:rPr>
+          <w:rFonts w:hint="default" w:ascii="Sitka Subheading" w:hAnsi="Sitka Subheading" w:cs="Sitka Subheading"/>
+          <w:i w:val="0"/>
+          <w:iCs w:val="0"/>
+          <w:lang w:val="en-IN"/>
+        </w:rPr>
+        <w:t>: all current pods will present; non-tolerated pod might be scheduled in case of no other option.</w:t>
+      </w:r>
+    </w:p>
+    <w:p>
+      <w:pPr>
+        <w:keepNext w:val="0"/>
+        <w:keepLines w:val="0"/>
+        <w:widowControl/>
+        <w:numPr>
+          <w:ilvl w:val="2"/>
+          <w:numId w:val="11"/>
+        </w:numPr>
+        <w:suppressLineNumbers w:val="0"/>
+        <w:spacing w:before="0" w:beforeAutospacing="0" w:after="0" w:afterAutospacing="0" w:line="360" w:lineRule="auto"/>
+        <w:ind w:left="1260" w:leftChars="0" w:right="0" w:hanging="420" w:firstLineChars="0"/>
+        <w:jc w:val="left"/>
+        <w:rPr>
+          <w:rFonts w:hint="default" w:ascii="Sitka Subheading" w:hAnsi="Sitka Subheading" w:cs="Sitka Subheading"/>
+          <w:i w:val="0"/>
+          <w:iCs w:val="0"/>
+        </w:rPr>
+      </w:pPr>
+      <w:r>
+        <w:rPr>
+          <w:rFonts w:hint="default" w:ascii="Sitka Subheading" w:hAnsi="Sitka Subheading" w:cs="Sitka Subheading"/>
+          <w:i w:val="0"/>
+          <w:iCs w:val="0"/>
+          <w:color w:val="18605A" w:themeColor="accent5" w:themeShade="80"/>
+          <w:u w:val="single"/>
+          <w:lang w:val="en-IN"/>
+        </w:rPr>
+        <w:t>NoExecute</w:t>
+      </w:r>
+      <w:r>
+        <w:rPr>
+          <w:rFonts w:hint="default" w:ascii="Sitka Subheading" w:hAnsi="Sitka Subheading" w:cs="Sitka Subheading"/>
+          <w:i w:val="0"/>
+          <w:iCs w:val="0"/>
+          <w:lang w:val="en-IN"/>
+        </w:rPr>
+        <w:t>: all current non-tolerated pod will be removed; non-tolerated pod will not be scheduled.</w:t>
       </w:r>
     </w:p>
     <w:p>
@@ -4759,19 +6171,4982 @@
         <w:jc w:val="left"/>
         <w:rPr>
           <w:rFonts w:hint="default" w:ascii="Sitka Subheading" w:hAnsi="Sitka Subheading" w:cs="Sitka Subheading"/>
+          <w:i w:val="0"/>
+          <w:iCs w:val="0"/>
         </w:rPr>
       </w:pPr>
       <w:r>
         <w:rPr>
+          <w:rFonts w:hint="default" w:ascii="Sitka Subheading" w:hAnsi="Sitka Subheading" w:cs="Sitka Subheading"/>
+          <w:i w:val="0"/>
+          <w:iCs w:val="0"/>
+          <w:lang w:val="en-IN"/>
+        </w:rPr>
+        <w:t xml:space="preserve">nodeSelector </w:t>
+      </w:r>
+    </w:p>
+    <w:p>
+      <w:pPr>
+        <w:keepNext w:val="0"/>
+        <w:keepLines w:val="0"/>
+        <w:widowControl/>
+        <w:numPr>
+          <w:ilvl w:val="1"/>
+          <w:numId w:val="11"/>
+        </w:numPr>
+        <w:suppressLineNumbers w:val="0"/>
+        <w:spacing w:before="0" w:beforeAutospacing="0" w:after="0" w:afterAutospacing="0" w:line="360" w:lineRule="auto"/>
+        <w:ind w:left="840" w:leftChars="0" w:right="0" w:hanging="420" w:firstLineChars="0"/>
+        <w:jc w:val="left"/>
+        <w:rPr>
+          <w:rFonts w:hint="default" w:ascii="Sitka Subheading" w:hAnsi="Sitka Subheading" w:cs="Sitka Subheading"/>
+          <w:i w:val="0"/>
+          <w:iCs w:val="0"/>
+        </w:rPr>
+      </w:pPr>
+      <w:r>
+        <w:rPr>
+          <w:rFonts w:hint="default" w:ascii="Sitka Subheading" w:hAnsi="Sitka Subheading" w:cs="Sitka Subheading"/>
+          <w:i/>
+          <w:iCs/>
+          <w:color w:val="18605A" w:themeColor="accent5" w:themeShade="80"/>
+          <w:u w:val="single"/>
+          <w:lang w:val="en-IN"/>
+        </w:rPr>
+        <w:t>pod.spec.nodeSelector</w:t>
+      </w:r>
+      <w:r>
+        <w:rPr>
+          <w:rFonts w:hint="default" w:ascii="Sitka Subheading" w:hAnsi="Sitka Subheading" w:cs="Sitka Subheading"/>
+          <w:i w:val="0"/>
+          <w:iCs w:val="0"/>
+          <w:lang w:val="en-IN"/>
+        </w:rPr>
+        <w:t xml:space="preserve"> contains the labels (key:value pairs)</w:t>
+      </w:r>
+      <w:r>
+        <w:rPr>
+          <w:rFonts w:hint="default" w:ascii="Sitka Subheading" w:hAnsi="Sitka Subheading" w:cs="Sitka Subheading"/>
+          <w:i w:val="0"/>
+          <w:iCs w:val="0"/>
+          <w:lang w:val="en-IN"/>
+        </w:rPr>
+        <w:br w:type="textWrapping"/>
+      </w:r>
+      <w:r>
+        <w:rPr>
+          <w:rFonts w:hint="default" w:ascii="Sitka Subheading" w:hAnsi="Sitka Subheading" w:cs="Sitka Subheading"/>
+          <w:i/>
+          <w:iCs/>
+          <w:u w:val="single"/>
+          <w:lang w:val="en-IN"/>
+        </w:rPr>
+        <w:t>all</w:t>
+      </w:r>
+      <w:r>
+        <w:rPr>
+          <w:rFonts w:hint="default" w:ascii="Sitka Subheading" w:hAnsi="Sitka Subheading" w:cs="Sitka Subheading"/>
+          <w:i w:val="0"/>
+          <w:iCs w:val="0"/>
+          <w:lang w:val="en-IN"/>
+        </w:rPr>
+        <w:t xml:space="preserve"> the labels matches with the node =&gt; node is scheduled to this pod.</w:t>
+      </w:r>
+      <w:r>
+        <w:rPr>
+          <w:rFonts w:hint="default" w:ascii="Sitka Subheading" w:hAnsi="Sitka Subheading" w:cs="Sitka Subheading"/>
+          <w:i w:val="0"/>
+          <w:iCs w:val="0"/>
+          <w:lang w:val="en-IN"/>
+        </w:rPr>
+        <w:br w:type="textWrapping"/>
+      </w:r>
+      <w:r>
+        <w:rPr>
+          <w:rFonts w:hint="default" w:ascii="Sitka Subheading" w:hAnsi="Sitka Subheading" w:cs="Sitka Subheading"/>
+        </w:rPr>
+        <w:drawing>
+          <wp:inline distT="0" distB="0" distL="114300" distR="114300">
+            <wp:extent cx="1585595" cy="476885"/>
+            <wp:effectExtent l="0" t="0" r="0" b="0"/>
+            <wp:docPr id="124" name="Picture 123"/>
+            <wp:cNvGraphicFramePr>
+              <a:graphicFrameLocks xmlns:a="http://schemas.openxmlformats.org/drawingml/2006/main" noChangeAspect="1"/>
+            </wp:cNvGraphicFramePr>
+            <a:graphic xmlns:a="http://schemas.openxmlformats.org/drawingml/2006/main">
+              <a:graphicData uri="http://schemas.openxmlformats.org/drawingml/2006/picture">
+                <pic:pic xmlns:pic="http://schemas.openxmlformats.org/drawingml/2006/picture">
+                  <pic:nvPicPr>
+                    <pic:cNvPr id="124" name="Picture 123"/>
+                    <pic:cNvPicPr>
+                      <a:picLocks noChangeAspect="1"/>
+                    </pic:cNvPicPr>
+                  </pic:nvPicPr>
+                  <pic:blipFill>
+                    <a:blip r:embed="rId8"/>
+                    <a:srcRect t="39547" b="40679"/>
+                    <a:stretch>
+                      <a:fillRect/>
+                    </a:stretch>
+                  </pic:blipFill>
+                  <pic:spPr>
+                    <a:xfrm>
+                      <a:off x="0" y="0"/>
+                      <a:ext cx="1585595" cy="476885"/>
+                    </a:xfrm>
+                    <a:prstGeom prst="rect">
+                      <a:avLst/>
+                    </a:prstGeom>
+                    <a:noFill/>
+                    <a:ln>
+                      <a:noFill/>
+                    </a:ln>
+                  </pic:spPr>
+                </pic:pic>
+              </a:graphicData>
+            </a:graphic>
+          </wp:inline>
+        </w:drawing>
+      </w:r>
+    </w:p>
+    <w:p>
+      <w:pPr>
+        <w:keepNext w:val="0"/>
+        <w:keepLines w:val="0"/>
+        <w:widowControl/>
+        <w:numPr>
+          <w:ilvl w:val="0"/>
+          <w:numId w:val="11"/>
+        </w:numPr>
+        <w:suppressLineNumbers w:val="0"/>
+        <w:spacing w:before="0" w:beforeAutospacing="0" w:after="0" w:afterAutospacing="0" w:line="360" w:lineRule="auto"/>
+        <w:ind w:left="420" w:leftChars="0" w:right="0" w:hanging="420" w:firstLineChars="0"/>
+        <w:jc w:val="left"/>
+        <w:rPr>
+          <w:rFonts w:hint="default" w:ascii="Sitka Subheading" w:hAnsi="Sitka Subheading" w:cs="Sitka Subheading"/>
+          <w:i w:val="0"/>
+          <w:iCs w:val="0"/>
+        </w:rPr>
+      </w:pPr>
+      <w:r>
+        <w:rPr>
+          <w:rFonts w:hint="default" w:ascii="Sitka Subheading" w:hAnsi="Sitka Subheading" w:cs="Sitka Subheading"/>
+          <w:i w:val="0"/>
+          <w:iCs w:val="0"/>
+        </w:rPr>
+        <w:t>nodeAffinity</w:t>
+      </w:r>
+    </w:p>
+    <w:p>
+      <w:pPr>
+        <w:keepNext w:val="0"/>
+        <w:keepLines w:val="0"/>
+        <w:widowControl/>
+        <w:numPr>
+          <w:ilvl w:val="1"/>
+          <w:numId w:val="11"/>
+        </w:numPr>
+        <w:suppressLineNumbers w:val="0"/>
+        <w:spacing w:before="0" w:beforeAutospacing="0" w:after="0" w:afterAutospacing="0" w:line="360" w:lineRule="auto"/>
+        <w:ind w:left="840" w:leftChars="0" w:right="0" w:hanging="420" w:firstLineChars="0"/>
+        <w:jc w:val="left"/>
+        <w:rPr>
+          <w:rFonts w:hint="default" w:ascii="Sitka Subheading" w:hAnsi="Sitka Subheading" w:cs="Sitka Subheading"/>
+          <w:i w:val="0"/>
+          <w:iCs w:val="0"/>
+        </w:rPr>
+      </w:pPr>
+      <w:r>
+        <w:rPr>
+          <w:rFonts w:hint="default" w:ascii="Sitka Subheading" w:hAnsi="Sitka Subheading" w:cs="Sitka Subheading"/>
+          <w:i/>
+          <w:iCs/>
+          <w:color w:val="18605A" w:themeColor="accent5" w:themeShade="80"/>
+          <w:u w:val="single"/>
+          <w:lang w:val="en-IN"/>
+        </w:rPr>
+        <w:t>pod.spec.affinity.nodeAffinity</w:t>
+      </w:r>
+      <w:r>
+        <w:rPr>
+          <w:rFonts w:hint="default" w:ascii="Sitka Subheading" w:hAnsi="Sitka Subheading" w:cs="Sitka Subheading"/>
+          <w:i w:val="0"/>
+          <w:iCs w:val="0"/>
+          <w:lang w:val="en-IN"/>
+        </w:rPr>
+        <w:t xml:space="preserve"> has to be updated.</w:t>
+      </w:r>
+      <w:r>
+        <w:rPr>
+          <w:rFonts w:hint="default" w:ascii="Sitka Subheading" w:hAnsi="Sitka Subheading" w:cs="Sitka Subheading"/>
+          <w:i w:val="0"/>
+          <w:iCs w:val="0"/>
+          <w:lang w:val="en-IN"/>
+        </w:rPr>
+        <w:br w:type="textWrapping"/>
+      </w:r>
+      <w:r>
+        <w:rPr>
+          <w:rFonts w:hint="default" w:ascii="Sitka Subheading" w:hAnsi="Sitka Subheading" w:cs="Sitka Subheading"/>
+          <w:i/>
+          <w:iCs/>
+          <w:lang w:val="en-IN"/>
+        </w:rPr>
+        <w:t>nodeAffinity</w:t>
+      </w:r>
+      <w:r>
+        <w:rPr>
+          <w:rFonts w:hint="default" w:ascii="Sitka Subheading" w:hAnsi="Sitka Subheading" w:cs="Sitka Subheading"/>
+          <w:i w:val="0"/>
+          <w:iCs w:val="0"/>
+          <w:lang w:val="en-IN"/>
+        </w:rPr>
+        <w:t xml:space="preserve"> support complex queries like DoesNotExist, Exists, Gt, In, Lt, NotIn </w:t>
+      </w:r>
+      <w:r>
+        <w:rPr>
+          <w:rFonts w:hint="default" w:ascii="Sitka Subheading" w:hAnsi="Sitka Subheading" w:cs="Sitka Subheading"/>
+          <w:i w:val="0"/>
+          <w:iCs w:val="0"/>
+          <w:lang w:val="en-IN"/>
+        </w:rPr>
+        <w:br w:type="textWrapping"/>
+      </w:r>
+      <w:r>
+        <w:rPr>
+          <w:rFonts w:hint="default" w:ascii="Sitka Subheading" w:hAnsi="Sitka Subheading" w:cs="Sitka Subheading"/>
+          <w:i w:val="0"/>
+          <w:iCs w:val="0"/>
+          <w:lang w:val="en-IN"/>
+        </w:rPr>
+        <w:t xml:space="preserve">which was not possible in </w:t>
+      </w:r>
+      <w:r>
+        <w:rPr>
+          <w:rFonts w:hint="default" w:ascii="Sitka Subheading" w:hAnsi="Sitka Subheading" w:cs="Sitka Subheading"/>
+          <w:i/>
+          <w:iCs/>
+          <w:color w:val="18605A" w:themeColor="accent5" w:themeShade="80"/>
+          <w:u w:val="single"/>
+          <w:lang w:val="en-IN"/>
+        </w:rPr>
+        <w:t>nodeSelector</w:t>
+      </w:r>
+      <w:r>
+        <w:rPr>
+          <w:rFonts w:hint="default" w:ascii="Sitka Subheading" w:hAnsi="Sitka Subheading" w:cs="Sitka Subheading"/>
+          <w:i w:val="0"/>
+          <w:iCs w:val="0"/>
+          <w:lang w:val="en-IN"/>
+        </w:rPr>
+        <w:t xml:space="preserve"> </w:t>
+      </w:r>
+    </w:p>
+    <w:p>
+      <w:pPr>
+        <w:keepNext w:val="0"/>
+        <w:keepLines w:val="0"/>
+        <w:widowControl/>
+        <w:numPr>
+          <w:ilvl w:val="1"/>
+          <w:numId w:val="11"/>
+        </w:numPr>
+        <w:suppressLineNumbers w:val="0"/>
+        <w:spacing w:before="0" w:beforeAutospacing="0" w:after="0" w:afterAutospacing="0" w:line="360" w:lineRule="auto"/>
+        <w:ind w:left="840" w:leftChars="0" w:right="0" w:hanging="420" w:firstLineChars="0"/>
+        <w:jc w:val="left"/>
+        <w:rPr>
+          <w:rFonts w:hint="default" w:ascii="Sitka Subheading" w:hAnsi="Sitka Subheading" w:cs="Sitka Subheading"/>
+          <w:i w:val="0"/>
+          <w:iCs w:val="0"/>
+        </w:rPr>
+      </w:pPr>
+      <w:r>
+        <w:rPr>
+          <w:rFonts w:hint="default" w:ascii="Sitka Subheading" w:hAnsi="Sitka Subheading" w:cs="Sitka Subheading"/>
+          <w:i w:val="0"/>
+          <w:iCs w:val="0"/>
+          <w:lang w:val="en-IN"/>
+        </w:rPr>
+        <w:t>nodeAffinity is of 2 types:</w:t>
+      </w:r>
+    </w:p>
+    <w:p>
+      <w:pPr>
+        <w:keepNext w:val="0"/>
+        <w:keepLines w:val="0"/>
+        <w:widowControl/>
+        <w:numPr>
+          <w:ilvl w:val="2"/>
+          <w:numId w:val="11"/>
+        </w:numPr>
+        <w:suppressLineNumbers w:val="0"/>
+        <w:spacing w:before="0" w:beforeAutospacing="0" w:after="0" w:afterAutospacing="0" w:line="360" w:lineRule="auto"/>
+        <w:ind w:left="1260" w:leftChars="0" w:right="0" w:hanging="420" w:firstLineChars="0"/>
+        <w:jc w:val="left"/>
+        <w:rPr>
+          <w:rFonts w:hint="default" w:ascii="Sitka Subheading" w:hAnsi="Sitka Subheading" w:cs="Sitka Subheading"/>
+          <w:i w:val="0"/>
+          <w:iCs w:val="0"/>
+        </w:rPr>
+      </w:pPr>
+      <w:r>
+        <w:rPr>
+          <w:rFonts w:hint="default" w:ascii="Sitka Subheading" w:hAnsi="Sitka Subheading" w:cs="Sitka Subheading"/>
+          <w:i/>
+          <w:iCs/>
+          <w:color w:val="18605A" w:themeColor="accent5" w:themeShade="80"/>
+          <w:u w:val="single"/>
+          <w:lang w:val="en-IN"/>
+        </w:rPr>
+        <w:t>requiredDuringSchedulingIgnoredDuringExecution</w:t>
+      </w:r>
+      <w:r>
+        <w:rPr>
+          <w:rFonts w:hint="default" w:ascii="Sitka Subheading" w:hAnsi="Sitka Subheading" w:cs="Sitka Subheading"/>
+          <w:i w:val="0"/>
+          <w:iCs w:val="0"/>
+          <w:lang w:val="en-IN"/>
+        </w:rPr>
+        <w:t xml:space="preserve"> [ HARD rule ]</w:t>
+      </w:r>
+    </w:p>
+    <w:p>
+      <w:pPr>
+        <w:keepNext w:val="0"/>
+        <w:keepLines w:val="0"/>
+        <w:widowControl/>
+        <w:numPr>
+          <w:ilvl w:val="2"/>
+          <w:numId w:val="11"/>
+        </w:numPr>
+        <w:suppressLineNumbers w:val="0"/>
+        <w:spacing w:before="0" w:beforeAutospacing="0" w:after="0" w:afterAutospacing="0" w:line="360" w:lineRule="auto"/>
+        <w:ind w:left="1260" w:leftChars="0" w:right="0" w:hanging="420" w:firstLineChars="0"/>
+        <w:jc w:val="left"/>
+        <w:rPr>
+          <w:rFonts w:hint="default" w:ascii="Sitka Subheading" w:hAnsi="Sitka Subheading" w:cs="Sitka Subheading"/>
+          <w:i w:val="0"/>
+          <w:iCs w:val="0"/>
+        </w:rPr>
+      </w:pPr>
+      <w:r>
+        <w:rPr>
+          <w:rFonts w:hint="default" w:ascii="Sitka Subheading" w:hAnsi="Sitka Subheading" w:cs="Sitka Subheading"/>
+          <w:i/>
+          <w:iCs/>
+          <w:color w:val="18605A" w:themeColor="accent5" w:themeShade="80"/>
+          <w:u w:val="single"/>
+          <w:lang w:val="en-IN"/>
+        </w:rPr>
+        <w:t>preferredDuringSchedulingIgnoredDuringExecution</w:t>
+      </w:r>
+      <w:r>
+        <w:rPr>
+          <w:rFonts w:hint="default" w:ascii="Sitka Subheading" w:hAnsi="Sitka Subheading" w:cs="Sitka Subheading"/>
+          <w:i w:val="0"/>
+          <w:iCs w:val="0"/>
+          <w:color w:val="auto"/>
+          <w:u w:val="none"/>
+          <w:lang w:val="en-IN"/>
+        </w:rPr>
+        <w:t xml:space="preserve"> [ SOT rule (Scored basis) ]</w:t>
+      </w:r>
+    </w:p>
+    <w:p>
+      <w:pPr>
+        <w:keepNext w:val="0"/>
+        <w:keepLines w:val="0"/>
+        <w:widowControl/>
+        <w:numPr>
+          <w:ilvl w:val="1"/>
+          <w:numId w:val="11"/>
+        </w:numPr>
+        <w:suppressLineNumbers w:val="0"/>
+        <w:spacing w:before="0" w:beforeAutospacing="0" w:after="0" w:afterAutospacing="0" w:line="360" w:lineRule="auto"/>
+        <w:ind w:left="840" w:leftChars="0" w:right="0" w:hanging="420" w:firstLineChars="0"/>
+        <w:jc w:val="left"/>
+        <w:rPr>
+          <w:rFonts w:hint="default" w:ascii="Sitka Subheading" w:hAnsi="Sitka Subheading" w:cs="Sitka Subheading"/>
+          <w:i w:val="0"/>
+          <w:iCs w:val="0"/>
+        </w:rPr>
+      </w:pPr>
+      <w:r>
+        <w:rPr>
+          <w:rFonts w:hint="default" w:ascii="Sitka Subheading" w:hAnsi="Sitka Subheading" w:cs="Sitka Subheading"/>
+        </w:rPr>
+        <w:drawing>
+          <wp:inline distT="0" distB="0" distL="114300" distR="114300">
+            <wp:extent cx="3907790" cy="2115820"/>
+            <wp:effectExtent l="0" t="0" r="3810" b="5080"/>
+            <wp:docPr id="2" name="Picture 2"/>
+            <wp:cNvGraphicFramePr>
+              <a:graphicFrameLocks xmlns:a="http://schemas.openxmlformats.org/drawingml/2006/main" noChangeAspect="1"/>
+            </wp:cNvGraphicFramePr>
+            <a:graphic xmlns:a="http://schemas.openxmlformats.org/drawingml/2006/main">
+              <a:graphicData uri="http://schemas.openxmlformats.org/drawingml/2006/picture">
+                <pic:pic xmlns:pic="http://schemas.openxmlformats.org/drawingml/2006/picture">
+                  <pic:nvPicPr>
+                    <pic:cNvPr id="2" name="Picture 2"/>
+                    <pic:cNvPicPr>
+                      <a:picLocks noChangeAspect="1"/>
+                    </pic:cNvPicPr>
+                  </pic:nvPicPr>
+                  <pic:blipFill>
+                    <a:blip r:embed="rId9"/>
+                    <a:stretch>
+                      <a:fillRect/>
+                    </a:stretch>
+                  </pic:blipFill>
+                  <pic:spPr>
+                    <a:xfrm>
+                      <a:off x="0" y="0"/>
+                      <a:ext cx="3907790" cy="2115820"/>
+                    </a:xfrm>
+                    <a:prstGeom prst="rect">
+                      <a:avLst/>
+                    </a:prstGeom>
+                    <a:noFill/>
+                    <a:ln>
+                      <a:noFill/>
+                    </a:ln>
+                  </pic:spPr>
+                </pic:pic>
+              </a:graphicData>
+            </a:graphic>
+          </wp:inline>
+        </w:drawing>
+      </w:r>
+    </w:p>
+    <w:p>
+      <w:pPr>
+        <w:keepNext w:val="0"/>
+        <w:keepLines w:val="0"/>
+        <w:widowControl/>
+        <w:numPr>
+          <w:ilvl w:val="2"/>
+          <w:numId w:val="11"/>
+        </w:numPr>
+        <w:suppressLineNumbers w:val="0"/>
+        <w:spacing w:before="0" w:beforeAutospacing="0" w:after="0" w:afterAutospacing="0" w:line="360" w:lineRule="auto"/>
+        <w:ind w:left="1260" w:leftChars="0" w:right="0" w:hanging="420" w:firstLineChars="0"/>
+        <w:jc w:val="left"/>
+        <w:rPr>
+          <w:rFonts w:hint="default" w:ascii="Sitka Subheading" w:hAnsi="Sitka Subheading" w:cs="Sitka Subheading"/>
+          <w:i w:val="0"/>
+          <w:iCs w:val="0"/>
+        </w:rPr>
+      </w:pPr>
+      <w:r>
+        <w:rPr>
+          <w:rFonts w:hint="default" w:ascii="Sitka Subheading" w:hAnsi="Sitka Subheading" w:cs="Sitka Subheading"/>
+          <w:i w:val="0"/>
+          <w:iCs w:val="0"/>
+          <w:lang w:val="en-IN"/>
+        </w:rPr>
+        <w:t xml:space="preserve">[ </w:t>
+      </w:r>
+      <w:r>
+        <w:rPr>
+          <w:rFonts w:hint="default" w:ascii="Sitka Subheading" w:hAnsi="Sitka Subheading" w:cs="Sitka Subheading"/>
+          <w:i w:val="0"/>
+          <w:iCs w:val="0"/>
+          <w:strike/>
+          <w:dstrike w:val="0"/>
+          <w:lang w:val="en-IN"/>
+        </w:rPr>
+        <w:t xml:space="preserve">its not </w:t>
+      </w:r>
+      <w:r>
+        <w:rPr>
+          <w:rFonts w:hint="default" w:ascii="Sitka Subheading" w:hAnsi="Sitka Subheading" w:cs="Sitka Subheading"/>
+          <w:i/>
+          <w:iCs/>
+          <w:strike/>
+          <w:dstrike w:val="0"/>
+          <w:lang w:val="en-IN"/>
+        </w:rPr>
+        <w:t>match</w:t>
+      </w:r>
+      <w:r>
+        <w:rPr>
+          <w:rFonts w:hint="default" w:ascii="Sitka Subheading" w:hAnsi="Sitka Subheading" w:cs="Sitka Subheading"/>
+          <w:b/>
+          <w:bCs/>
+          <w:i/>
+          <w:iCs/>
+          <w:strike/>
+          <w:dstrike w:val="0"/>
+          <w:lang w:val="en-IN"/>
+        </w:rPr>
+        <w:t>Labels</w:t>
+      </w:r>
+      <w:r>
+        <w:rPr>
+          <w:rFonts w:hint="default" w:ascii="Sitka Subheading" w:hAnsi="Sitka Subheading" w:cs="Sitka Subheading"/>
+          <w:i w:val="0"/>
+          <w:iCs w:val="0"/>
+          <w:lang w:val="en-IN"/>
+        </w:rPr>
+        <w:t xml:space="preserve">, its </w:t>
+      </w:r>
+      <w:r>
+        <w:rPr>
+          <w:rFonts w:hint="default" w:ascii="Sitka Subheading" w:hAnsi="Sitka Subheading" w:cs="Sitka Subheading"/>
+          <w:i/>
+          <w:iCs/>
+          <w:lang w:val="en-IN"/>
+        </w:rPr>
+        <w:t>match</w:t>
+      </w:r>
+      <w:r>
+        <w:rPr>
+          <w:rFonts w:hint="default" w:ascii="Sitka Subheading" w:hAnsi="Sitka Subheading" w:cs="Sitka Subheading"/>
+          <w:b/>
+          <w:bCs/>
+          <w:i/>
+          <w:iCs/>
+          <w:lang w:val="en-IN"/>
+        </w:rPr>
+        <w:t>Fields</w:t>
+      </w:r>
+      <w:r>
+        <w:rPr>
+          <w:rFonts w:hint="default" w:ascii="Sitka Subheading" w:hAnsi="Sitka Subheading" w:cs="Sitka Subheading"/>
+          <w:i w:val="0"/>
+          <w:iCs w:val="0"/>
+          <w:lang w:val="en-IN"/>
+        </w:rPr>
+        <w:t xml:space="preserve"> (not limited to labels, can query any field like </w:t>
+      </w:r>
+      <w:r>
+        <w:rPr>
+          <w:rFonts w:hint="default" w:ascii="Sitka Subheading" w:hAnsi="Sitka Subheading" w:cs="Sitka Subheading"/>
+          <w:i/>
+          <w:iCs/>
+          <w:color w:val="18605A" w:themeColor="accent5" w:themeShade="80"/>
+          <w:u w:val="single"/>
+          <w:lang w:val="en-IN"/>
+        </w:rPr>
+        <w:t>metadata.name</w:t>
+      </w:r>
+      <w:r>
+        <w:rPr>
+          <w:rFonts w:hint="default" w:ascii="Sitka Subheading" w:hAnsi="Sitka Subheading" w:cs="Sitka Subheading"/>
+          <w:i w:val="0"/>
+          <w:iCs w:val="0"/>
+          <w:lang w:val="en-IN"/>
+        </w:rPr>
+        <w:t>) ]</w:t>
+      </w:r>
+    </w:p>
+    <w:p>
+      <w:pPr>
+        <w:keepNext w:val="0"/>
+        <w:keepLines w:val="0"/>
+        <w:widowControl/>
+        <w:numPr>
+          <w:ilvl w:val="2"/>
+          <w:numId w:val="12"/>
+        </w:numPr>
+        <w:suppressLineNumbers w:val="0"/>
+        <w:spacing w:before="0" w:beforeAutospacing="0" w:after="0" w:afterAutospacing="0" w:line="360" w:lineRule="auto"/>
+        <w:ind w:left="1260" w:leftChars="0" w:right="0" w:hanging="420" w:firstLineChars="0"/>
+        <w:jc w:val="left"/>
+        <w:rPr>
+          <w:rFonts w:hint="default" w:ascii="Sitka Subheading" w:hAnsi="Sitka Subheading" w:cs="Sitka Subheading"/>
+          <w:b w:val="0"/>
+          <w:bCs w:val="0"/>
+        </w:rPr>
+      </w:pPr>
+      <w:r>
+        <w:rPr>
           <w:rFonts w:hint="default" w:ascii="Sitka Subheading" w:hAnsi="Sitka Subheading" w:eastAsia="SimSun" w:cs="Sitka Subheading"/>
+          <w:b w:val="0"/>
+          <w:bCs w:val="0"/>
+          <w:i/>
+          <w:iCs/>
+          <w:color w:val="175F59"/>
+          <w:kern w:val="0"/>
+          <w:sz w:val="22"/>
+          <w:szCs w:val="22"/>
+          <w:u w:val="single"/>
+          <w:lang w:val="en-US" w:eastAsia="zh-CN" w:bidi="ar"/>
+        </w:rPr>
+        <w:t>matchExpressions</w:t>
+      </w:r>
+      <w:r>
+        <w:rPr>
+          <w:rFonts w:hint="default" w:ascii="Sitka Subheading" w:hAnsi="Sitka Subheading" w:eastAsia="SimSun" w:cs="Sitka Subheading"/>
+          <w:b w:val="0"/>
+          <w:bCs w:val="0"/>
           <w:color w:val="auto"/>
           <w:kern w:val="0"/>
           <w:sz w:val="22"/>
           <w:szCs w:val="22"/>
-          <w:lang w:val="en-IN" w:eastAsia="zh-CN" w:bidi="ar"/>
-        </w:rPr>
-        <w:t>F</w:t>
-      </w:r>
+          <w:lang w:val="en-US" w:eastAsia="zh-CN" w:bidi="ar"/>
+        </w:rPr>
+        <w:t xml:space="preserve">: </w:t>
+      </w:r>
+      <w:r>
+        <w:rPr>
+          <w:rFonts w:hint="default" w:ascii="Sitka Subheading" w:hAnsi="Sitka Subheading" w:eastAsia="SimSun" w:cs="Sitka Subheading"/>
+          <w:b w:val="0"/>
+          <w:bCs w:val="0"/>
+          <w:color w:val="785C00"/>
+          <w:kern w:val="0"/>
+          <w:sz w:val="22"/>
+          <w:szCs w:val="22"/>
+          <w:lang w:val="en-US" w:eastAsia="zh-CN" w:bidi="ar"/>
+        </w:rPr>
+        <w:t xml:space="preserve">query1 </w:t>
+      </w:r>
+      <w:r>
+        <w:rPr>
+          <w:rFonts w:hint="default" w:ascii="Sitka Subheading" w:hAnsi="Sitka Subheading" w:eastAsia="SimSun" w:cs="Sitka Subheading"/>
+          <w:b/>
+          <w:bCs/>
+          <w:color w:val="785C00"/>
+          <w:kern w:val="0"/>
+          <w:sz w:val="22"/>
+          <w:szCs w:val="22"/>
+          <w:lang w:val="en-US" w:eastAsia="zh-CN" w:bidi="ar"/>
+        </w:rPr>
+        <w:t>AND</w:t>
+      </w:r>
+      <w:r>
+        <w:rPr>
+          <w:rFonts w:hint="default" w:ascii="Sitka Subheading" w:hAnsi="Sitka Subheading" w:eastAsia="SimSun" w:cs="Sitka Subheading"/>
+          <w:b w:val="0"/>
+          <w:bCs w:val="0"/>
+          <w:color w:val="785C00"/>
+          <w:kern w:val="0"/>
+          <w:sz w:val="22"/>
+          <w:szCs w:val="22"/>
+          <w:lang w:val="en-US" w:eastAsia="zh-CN" w:bidi="ar"/>
+        </w:rPr>
+        <w:t xml:space="preserve"> query2 </w:t>
+      </w:r>
+      <w:r>
+        <w:rPr>
+          <w:rFonts w:hint="default" w:ascii="Sitka Subheading" w:hAnsi="Sitka Subheading" w:eastAsia="SimSun" w:cs="Sitka Subheading"/>
+          <w:b/>
+          <w:bCs/>
+          <w:color w:val="785C00"/>
+          <w:kern w:val="0"/>
+          <w:sz w:val="22"/>
+          <w:szCs w:val="22"/>
+          <w:lang w:val="en-US" w:eastAsia="zh-CN" w:bidi="ar"/>
+        </w:rPr>
+        <w:t>AND</w:t>
+      </w:r>
+      <w:r>
+        <w:rPr>
+          <w:rFonts w:hint="default" w:ascii="Sitka Subheading" w:hAnsi="Sitka Subheading" w:eastAsia="SimSun" w:cs="Sitka Subheading"/>
+          <w:b w:val="0"/>
+          <w:bCs w:val="0"/>
+          <w:color w:val="785C00"/>
+          <w:kern w:val="0"/>
+          <w:sz w:val="22"/>
+          <w:szCs w:val="22"/>
+          <w:lang w:val="en-US" w:eastAsia="zh-CN" w:bidi="ar"/>
+        </w:rPr>
+        <w:t xml:space="preserve"> </w:t>
+      </w:r>
+      <w:r>
+        <w:rPr>
+          <w:rFonts w:hint="default" w:ascii="Sitka Subheading" w:hAnsi="Sitka Subheading" w:eastAsia="Sitka Subheading" w:cs="Sitka Subheading"/>
+          <w:b w:val="0"/>
+          <w:bCs w:val="0"/>
+          <w:color w:val="785C00"/>
+          <w:kern w:val="0"/>
+          <w:sz w:val="22"/>
+          <w:szCs w:val="22"/>
+          <w:lang w:val="en-US" w:eastAsia="zh-CN" w:bidi="ar"/>
+        </w:rPr>
+        <w:t>…</w:t>
+      </w:r>
+      <w:r>
+        <w:rPr>
+          <w:rFonts w:hint="default" w:ascii="Sitka Subheading" w:hAnsi="Sitka Subheading" w:eastAsia="SimSun" w:cs="Sitka Subheading"/>
+          <w:b w:val="0"/>
+          <w:bCs w:val="0"/>
+          <w:color w:val="auto"/>
+          <w:kern w:val="0"/>
+          <w:sz w:val="22"/>
+          <w:szCs w:val="22"/>
+          <w:lang w:val="en-US" w:eastAsia="zh-CN" w:bidi="ar"/>
+        </w:rPr>
+        <w:br w:type="textWrapping"/>
+      </w:r>
+      <w:r>
+        <w:rPr>
+          <w:rFonts w:hint="default" w:ascii="Sitka Subheading" w:hAnsi="Sitka Subheading" w:eastAsia="SimSun" w:cs="Sitka Subheading"/>
+          <w:b w:val="0"/>
+          <w:bCs w:val="0"/>
+          <w:i/>
+          <w:iCs/>
+          <w:color w:val="175F59"/>
+          <w:kern w:val="0"/>
+          <w:sz w:val="22"/>
+          <w:szCs w:val="22"/>
+          <w:u w:val="single"/>
+          <w:lang w:val="en-US" w:eastAsia="zh-CN" w:bidi="ar"/>
+        </w:rPr>
+        <w:t>matchFields</w:t>
+      </w:r>
+      <w:r>
+        <w:rPr>
+          <w:rFonts w:hint="default" w:ascii="Sitka Subheading" w:hAnsi="Sitka Subheading" w:eastAsia="SimSun" w:cs="Sitka Subheading"/>
+          <w:b w:val="0"/>
+          <w:bCs w:val="0"/>
+          <w:color w:val="auto"/>
+          <w:kern w:val="0"/>
+          <w:sz w:val="22"/>
+          <w:szCs w:val="22"/>
+          <w:lang w:val="en-US" w:eastAsia="zh-CN" w:bidi="ar"/>
+        </w:rPr>
+        <w:t xml:space="preserve">: </w:t>
+      </w:r>
+      <w:r>
+        <w:rPr>
+          <w:rFonts w:hint="default" w:ascii="Sitka Subheading" w:hAnsi="Sitka Subheading" w:eastAsia="SimSun" w:cs="Sitka Subheading"/>
+          <w:b w:val="0"/>
+          <w:bCs w:val="0"/>
+          <w:color w:val="785C00"/>
+          <w:kern w:val="0"/>
+          <w:sz w:val="22"/>
+          <w:szCs w:val="22"/>
+          <w:lang w:val="en-US" w:eastAsia="zh-CN" w:bidi="ar"/>
+        </w:rPr>
+        <w:t xml:space="preserve">query1 </w:t>
+      </w:r>
+      <w:r>
+        <w:rPr>
+          <w:rFonts w:hint="default" w:ascii="Sitka Subheading" w:hAnsi="Sitka Subheading" w:eastAsia="SimSun" w:cs="Sitka Subheading"/>
+          <w:b/>
+          <w:bCs/>
+          <w:color w:val="785C00"/>
+          <w:kern w:val="0"/>
+          <w:sz w:val="22"/>
+          <w:szCs w:val="22"/>
+          <w:lang w:val="en-US" w:eastAsia="zh-CN" w:bidi="ar"/>
+        </w:rPr>
+        <w:t>AND</w:t>
+      </w:r>
+      <w:r>
+        <w:rPr>
+          <w:rFonts w:hint="default" w:ascii="Sitka Subheading" w:hAnsi="Sitka Subheading" w:eastAsia="SimSun" w:cs="Sitka Subheading"/>
+          <w:b w:val="0"/>
+          <w:bCs w:val="0"/>
+          <w:color w:val="785C00"/>
+          <w:kern w:val="0"/>
+          <w:sz w:val="22"/>
+          <w:szCs w:val="22"/>
+          <w:lang w:val="en-US" w:eastAsia="zh-CN" w:bidi="ar"/>
+        </w:rPr>
+        <w:t xml:space="preserve"> query2 </w:t>
+      </w:r>
+      <w:r>
+        <w:rPr>
+          <w:rFonts w:hint="default" w:ascii="Sitka Subheading" w:hAnsi="Sitka Subheading" w:eastAsia="SimSun" w:cs="Sitka Subheading"/>
+          <w:b/>
+          <w:bCs/>
+          <w:color w:val="785C00"/>
+          <w:kern w:val="0"/>
+          <w:sz w:val="22"/>
+          <w:szCs w:val="22"/>
+          <w:lang w:val="en-US" w:eastAsia="zh-CN" w:bidi="ar"/>
+        </w:rPr>
+        <w:t>AND</w:t>
+      </w:r>
+      <w:r>
+        <w:rPr>
+          <w:rFonts w:hint="default" w:ascii="Sitka Subheading" w:hAnsi="Sitka Subheading" w:eastAsia="SimSun" w:cs="Sitka Subheading"/>
+          <w:b w:val="0"/>
+          <w:bCs w:val="0"/>
+          <w:color w:val="785C00"/>
+          <w:kern w:val="0"/>
+          <w:sz w:val="22"/>
+          <w:szCs w:val="22"/>
+          <w:lang w:val="en-US" w:eastAsia="zh-CN" w:bidi="ar"/>
+        </w:rPr>
+        <w:t xml:space="preserve"> </w:t>
+      </w:r>
+      <w:r>
+        <w:rPr>
+          <w:rFonts w:hint="default" w:ascii="Sitka Subheading" w:hAnsi="Sitka Subheading" w:eastAsia="Sitka Subheading" w:cs="Sitka Subheading"/>
+          <w:b w:val="0"/>
+          <w:bCs w:val="0"/>
+          <w:color w:val="785C00"/>
+          <w:kern w:val="0"/>
+          <w:sz w:val="22"/>
+          <w:szCs w:val="22"/>
+          <w:lang w:val="en-US" w:eastAsia="zh-CN" w:bidi="ar"/>
+        </w:rPr>
+        <w:t>…</w:t>
+      </w:r>
+    </w:p>
+    <w:p>
+      <w:pPr>
+        <w:keepNext w:val="0"/>
+        <w:keepLines w:val="0"/>
+        <w:widowControl/>
+        <w:numPr>
+          <w:ilvl w:val="2"/>
+          <w:numId w:val="11"/>
+        </w:numPr>
+        <w:suppressLineNumbers w:val="0"/>
+        <w:spacing w:before="0" w:beforeAutospacing="0" w:after="0" w:afterAutospacing="0" w:line="360" w:lineRule="auto"/>
+        <w:ind w:left="1260" w:leftChars="0" w:right="0" w:hanging="420" w:firstLineChars="0"/>
+        <w:jc w:val="left"/>
+        <w:rPr>
+          <w:rFonts w:hint="default" w:ascii="Sitka Subheading" w:hAnsi="Sitka Subheading" w:cs="Sitka Subheading"/>
+          <w:b w:val="0"/>
+          <w:bCs w:val="0"/>
+        </w:rPr>
+      </w:pPr>
+      <w:r>
+        <w:rPr>
+          <w:rFonts w:hint="default" w:ascii="Sitka Subheading" w:hAnsi="Sitka Subheading" w:cs="Sitka Subheading"/>
+        </w:rPr>
+        <w:drawing>
+          <wp:inline distT="0" distB="0" distL="114300" distR="114300">
+            <wp:extent cx="1269365" cy="1557655"/>
+            <wp:effectExtent l="0" t="0" r="635" b="4445"/>
+            <wp:docPr id="3" name="Picture 3"/>
+            <wp:cNvGraphicFramePr>
+              <a:graphicFrameLocks xmlns:a="http://schemas.openxmlformats.org/drawingml/2006/main" noChangeAspect="1"/>
+            </wp:cNvGraphicFramePr>
+            <a:graphic xmlns:a="http://schemas.openxmlformats.org/drawingml/2006/main">
+              <a:graphicData uri="http://schemas.openxmlformats.org/drawingml/2006/picture">
+                <pic:pic xmlns:pic="http://schemas.openxmlformats.org/drawingml/2006/picture">
+                  <pic:nvPicPr>
+                    <pic:cNvPr id="3" name="Picture 3"/>
+                    <pic:cNvPicPr>
+                      <a:picLocks noChangeAspect="1"/>
+                    </pic:cNvPicPr>
+                  </pic:nvPicPr>
+                  <pic:blipFill>
+                    <a:blip r:embed="rId10"/>
+                    <a:stretch>
+                      <a:fillRect/>
+                    </a:stretch>
+                  </pic:blipFill>
+                  <pic:spPr>
+                    <a:xfrm>
+                      <a:off x="0" y="0"/>
+                      <a:ext cx="1269365" cy="1557655"/>
+                    </a:xfrm>
+                    <a:prstGeom prst="rect">
+                      <a:avLst/>
+                    </a:prstGeom>
+                    <a:noFill/>
+                    <a:ln>
+                      <a:noFill/>
+                    </a:ln>
+                  </pic:spPr>
+                </pic:pic>
+              </a:graphicData>
+            </a:graphic>
+          </wp:inline>
+        </w:drawing>
+      </w:r>
+      <w:r>
+        <w:rPr>
+          <w:rFonts w:hint="default" w:ascii="Sitka Subheading" w:hAnsi="Sitka Subheading" w:cs="Sitka Subheading"/>
+          <w:lang w:val="en-IN"/>
+        </w:rPr>
+        <w:t xml:space="preserve"> </w:t>
+      </w:r>
+      <w:r>
+        <w:rPr>
+          <w:rFonts w:hint="default" w:ascii="Sitka Subheading" w:hAnsi="Sitka Subheading" w:cs="Sitka Subheading"/>
+        </w:rPr>
+        <w:drawing>
+          <wp:inline distT="0" distB="0" distL="114300" distR="114300">
+            <wp:extent cx="1884680" cy="1579880"/>
+            <wp:effectExtent l="0" t="0" r="7620" b="7620"/>
+            <wp:docPr id="4" name="Picture 4"/>
+            <wp:cNvGraphicFramePr>
+              <a:graphicFrameLocks xmlns:a="http://schemas.openxmlformats.org/drawingml/2006/main" noChangeAspect="1"/>
+            </wp:cNvGraphicFramePr>
+            <a:graphic xmlns:a="http://schemas.openxmlformats.org/drawingml/2006/main">
+              <a:graphicData uri="http://schemas.openxmlformats.org/drawingml/2006/picture">
+                <pic:pic xmlns:pic="http://schemas.openxmlformats.org/drawingml/2006/picture">
+                  <pic:nvPicPr>
+                    <pic:cNvPr id="4" name="Picture 4"/>
+                    <pic:cNvPicPr>
+                      <a:picLocks noChangeAspect="1"/>
+                    </pic:cNvPicPr>
+                  </pic:nvPicPr>
+                  <pic:blipFill>
+                    <a:blip r:embed="rId11"/>
+                    <a:stretch>
+                      <a:fillRect/>
+                    </a:stretch>
+                  </pic:blipFill>
+                  <pic:spPr>
+                    <a:xfrm>
+                      <a:off x="0" y="0"/>
+                      <a:ext cx="1884680" cy="1579880"/>
+                    </a:xfrm>
+                    <a:prstGeom prst="rect">
+                      <a:avLst/>
+                    </a:prstGeom>
+                    <a:noFill/>
+                    <a:ln>
+                      <a:noFill/>
+                    </a:ln>
+                  </pic:spPr>
+                </pic:pic>
+              </a:graphicData>
+            </a:graphic>
+          </wp:inline>
+        </w:drawing>
+      </w:r>
+    </w:p>
+    <w:p>
+      <w:pPr>
+        <w:keepNext w:val="0"/>
+        <w:keepLines w:val="0"/>
+        <w:widowControl/>
+        <w:numPr>
+          <w:ilvl w:val="1"/>
+          <w:numId w:val="11"/>
+        </w:numPr>
+        <w:suppressLineNumbers w:val="0"/>
+        <w:spacing w:before="0" w:beforeAutospacing="0" w:after="0" w:afterAutospacing="0" w:line="360" w:lineRule="auto"/>
+        <w:ind w:left="840" w:leftChars="0" w:right="0" w:hanging="420" w:firstLineChars="0"/>
+        <w:jc w:val="left"/>
+        <w:rPr>
+          <w:rFonts w:hint="default" w:ascii="Sitka Subheading" w:hAnsi="Sitka Subheading" w:cs="Sitka Subheading"/>
+          <w:b w:val="0"/>
+          <w:bCs w:val="0"/>
+          <w:i/>
+          <w:iCs/>
+          <w:highlight w:val="none"/>
+          <w:shd w:val="clear" w:color="FFFFFF" w:fill="D9D9D9"/>
+        </w:rPr>
+      </w:pPr>
+      <w:r>
+        <w:rPr>
+          <w:rFonts w:hint="default" w:ascii="Sitka Subheading" w:hAnsi="Sitka Subheading" w:cs="Sitka Subheading"/>
+          <w:b w:val="0"/>
+          <w:bCs w:val="0"/>
+          <w:i/>
+          <w:iCs/>
+          <w:color w:val="18605A" w:themeColor="accent5" w:themeShade="80"/>
+          <w:u w:val="single"/>
+          <w:lang w:val="en-IN"/>
+        </w:rPr>
+        <w:t>requiredDuringSchedulingIgnoredDuringExecution</w:t>
+      </w:r>
+      <w:r>
+        <w:rPr>
+          <w:rFonts w:hint="default" w:ascii="Sitka Subheading" w:hAnsi="Sitka Subheading" w:cs="Sitka Subheading"/>
+          <w:b w:val="0"/>
+          <w:bCs w:val="0"/>
+          <w:i w:val="0"/>
+          <w:iCs w:val="0"/>
+          <w:color w:val="18605A" w:themeColor="accent5" w:themeShade="80"/>
+          <w:u w:val="single"/>
+          <w:lang w:val="en-IN"/>
+        </w:rPr>
+        <w:t xml:space="preserve"> </w:t>
+      </w:r>
+      <w:r>
+        <w:rPr>
+          <w:rFonts w:hint="default" w:ascii="Sitka Subheading" w:hAnsi="Sitka Subheading" w:cs="Sitka Subheading"/>
+          <w:b w:val="0"/>
+          <w:bCs w:val="0"/>
+          <w:i w:val="0"/>
+          <w:iCs w:val="0"/>
+          <w:lang w:val="en-IN"/>
+        </w:rPr>
+        <w:br w:type="textWrapping"/>
+      </w:r>
+      <w:r>
+        <w:rPr>
+          <w:rFonts w:hint="default" w:ascii="Sitka Subheading" w:hAnsi="Sitka Subheading" w:cs="Sitka Subheading"/>
+        </w:rPr>
+        <w:drawing>
+          <wp:inline distT="0" distB="0" distL="114300" distR="114300">
+            <wp:extent cx="4336415" cy="2517140"/>
+            <wp:effectExtent l="0" t="0" r="0" b="0"/>
+            <wp:docPr id="6" name="Picture 6"/>
+            <wp:cNvGraphicFramePr>
+              <a:graphicFrameLocks xmlns:a="http://schemas.openxmlformats.org/drawingml/2006/main" noChangeAspect="1"/>
+            </wp:cNvGraphicFramePr>
+            <a:graphic xmlns:a="http://schemas.openxmlformats.org/drawingml/2006/main">
+              <a:graphicData uri="http://schemas.openxmlformats.org/drawingml/2006/picture">
+                <pic:pic xmlns:pic="http://schemas.openxmlformats.org/drawingml/2006/picture">
+                  <pic:nvPicPr>
+                    <pic:cNvPr id="6" name="Picture 6"/>
+                    <pic:cNvPicPr>
+                      <a:picLocks noChangeAspect="1"/>
+                    </pic:cNvPicPr>
+                  </pic:nvPicPr>
+                  <pic:blipFill>
+                    <a:blip r:embed="rId12"/>
+                    <a:srcRect b="32343"/>
+                    <a:stretch>
+                      <a:fillRect/>
+                    </a:stretch>
+                  </pic:blipFill>
+                  <pic:spPr>
+                    <a:xfrm>
+                      <a:off x="0" y="0"/>
+                      <a:ext cx="4336415" cy="2517140"/>
+                    </a:xfrm>
+                    <a:prstGeom prst="rect">
+                      <a:avLst/>
+                    </a:prstGeom>
+                    <a:noFill/>
+                    <a:ln>
+                      <a:noFill/>
+                    </a:ln>
+                  </pic:spPr>
+                </pic:pic>
+              </a:graphicData>
+            </a:graphic>
+          </wp:inline>
+        </w:drawing>
+      </w:r>
+    </w:p>
+    <w:p>
+      <w:pPr>
+        <w:keepNext w:val="0"/>
+        <w:keepLines w:val="0"/>
+        <w:widowControl/>
+        <w:numPr>
+          <w:ilvl w:val="2"/>
+          <w:numId w:val="11"/>
+        </w:numPr>
+        <w:suppressLineNumbers w:val="0"/>
+        <w:spacing w:before="0" w:beforeAutospacing="0" w:after="0" w:afterAutospacing="0" w:line="360" w:lineRule="auto"/>
+        <w:ind w:left="1260" w:leftChars="0" w:right="0" w:hanging="420" w:firstLineChars="0"/>
+        <w:jc w:val="left"/>
+        <w:rPr>
+          <w:rFonts w:hint="default" w:ascii="Sitka Subheading" w:hAnsi="Sitka Subheading" w:cs="Sitka Subheading"/>
+          <w:b w:val="0"/>
+          <w:bCs w:val="0"/>
+          <w:i/>
+          <w:iCs/>
+          <w:highlight w:val="none"/>
+          <w:shd w:val="clear" w:color="FFFFFF" w:fill="D9D9D9"/>
+        </w:rPr>
+      </w:pPr>
+      <w:r>
+        <w:rPr>
+          <w:rFonts w:hint="default" w:ascii="Sitka Subheading" w:hAnsi="Sitka Subheading" w:cs="Sitka Subheading"/>
+          <w:color w:val="auto"/>
+        </w:rPr>
+        <w:t xml:space="preserve">nodeSelectorTerms [] = </w:t>
+      </w:r>
+      <w:r>
+        <w:rPr>
+          <w:rFonts w:hint="default" w:ascii="Sitka Subheading" w:hAnsi="Sitka Subheading" w:cs="Sitka Subheading"/>
+          <w:color w:val="795D01" w:themeColor="accent3" w:themeShade="80"/>
+        </w:rPr>
+        <w:t xml:space="preserve">term1 </w:t>
+      </w:r>
+      <w:r>
+        <w:rPr>
+          <w:rFonts w:hint="default" w:ascii="Sitka Subheading" w:hAnsi="Sitka Subheading" w:cs="Sitka Subheading"/>
+          <w:b/>
+          <w:bCs/>
+          <w:color w:val="795D01" w:themeColor="accent3" w:themeShade="80"/>
+        </w:rPr>
+        <w:t>OR</w:t>
+      </w:r>
+      <w:r>
+        <w:rPr>
+          <w:rFonts w:hint="default" w:ascii="Sitka Subheading" w:hAnsi="Sitka Subheading" w:cs="Sitka Subheading"/>
+          <w:color w:val="795D01" w:themeColor="accent3" w:themeShade="80"/>
+        </w:rPr>
+        <w:t xml:space="preserve"> term2 </w:t>
+      </w:r>
+      <w:r>
+        <w:rPr>
+          <w:rFonts w:hint="default" w:ascii="Sitka Subheading" w:hAnsi="Sitka Subheading" w:cs="Sitka Subheading"/>
+          <w:b/>
+          <w:bCs/>
+          <w:color w:val="795D01" w:themeColor="accent3" w:themeShade="80"/>
+        </w:rPr>
+        <w:t>OR</w:t>
+      </w:r>
+      <w:r>
+        <w:rPr>
+          <w:rFonts w:hint="default" w:ascii="Sitka Subheading" w:hAnsi="Sitka Subheading" w:cs="Sitka Subheading"/>
+          <w:color w:val="795D01" w:themeColor="accent3" w:themeShade="80"/>
+        </w:rPr>
+        <w:t xml:space="preserve"> …</w:t>
+      </w:r>
+      <w:r>
+        <w:rPr>
+          <w:rFonts w:hint="default" w:ascii="Sitka Subheading" w:hAnsi="Sitka Subheading" w:cs="Sitka Subheading"/>
+          <w:color w:val="795D01" w:themeColor="accent3" w:themeShade="80"/>
+        </w:rPr>
+        <w:br w:type="textWrapping"/>
+      </w:r>
+      <w:r>
+        <w:rPr>
+          <w:rFonts w:hint="default" w:ascii="Sitka Subheading" w:hAnsi="Sitka Subheading" w:cs="Sitka Subheading"/>
+          <w:color w:val="auto"/>
+        </w:rPr>
+        <w:t xml:space="preserve">each term = </w:t>
+      </w:r>
+      <w:r>
+        <w:rPr>
+          <w:rFonts w:hint="default" w:ascii="Sitka Subheading" w:hAnsi="Sitka Subheading" w:cs="Sitka Subheading"/>
+          <w:color w:val="795D01" w:themeColor="accent3" w:themeShade="80"/>
+        </w:rPr>
+        <w:t>(</w:t>
+      </w:r>
+      <w:r>
+        <w:rPr>
+          <w:rFonts w:hint="default" w:ascii="Sitka Subheading" w:hAnsi="Sitka Subheading" w:cs="Sitka Subheading"/>
+          <w:i/>
+          <w:iCs/>
+          <w:color w:val="795D01" w:themeColor="accent3" w:themeShade="80"/>
+        </w:rPr>
+        <w:t xml:space="preserve">matchExpressions </w:t>
+      </w:r>
+      <w:r>
+        <w:rPr>
+          <w:rFonts w:hint="default" w:ascii="Sitka Subheading" w:hAnsi="Sitka Subheading" w:cs="Sitka Subheading"/>
+          <w:b/>
+          <w:bCs/>
+          <w:color w:val="795D01" w:themeColor="accent3" w:themeShade="80"/>
+        </w:rPr>
+        <w:t>AND</w:t>
+      </w:r>
+      <w:r>
+        <w:rPr>
+          <w:rFonts w:hint="default" w:ascii="Sitka Subheading" w:hAnsi="Sitka Subheading" w:cs="Sitka Subheading"/>
+          <w:color w:val="795D01" w:themeColor="accent3" w:themeShade="80"/>
+        </w:rPr>
+        <w:t xml:space="preserve"> </w:t>
+      </w:r>
+      <w:r>
+        <w:rPr>
+          <w:rFonts w:hint="default" w:ascii="Sitka Subheading" w:hAnsi="Sitka Subheading" w:cs="Sitka Subheading"/>
+          <w:i/>
+          <w:iCs/>
+          <w:color w:val="795D01" w:themeColor="accent3" w:themeShade="80"/>
+        </w:rPr>
+        <w:t>matchFields</w:t>
+      </w:r>
+      <w:r>
+        <w:rPr>
+          <w:rFonts w:hint="default" w:ascii="Sitka Subheading" w:hAnsi="Sitka Subheading" w:cs="Sitka Subheading"/>
+          <w:color w:val="795D01" w:themeColor="accent3" w:themeShade="80"/>
+        </w:rPr>
+        <w:t>)</w:t>
+      </w:r>
+      <w:r>
+        <w:rPr>
+          <w:rFonts w:hint="default" w:ascii="Sitka Subheading" w:hAnsi="Sitka Subheading" w:cs="Sitka Subheading"/>
+          <w:lang w:val="en-IN"/>
+        </w:rPr>
+        <w:t xml:space="preserve">  </w:t>
+      </w:r>
+    </w:p>
+    <w:p>
+      <w:pPr>
+        <w:keepNext w:val="0"/>
+        <w:keepLines w:val="0"/>
+        <w:widowControl/>
+        <w:numPr>
+          <w:ilvl w:val="2"/>
+          <w:numId w:val="11"/>
+        </w:numPr>
+        <w:suppressLineNumbers w:val="0"/>
+        <w:spacing w:before="0" w:beforeAutospacing="0" w:after="0" w:afterAutospacing="0" w:line="360" w:lineRule="auto"/>
+        <w:ind w:left="1260" w:leftChars="0" w:right="0" w:hanging="420" w:firstLineChars="0"/>
+        <w:jc w:val="left"/>
+        <w:rPr>
+          <w:rFonts w:hint="default" w:ascii="Sitka Subheading" w:hAnsi="Sitka Subheading" w:cs="Sitka Subheading"/>
+          <w:b w:val="0"/>
+          <w:bCs w:val="0"/>
+          <w:i/>
+          <w:iCs/>
+          <w:highlight w:val="none"/>
+          <w:shd w:val="clear" w:color="FFFFFF" w:fill="D9D9D9"/>
+        </w:rPr>
+      </w:pPr>
+      <w:r>
+        <w:rPr>
+          <w:rFonts w:hint="default" w:ascii="Sitka Subheading" w:hAnsi="Sitka Subheading" w:cs="Sitka Subheading"/>
+          <w:lang w:val="en-IN"/>
+        </w:rPr>
+        <w:t xml:space="preserve">Node should satisfy any one </w:t>
+      </w:r>
+      <w:r>
+        <w:rPr>
+          <w:rFonts w:hint="default" w:ascii="Sitka Subheading" w:hAnsi="Sitka Subheading" w:cs="Sitka Subheading"/>
+          <w:i/>
+          <w:iCs/>
+          <w:lang w:val="en-IN"/>
+        </w:rPr>
+        <w:t>term</w:t>
+      </w:r>
+      <w:r>
+        <w:rPr>
+          <w:rFonts w:hint="default" w:ascii="Sitka Subheading" w:hAnsi="Sitka Subheading" w:cs="Sitka Subheading"/>
+          <w:i w:val="0"/>
+          <w:iCs w:val="0"/>
+          <w:lang w:val="en-IN"/>
+        </w:rPr>
+        <w:t xml:space="preserve"> (means all queries of </w:t>
+      </w:r>
+      <w:r>
+        <w:rPr>
+          <w:rFonts w:hint="default" w:ascii="Sitka Subheading" w:hAnsi="Sitka Subheading" w:cs="Sitka Subheading"/>
+          <w:i/>
+          <w:iCs/>
+          <w:color w:val="3B5F21" w:themeColor="accent4" w:themeShade="80"/>
+          <w:u w:val="single"/>
+          <w:lang w:val="en-IN"/>
+        </w:rPr>
+        <w:t>matchExpressions</w:t>
+      </w:r>
+      <w:r>
+        <w:rPr>
+          <w:rFonts w:hint="default" w:ascii="Sitka Subheading" w:hAnsi="Sitka Subheading" w:cs="Sitka Subheading"/>
+          <w:i w:val="0"/>
+          <w:iCs w:val="0"/>
+          <w:lang w:val="en-IN"/>
+        </w:rPr>
+        <w:t xml:space="preserve"> </w:t>
+      </w:r>
+      <w:r>
+        <w:rPr>
+          <w:rFonts w:hint="default" w:ascii="Sitka Subheading" w:hAnsi="Sitka Subheading" w:cs="Sitka Subheading"/>
+          <w:b/>
+          <w:bCs/>
+          <w:i w:val="0"/>
+          <w:iCs w:val="0"/>
+          <w:lang w:val="en-IN"/>
+        </w:rPr>
+        <w:t>AND</w:t>
+      </w:r>
+      <w:r>
+        <w:rPr>
+          <w:rFonts w:hint="default" w:ascii="Sitka Subheading" w:hAnsi="Sitka Subheading" w:cs="Sitka Subheading"/>
+          <w:i w:val="0"/>
+          <w:iCs w:val="0"/>
+          <w:lang w:val="en-IN"/>
+        </w:rPr>
+        <w:t xml:space="preserve"> </w:t>
+      </w:r>
+      <w:r>
+        <w:rPr>
+          <w:rFonts w:hint="default" w:ascii="Sitka Subheading" w:hAnsi="Sitka Subheading" w:cs="Sitka Subheading"/>
+          <w:i/>
+          <w:iCs/>
+          <w:color w:val="3B5F21" w:themeColor="accent4" w:themeShade="80"/>
+          <w:u w:val="single"/>
+          <w:lang w:val="en-IN"/>
+        </w:rPr>
+        <w:t>matchFields</w:t>
+      </w:r>
+      <w:r>
+        <w:rPr>
+          <w:rFonts w:hint="default" w:ascii="Sitka Subheading" w:hAnsi="Sitka Subheading" w:cs="Sitka Subheading"/>
+          <w:i w:val="0"/>
+          <w:iCs w:val="0"/>
+          <w:lang w:val="en-IN"/>
+        </w:rPr>
+        <w:t xml:space="preserve"> of that </w:t>
+      </w:r>
+      <w:r>
+        <w:rPr>
+          <w:rFonts w:hint="default" w:ascii="Sitka Subheading" w:hAnsi="Sitka Subheading" w:cs="Sitka Subheading"/>
+          <w:i/>
+          <w:iCs/>
+          <w:lang w:val="en-IN"/>
+        </w:rPr>
+        <w:t>term</w:t>
+      </w:r>
+      <w:r>
+        <w:rPr>
+          <w:rFonts w:hint="default" w:ascii="Sitka Subheading" w:hAnsi="Sitka Subheading" w:cs="Sitka Subheading"/>
+          <w:i w:val="0"/>
+          <w:iCs w:val="0"/>
+          <w:lang w:val="en-IN"/>
+        </w:rPr>
+        <w:t>)</w:t>
+      </w:r>
+    </w:p>
+    <w:p>
+      <w:pPr>
+        <w:keepNext w:val="0"/>
+        <w:keepLines w:val="0"/>
+        <w:widowControl/>
+        <w:numPr>
+          <w:ilvl w:val="1"/>
+          <w:numId w:val="11"/>
+        </w:numPr>
+        <w:suppressLineNumbers w:val="0"/>
+        <w:spacing w:before="0" w:beforeAutospacing="0" w:after="0" w:afterAutospacing="0" w:line="360" w:lineRule="auto"/>
+        <w:ind w:left="840" w:leftChars="0" w:right="0" w:hanging="420" w:firstLineChars="0"/>
+        <w:jc w:val="left"/>
+        <w:rPr>
+          <w:rFonts w:hint="default" w:ascii="Sitka Subheading" w:hAnsi="Sitka Subheading" w:cs="Sitka Subheading"/>
+          <w:b w:val="0"/>
+          <w:bCs w:val="0"/>
+          <w:i w:val="0"/>
+          <w:iCs w:val="0"/>
+        </w:rPr>
+      </w:pPr>
+      <w:r>
+        <w:rPr>
+          <w:rFonts w:hint="default" w:ascii="Sitka Subheading" w:hAnsi="Sitka Subheading" w:cs="Sitka Subheading"/>
+          <w:b w:val="0"/>
+          <w:bCs w:val="0"/>
+          <w:i/>
+          <w:iCs/>
+          <w:color w:val="18605A" w:themeColor="accent5" w:themeShade="80"/>
+          <w:u w:val="single"/>
+          <w:lang w:val="en-IN"/>
+        </w:rPr>
+        <w:t>preferredDuringSchedulingIgnoredDuringExecution</w:t>
+      </w:r>
+      <w:r>
+        <w:rPr>
+          <w:rFonts w:hint="default" w:ascii="Sitka Subheading" w:hAnsi="Sitka Subheading" w:cs="Sitka Subheading"/>
+          <w:b w:val="0"/>
+          <w:bCs w:val="0"/>
+          <w:i w:val="0"/>
+          <w:iCs w:val="0"/>
+          <w:color w:val="18605A" w:themeColor="accent5" w:themeShade="80"/>
+          <w:u w:val="single"/>
+          <w:lang w:val="en-IN"/>
+        </w:rPr>
+        <w:t xml:space="preserve"> </w:t>
+      </w:r>
+      <w:r>
+        <w:rPr>
+          <w:rFonts w:hint="default" w:ascii="Sitka Subheading" w:hAnsi="Sitka Subheading" w:cs="Sitka Subheading"/>
+          <w:b w:val="0"/>
+          <w:bCs w:val="0"/>
+          <w:i w:val="0"/>
+          <w:iCs w:val="0"/>
+          <w:lang w:val="en-IN"/>
+        </w:rPr>
+        <w:br w:type="textWrapping"/>
+      </w:r>
+      <w:r>
+        <w:rPr>
+          <w:rFonts w:hint="default" w:ascii="Sitka Subheading" w:hAnsi="Sitka Subheading" w:cs="Sitka Subheading"/>
+        </w:rPr>
+        <w:drawing>
+          <wp:inline distT="0" distB="0" distL="114300" distR="114300">
+            <wp:extent cx="4753610" cy="2965450"/>
+            <wp:effectExtent l="0" t="0" r="0" b="0"/>
+            <wp:docPr id="9" name="Picture 9"/>
+            <wp:cNvGraphicFramePr>
+              <a:graphicFrameLocks xmlns:a="http://schemas.openxmlformats.org/drawingml/2006/main" noChangeAspect="1"/>
+            </wp:cNvGraphicFramePr>
+            <a:graphic xmlns:a="http://schemas.openxmlformats.org/drawingml/2006/main">
+              <a:graphicData uri="http://schemas.openxmlformats.org/drawingml/2006/picture">
+                <pic:pic xmlns:pic="http://schemas.openxmlformats.org/drawingml/2006/picture">
+                  <pic:nvPicPr>
+                    <pic:cNvPr id="9" name="Picture 9"/>
+                    <pic:cNvPicPr>
+                      <a:picLocks noChangeAspect="1"/>
+                    </pic:cNvPicPr>
+                  </pic:nvPicPr>
+                  <pic:blipFill>
+                    <a:blip r:embed="rId13"/>
+                    <a:srcRect b="24483"/>
+                    <a:stretch>
+                      <a:fillRect/>
+                    </a:stretch>
+                  </pic:blipFill>
+                  <pic:spPr>
+                    <a:xfrm>
+                      <a:off x="0" y="0"/>
+                      <a:ext cx="4753610" cy="2965450"/>
+                    </a:xfrm>
+                    <a:prstGeom prst="rect">
+                      <a:avLst/>
+                    </a:prstGeom>
+                    <a:noFill/>
+                    <a:ln>
+                      <a:noFill/>
+                    </a:ln>
+                  </pic:spPr>
+                </pic:pic>
+              </a:graphicData>
+            </a:graphic>
+          </wp:inline>
+        </w:drawing>
+      </w:r>
+    </w:p>
+    <w:p>
+      <w:pPr>
+        <w:keepNext w:val="0"/>
+        <w:keepLines w:val="0"/>
+        <w:widowControl/>
+        <w:numPr>
+          <w:ilvl w:val="2"/>
+          <w:numId w:val="11"/>
+        </w:numPr>
+        <w:suppressLineNumbers w:val="0"/>
+        <w:spacing w:before="0" w:beforeAutospacing="0" w:after="0" w:afterAutospacing="0" w:line="360" w:lineRule="auto"/>
+        <w:ind w:left="1260" w:leftChars="0" w:right="0" w:hanging="420" w:firstLineChars="0"/>
+        <w:jc w:val="left"/>
+        <w:rPr>
+          <w:rFonts w:hint="default" w:ascii="Sitka Subheading" w:hAnsi="Sitka Subheading" w:cs="Sitka Subheading"/>
+          <w:b w:val="0"/>
+          <w:bCs w:val="0"/>
+          <w:i w:val="0"/>
+          <w:iCs w:val="0"/>
+        </w:rPr>
+      </w:pPr>
+      <w:r>
+        <w:rPr>
+          <w:rFonts w:hint="default" w:ascii="Sitka Subheading" w:hAnsi="Sitka Subheading" w:cs="Sitka Subheading"/>
+        </w:rPr>
+        <w:drawing>
+          <wp:inline distT="0" distB="0" distL="114300" distR="114300">
+            <wp:extent cx="4320540" cy="1024890"/>
+            <wp:effectExtent l="0" t="0" r="10160" b="3810"/>
+            <wp:docPr id="10" name="Picture 10"/>
+            <wp:cNvGraphicFramePr>
+              <a:graphicFrameLocks xmlns:a="http://schemas.openxmlformats.org/drawingml/2006/main" noChangeAspect="1"/>
+            </wp:cNvGraphicFramePr>
+            <a:graphic xmlns:a="http://schemas.openxmlformats.org/drawingml/2006/main">
+              <a:graphicData uri="http://schemas.openxmlformats.org/drawingml/2006/picture">
+                <pic:pic xmlns:pic="http://schemas.openxmlformats.org/drawingml/2006/picture">
+                  <pic:nvPicPr>
+                    <pic:cNvPr id="10" name="Picture 10"/>
+                    <pic:cNvPicPr>
+                      <a:picLocks noChangeAspect="1"/>
+                    </pic:cNvPicPr>
+                  </pic:nvPicPr>
+                  <pic:blipFill>
+                    <a:blip r:embed="rId14"/>
+                    <a:stretch>
+                      <a:fillRect/>
+                    </a:stretch>
+                  </pic:blipFill>
+                  <pic:spPr>
+                    <a:xfrm>
+                      <a:off x="0" y="0"/>
+                      <a:ext cx="4320540" cy="1024890"/>
+                    </a:xfrm>
+                    <a:prstGeom prst="rect">
+                      <a:avLst/>
+                    </a:prstGeom>
+                    <a:noFill/>
+                    <a:ln>
+                      <a:noFill/>
+                    </a:ln>
+                  </pic:spPr>
+                </pic:pic>
+              </a:graphicData>
+            </a:graphic>
+          </wp:inline>
+        </w:drawing>
+      </w:r>
+    </w:p>
+    <w:p>
+      <w:pPr>
+        <w:keepNext w:val="0"/>
+        <w:keepLines w:val="0"/>
+        <w:widowControl/>
+        <w:numPr>
+          <w:ilvl w:val="2"/>
+          <w:numId w:val="11"/>
+        </w:numPr>
+        <w:suppressLineNumbers w:val="0"/>
+        <w:spacing w:before="0" w:beforeAutospacing="0" w:after="0" w:afterAutospacing="0" w:line="360" w:lineRule="auto"/>
+        <w:ind w:left="1260" w:leftChars="0" w:right="0" w:hanging="420" w:firstLineChars="0"/>
+        <w:jc w:val="left"/>
+        <w:rPr>
+          <w:rFonts w:hint="default" w:ascii="Sitka Subheading" w:hAnsi="Sitka Subheading" w:cs="Sitka Subheading"/>
+          <w:b w:val="0"/>
+          <w:bCs w:val="0"/>
+          <w:i w:val="0"/>
+          <w:iCs w:val="0"/>
+        </w:rPr>
+      </w:pPr>
+      <w:r>
+        <w:rPr>
+          <w:rFonts w:hint="default" w:ascii="Sitka Subheading" w:hAnsi="Sitka Subheading" w:cs="Sitka Subheading"/>
+          <w:lang w:val="en-IN"/>
+        </w:rPr>
+        <w:t xml:space="preserve">Each items preference: </w:t>
+      </w:r>
+      <w:r>
+        <w:rPr>
+          <w:rFonts w:hint="default" w:ascii="Sitka Subheading" w:hAnsi="Sitka Subheading" w:cs="Sitka Subheading"/>
+          <w:lang w:val="en-IN"/>
+        </w:rPr>
+        <w:br w:type="textWrapping"/>
+      </w:r>
+      <w:r>
+        <w:rPr>
+          <w:rFonts w:hint="default" w:ascii="Sitka Subheading" w:hAnsi="Sitka Subheading" w:cs="Sitka Subheading"/>
+          <w:color w:val="795D01" w:themeColor="accent3" w:themeShade="80"/>
+          <w:lang w:val="en-IN"/>
+        </w:rPr>
+        <w:t xml:space="preserve">weight = </w:t>
+      </w:r>
+      <w:r>
+        <w:rPr>
+          <w:rFonts w:hint="default" w:ascii="Sitka Subheading" w:hAnsi="Sitka Subheading" w:cs="Sitka Subheading"/>
+          <w:i/>
+          <w:iCs/>
+          <w:color w:val="795D01" w:themeColor="accent3" w:themeShade="80"/>
+          <w:lang w:val="en-IN"/>
+        </w:rPr>
+        <w:t>‘provided weight’</w:t>
+      </w:r>
+      <w:r>
+        <w:rPr>
+          <w:rFonts w:hint="default" w:ascii="Sitka Subheading" w:hAnsi="Sitka Subheading" w:cs="Sitka Subheading"/>
+          <w:color w:val="795D01" w:themeColor="accent3" w:themeShade="80"/>
+          <w:lang w:val="en-IN"/>
+        </w:rPr>
+        <w:t xml:space="preserve"> if match else </w:t>
+      </w:r>
+      <w:r>
+        <w:rPr>
+          <w:rFonts w:hint="default" w:ascii="Sitka Subheading" w:hAnsi="Sitka Subheading" w:cs="Sitka Subheading"/>
+          <w:i/>
+          <w:iCs/>
+          <w:color w:val="795D01" w:themeColor="accent3" w:themeShade="80"/>
+          <w:lang w:val="en-IN"/>
+        </w:rPr>
+        <w:t>‘0’  (zero)</w:t>
+      </w:r>
+      <w:r>
+        <w:rPr>
+          <w:rFonts w:hint="default" w:ascii="Sitka Subheading" w:hAnsi="Sitka Subheading" w:cs="Sitka Subheading"/>
+          <w:lang w:val="en-IN"/>
+        </w:rPr>
+        <w:br w:type="textWrapping"/>
+      </w:r>
+      <w:r>
+        <w:rPr>
+          <w:rFonts w:hint="default" w:ascii="Sitka Subheading" w:hAnsi="Sitka Subheading" w:cs="Sitka Subheading"/>
+          <w:lang w:val="en-IN"/>
+        </w:rPr>
+        <w:t xml:space="preserve">total </w:t>
+      </w:r>
+      <w:r>
+        <w:rPr>
+          <w:rFonts w:hint="default" w:ascii="Sitka Subheading" w:hAnsi="Sitka Subheading" w:cs="Sitka Subheading"/>
+          <w:color w:val="795D01" w:themeColor="accent3" w:themeShade="80"/>
+          <w:lang w:val="en-IN"/>
+        </w:rPr>
+        <w:t>score of node = sum of each item’s weight</w:t>
+      </w:r>
+    </w:p>
+    <w:p>
+      <w:pPr>
+        <w:keepNext w:val="0"/>
+        <w:keepLines w:val="0"/>
+        <w:widowControl/>
+        <w:numPr>
+          <w:ilvl w:val="1"/>
+          <w:numId w:val="11"/>
+        </w:numPr>
+        <w:suppressLineNumbers w:val="0"/>
+        <w:spacing w:before="0" w:beforeAutospacing="0" w:after="0" w:afterAutospacing="0" w:line="360" w:lineRule="auto"/>
+        <w:ind w:left="840" w:leftChars="0" w:right="0" w:hanging="420" w:firstLineChars="0"/>
+        <w:jc w:val="left"/>
+        <w:rPr>
+          <w:rFonts w:hint="default" w:ascii="Sitka Subheading" w:hAnsi="Sitka Subheading" w:cs="Sitka Subheading"/>
+          <w:color w:val="EE822F" w:themeColor="accent2"/>
+          <w:shd w:val="clear" w:color="FFFFFF" w:fill="D9D9D9"/>
+          <w14:textFill>
+            <w14:solidFill>
+              <w14:schemeClr w14:val="accent2"/>
+            </w14:solidFill>
+          </w14:textFill>
+        </w:rPr>
+      </w:pPr>
+      <w:r>
+        <w:rPr>
+          <w:rFonts w:hint="default" w:ascii="Sitka Subheading" w:hAnsi="Sitka Subheading" w:cs="Sitka Subheading"/>
+          <w:color w:val="EE822F" w:themeColor="accent2"/>
+          <w:shd w:val="clear" w:color="FFFFFF" w:fill="D9D9D9"/>
+          <w:lang w:val="en-IN"/>
+          <w14:textFill>
+            <w14:solidFill>
+              <w14:schemeClr w14:val="accent2"/>
+            </w14:solidFill>
+          </w14:textFill>
+        </w:rPr>
+        <w:t>requiredDur….Execution: at least one should match</w:t>
+      </w:r>
+      <w:r>
+        <w:rPr>
+          <w:rFonts w:hint="default" w:ascii="Sitka Subheading" w:hAnsi="Sitka Subheading" w:cs="Sitka Subheading"/>
+          <w:color w:val="EE822F" w:themeColor="accent2"/>
+          <w:shd w:val="clear" w:color="FFFFFF" w:fill="D9D9D9"/>
+          <w:lang w:val="en-IN"/>
+          <w14:textFill>
+            <w14:solidFill>
+              <w14:schemeClr w14:val="accent2"/>
+            </w14:solidFill>
+          </w14:textFill>
+        </w:rPr>
+        <w:br w:type="textWrapping"/>
+      </w:r>
+      <w:r>
+        <w:rPr>
+          <w:rFonts w:hint="default" w:ascii="Sitka Subheading" w:hAnsi="Sitka Subheading" w:cs="Sitka Subheading"/>
+          <w:color w:val="EE822F" w:themeColor="accent2"/>
+          <w:shd w:val="clear" w:color="FFFFFF" w:fill="D9D9D9"/>
+          <w:lang w:val="en-IN"/>
+          <w14:textFill>
+            <w14:solidFill>
+              <w14:schemeClr w14:val="accent2"/>
+            </w14:solidFill>
+          </w14:textFill>
+        </w:rPr>
+        <w:t>preferredDur…Execution: more matches, more score</w:t>
+      </w:r>
+    </w:p>
+    <w:p>
+      <w:pPr>
+        <w:keepNext w:val="0"/>
+        <w:keepLines w:val="0"/>
+        <w:widowControl/>
+        <w:numPr>
+          <w:ilvl w:val="0"/>
+          <w:numId w:val="11"/>
+        </w:numPr>
+        <w:suppressLineNumbers w:val="0"/>
+        <w:spacing w:before="0" w:beforeAutospacing="0" w:after="0" w:afterAutospacing="0" w:line="360" w:lineRule="auto"/>
+        <w:ind w:left="420" w:leftChars="0" w:right="0" w:hanging="420" w:firstLineChars="0"/>
+        <w:jc w:val="left"/>
+        <w:rPr>
+          <w:rFonts w:hint="default" w:ascii="Sitka Subheading" w:hAnsi="Sitka Subheading" w:cs="Sitka Subheading"/>
+        </w:rPr>
+      </w:pPr>
+      <w:r>
+        <w:rPr>
+          <w:rFonts w:hint="default" w:ascii="Sitka Subheading" w:hAnsi="Sitka Subheading" w:cs="Sitka Subheading"/>
+          <w:lang w:val="en-IN"/>
+        </w:rPr>
+        <w:t>Resource Requirements</w:t>
+      </w:r>
+    </w:p>
+    <w:p>
+      <w:pPr>
+        <w:keepNext w:val="0"/>
+        <w:keepLines w:val="0"/>
+        <w:widowControl/>
+        <w:numPr>
+          <w:ilvl w:val="1"/>
+          <w:numId w:val="11"/>
+        </w:numPr>
+        <w:suppressLineNumbers w:val="0"/>
+        <w:spacing w:before="0" w:beforeAutospacing="0" w:after="0" w:afterAutospacing="0" w:line="360" w:lineRule="auto"/>
+        <w:ind w:left="840" w:leftChars="0" w:right="0" w:hanging="420" w:firstLineChars="0"/>
+        <w:jc w:val="left"/>
+        <w:rPr>
+          <w:rFonts w:hint="default" w:ascii="Sitka Subheading" w:hAnsi="Sitka Subheading" w:cs="Sitka Subheading"/>
+        </w:rPr>
+      </w:pPr>
+      <w:r>
+        <w:rPr>
+          <w:rFonts w:hint="default" w:ascii="Sitka Subheading" w:hAnsi="Sitka Subheading" w:cs="Sitka Subheading"/>
+          <w:lang w:val="en-IN"/>
+        </w:rPr>
+        <w:t xml:space="preserve">Update field: </w:t>
+      </w:r>
+      <w:r>
+        <w:rPr>
+          <w:rFonts w:hint="default" w:ascii="Sitka Subheading" w:hAnsi="Sitka Subheading" w:cs="Sitka Subheading"/>
+          <w:i/>
+          <w:iCs/>
+          <w:color w:val="18605A" w:themeColor="accent5" w:themeShade="80"/>
+          <w:u w:val="single"/>
+          <w:lang w:val="en-IN"/>
+        </w:rPr>
+        <w:t>pod.spec.containers[*].resources</w:t>
+      </w:r>
+      <w:r>
+        <w:rPr>
+          <w:rFonts w:hint="default" w:ascii="Sitka Subheading" w:hAnsi="Sitka Subheading" w:cs="Sitka Subheading"/>
+          <w:i w:val="0"/>
+          <w:iCs w:val="0"/>
+          <w:lang w:val="en-IN"/>
+        </w:rPr>
+        <w:t xml:space="preserve"> </w:t>
+      </w:r>
+      <w:r>
+        <w:rPr>
+          <w:rFonts w:hint="default" w:ascii="Sitka Subheading" w:hAnsi="Sitka Subheading" w:cs="Sitka Subheading"/>
+          <w:i w:val="0"/>
+          <w:iCs w:val="0"/>
+          <w:lang w:val="en-IN"/>
+        </w:rPr>
+        <w:br w:type="textWrapping"/>
+      </w:r>
+      <w:r>
+        <w:rPr>
+          <w:rFonts w:hint="default" w:ascii="Sitka Subheading" w:hAnsi="Sitka Subheading" w:cs="Sitka Subheading"/>
+          <w:i/>
+          <w:iCs/>
+          <w:lang w:val="en-IN"/>
+        </w:rPr>
+        <w:t>requests</w:t>
+      </w:r>
+      <w:r>
+        <w:rPr>
+          <w:rFonts w:hint="default" w:ascii="Sitka Subheading" w:hAnsi="Sitka Subheading" w:cs="Sitka Subheading"/>
+          <w:i w:val="0"/>
+          <w:iCs w:val="0"/>
+          <w:lang w:val="en-IN"/>
+        </w:rPr>
+        <w:t xml:space="preserve"> -&gt; required resources, else node will not be scheduled [</w:t>
+      </w:r>
+      <w:r>
+        <w:rPr>
+          <w:rFonts w:hint="default" w:ascii="Sitka Subheading" w:hAnsi="Sitka Subheading" w:cs="Sitka Subheading"/>
+          <w:i w:val="0"/>
+          <w:iCs w:val="0"/>
+          <w:color w:val="795D01" w:themeColor="accent3" w:themeShade="80"/>
+          <w:lang w:val="en-IN"/>
+        </w:rPr>
+        <w:t>scheduling phase</w:t>
+      </w:r>
+      <w:r>
+        <w:rPr>
+          <w:rFonts w:hint="default" w:ascii="Sitka Subheading" w:hAnsi="Sitka Subheading" w:cs="Sitka Subheading"/>
+          <w:i w:val="0"/>
+          <w:iCs w:val="0"/>
+          <w:lang w:val="en-IN"/>
+        </w:rPr>
+        <w:t>].</w:t>
+      </w:r>
+      <w:r>
+        <w:rPr>
+          <w:rFonts w:hint="default" w:ascii="Sitka Subheading" w:hAnsi="Sitka Subheading" w:cs="Sitka Subheading"/>
+          <w:i w:val="0"/>
+          <w:iCs w:val="0"/>
+          <w:lang w:val="en-IN"/>
+        </w:rPr>
+        <w:br w:type="textWrapping"/>
+      </w:r>
+      <w:r>
+        <w:rPr>
+          <w:rFonts w:hint="default" w:ascii="Sitka Subheading" w:hAnsi="Sitka Subheading" w:cs="Sitka Subheading"/>
+          <w:i/>
+          <w:iCs/>
+          <w:lang w:val="en-IN"/>
+        </w:rPr>
+        <w:t>limits</w:t>
+      </w:r>
+      <w:r>
+        <w:rPr>
+          <w:rFonts w:hint="default" w:ascii="Sitka Subheading" w:hAnsi="Sitka Subheading" w:cs="Sitka Subheading"/>
+          <w:i w:val="0"/>
+          <w:iCs w:val="0"/>
+          <w:lang w:val="en-IN"/>
+        </w:rPr>
+        <w:t xml:space="preserve">   -&gt; maximum utilization of resources in the node [</w:t>
+      </w:r>
+      <w:r>
+        <w:rPr>
+          <w:rFonts w:hint="default" w:ascii="Sitka Subheading" w:hAnsi="Sitka Subheading" w:cs="Sitka Subheading"/>
+          <w:i w:val="0"/>
+          <w:iCs w:val="0"/>
+          <w:color w:val="795D01" w:themeColor="accent3" w:themeShade="80"/>
+          <w:lang w:val="en-IN"/>
+        </w:rPr>
+        <w:t>running phase</w:t>
+      </w:r>
+      <w:r>
+        <w:rPr>
+          <w:rFonts w:hint="default" w:ascii="Sitka Subheading" w:hAnsi="Sitka Subheading" w:cs="Sitka Subheading"/>
+          <w:i w:val="0"/>
+          <w:iCs w:val="0"/>
+          <w:lang w:val="en-IN"/>
+        </w:rPr>
+        <w:t>]</w:t>
+      </w:r>
+    </w:p>
+    <w:p>
+      <w:pPr>
+        <w:keepNext w:val="0"/>
+        <w:keepLines w:val="0"/>
+        <w:widowControl/>
+        <w:numPr>
+          <w:ilvl w:val="1"/>
+          <w:numId w:val="11"/>
+        </w:numPr>
+        <w:suppressLineNumbers w:val="0"/>
+        <w:spacing w:before="0" w:beforeAutospacing="0" w:after="0" w:afterAutospacing="0" w:line="360" w:lineRule="auto"/>
+        <w:ind w:left="840" w:leftChars="0" w:right="0" w:hanging="420" w:firstLineChars="0"/>
+        <w:jc w:val="left"/>
+        <w:rPr>
+          <w:rFonts w:hint="default" w:ascii="Sitka Subheading" w:hAnsi="Sitka Subheading" w:cs="Sitka Subheading"/>
+        </w:rPr>
+      </w:pPr>
+      <w:r>
+        <w:rPr>
+          <w:rFonts w:hint="default" w:ascii="Sitka Subheading" w:hAnsi="Sitka Subheading" w:cs="Sitka Subheading"/>
+        </w:rPr>
+        <w:drawing>
+          <wp:inline distT="0" distB="0" distL="114300" distR="114300">
+            <wp:extent cx="1935480" cy="1633220"/>
+            <wp:effectExtent l="0" t="0" r="0" b="0"/>
+            <wp:docPr id="142" name="Picture 141"/>
+            <wp:cNvGraphicFramePr>
+              <a:graphicFrameLocks xmlns:a="http://schemas.openxmlformats.org/drawingml/2006/main" noChangeAspect="1"/>
+            </wp:cNvGraphicFramePr>
+            <a:graphic xmlns:a="http://schemas.openxmlformats.org/drawingml/2006/main">
+              <a:graphicData uri="http://schemas.openxmlformats.org/drawingml/2006/picture">
+                <pic:pic xmlns:pic="http://schemas.openxmlformats.org/drawingml/2006/picture">
+                  <pic:nvPicPr>
+                    <pic:cNvPr id="142" name="Picture 141"/>
+                    <pic:cNvPicPr>
+                      <a:picLocks noChangeAspect="1"/>
+                    </pic:cNvPicPr>
+                  </pic:nvPicPr>
+                  <pic:blipFill>
+                    <a:blip r:embed="rId15"/>
+                    <a:srcRect t="53423"/>
+                    <a:stretch>
+                      <a:fillRect/>
+                    </a:stretch>
+                  </pic:blipFill>
+                  <pic:spPr>
+                    <a:xfrm>
+                      <a:off x="0" y="0"/>
+                      <a:ext cx="1935480" cy="1633220"/>
+                    </a:xfrm>
+                    <a:prstGeom prst="rect">
+                      <a:avLst/>
+                    </a:prstGeom>
+                    <a:noFill/>
+                    <a:ln>
+                      <a:noFill/>
+                    </a:ln>
+                  </pic:spPr>
+                </pic:pic>
+              </a:graphicData>
+            </a:graphic>
+          </wp:inline>
+        </w:drawing>
+      </w:r>
+    </w:p>
+    <w:p>
+      <w:pPr>
+        <w:keepNext w:val="0"/>
+        <w:keepLines w:val="0"/>
+        <w:widowControl/>
+        <w:numPr>
+          <w:ilvl w:val="1"/>
+          <w:numId w:val="11"/>
+        </w:numPr>
+        <w:suppressLineNumbers w:val="0"/>
+        <w:spacing w:before="0" w:beforeAutospacing="0" w:after="0" w:afterAutospacing="0" w:line="360" w:lineRule="auto"/>
+        <w:ind w:left="840" w:leftChars="0" w:right="0" w:hanging="420" w:firstLineChars="0"/>
+        <w:jc w:val="left"/>
+        <w:rPr>
+          <w:rFonts w:hint="default" w:ascii="Sitka Subheading" w:hAnsi="Sitka Subheading" w:cs="Sitka Subheading"/>
+        </w:rPr>
+      </w:pPr>
+      <w:r>
+        <w:rPr>
+          <w:rFonts w:hint="default" w:ascii="Sitka Subheading" w:hAnsi="Sitka Subheading" w:cs="Sitka Subheading"/>
+          <w:lang w:val="en-IN"/>
+        </w:rPr>
+        <w:t xml:space="preserve">cpu smallest unit: </w:t>
+      </w:r>
+      <w:r>
+        <w:rPr>
+          <w:rFonts w:hint="default" w:ascii="Sitka Subheading" w:hAnsi="Sitka Subheading" w:cs="Sitka Subheading"/>
+          <w:b/>
+          <w:bCs/>
+          <w:lang w:val="en-IN"/>
+        </w:rPr>
+        <w:t>1m</w:t>
+      </w:r>
+      <w:r>
+        <w:rPr>
+          <w:rFonts w:hint="default" w:ascii="Sitka Subheading" w:hAnsi="Sitka Subheading" w:cs="Sitka Subheading"/>
+          <w:b w:val="0"/>
+          <w:bCs w:val="0"/>
+          <w:lang w:val="en-IN"/>
+        </w:rPr>
+        <w:t xml:space="preserve"> (1 mili CPU), </w:t>
+      </w:r>
+      <w:r>
+        <w:rPr>
+          <w:rFonts w:hint="default" w:ascii="Sitka Subheading" w:hAnsi="Sitka Subheading" w:cs="Sitka Subheading"/>
+          <w:b/>
+          <w:bCs/>
+          <w:lang w:val="en-IN"/>
+        </w:rPr>
+        <w:t>1</w:t>
+      </w:r>
+      <w:r>
+        <w:rPr>
+          <w:rFonts w:hint="default" w:ascii="Sitka Subheading" w:hAnsi="Sitka Subheading" w:cs="Sitka Subheading"/>
+          <w:b w:val="0"/>
+          <w:bCs w:val="0"/>
+          <w:lang w:val="en-IN"/>
+        </w:rPr>
+        <w:t xml:space="preserve"> means one full CPU.</w:t>
+      </w:r>
+      <w:r>
+        <w:rPr>
+          <w:rFonts w:hint="default" w:ascii="Sitka Subheading" w:hAnsi="Sitka Subheading" w:cs="Sitka Subheading"/>
+          <w:b w:val="0"/>
+          <w:bCs w:val="0"/>
+          <w:lang w:val="en-IN"/>
+        </w:rPr>
+        <w:br w:type="textWrapping"/>
+      </w:r>
+      <w:r>
+        <w:rPr>
+          <w:rFonts w:hint="default" w:ascii="Sitka Subheading" w:hAnsi="Sitka Subheading" w:cs="Sitka Subheading"/>
+          <w:b w:val="0"/>
+          <w:bCs w:val="0"/>
+          <w:lang w:val="en-IN"/>
+        </w:rPr>
+        <w:t xml:space="preserve">memory smallest unit: </w:t>
+      </w:r>
+      <w:r>
+        <w:rPr>
+          <w:rFonts w:hint="default" w:ascii="Sitka Subheading" w:hAnsi="Sitka Subheading" w:cs="Sitka Subheading"/>
+          <w:b/>
+          <w:bCs/>
+          <w:lang w:val="en-IN"/>
+        </w:rPr>
+        <w:t>1</w:t>
+      </w:r>
+      <w:r>
+        <w:rPr>
+          <w:rFonts w:hint="default" w:ascii="Sitka Subheading" w:hAnsi="Sitka Subheading" w:cs="Sitka Subheading"/>
+          <w:b w:val="0"/>
+          <w:bCs w:val="0"/>
+          <w:lang w:val="en-IN"/>
+        </w:rPr>
+        <w:t xml:space="preserve"> (1 byte), use </w:t>
+      </w:r>
+      <w:r>
+        <w:rPr>
+          <w:rFonts w:hint="default" w:ascii="Sitka Subheading" w:hAnsi="Sitka Subheading" w:cs="Sitka Subheading"/>
+          <w:b/>
+          <w:bCs/>
+          <w:lang w:val="en-IN"/>
+        </w:rPr>
+        <w:t>Gi, Mi, Ki</w:t>
+      </w:r>
+      <w:r>
+        <w:rPr>
+          <w:rFonts w:hint="default" w:ascii="Sitka Subheading" w:hAnsi="Sitka Subheading" w:cs="Sitka Subheading"/>
+          <w:b w:val="0"/>
+          <w:bCs w:val="0"/>
+          <w:lang w:val="en-IN"/>
+        </w:rPr>
+        <w:t xml:space="preserve"> </w:t>
+      </w:r>
+      <w:r>
+        <w:rPr>
+          <w:rFonts w:hint="default" w:ascii="Sitka Subheading" w:hAnsi="Sitka Subheading" w:cs="Sitka Subheading"/>
+          <w:b w:val="0"/>
+          <w:bCs w:val="0"/>
+          <w:strike/>
+          <w:dstrike w:val="0"/>
+          <w:lang w:val="en-IN"/>
+        </w:rPr>
+        <w:t>(don’t use G, M, K)</w:t>
+      </w:r>
+    </w:p>
+    <w:p>
+      <w:pPr>
+        <w:keepNext w:val="0"/>
+        <w:keepLines w:val="0"/>
+        <w:widowControl/>
+        <w:numPr>
+          <w:ilvl w:val="1"/>
+          <w:numId w:val="11"/>
+        </w:numPr>
+        <w:suppressLineNumbers w:val="0"/>
+        <w:spacing w:before="0" w:beforeAutospacing="0" w:after="0" w:afterAutospacing="0" w:line="360" w:lineRule="auto"/>
+        <w:ind w:left="840" w:leftChars="0" w:right="0" w:hanging="420" w:firstLineChars="0"/>
+        <w:jc w:val="left"/>
+        <w:rPr>
+          <w:rFonts w:hint="default" w:ascii="Sitka Subheading" w:hAnsi="Sitka Subheading" w:cs="Sitka Subheading"/>
+        </w:rPr>
+      </w:pPr>
+      <w:r>
+        <w:rPr>
+          <w:rFonts w:hint="default" w:ascii="Sitka Subheading" w:hAnsi="Sitka Subheading" w:cs="Sitka Subheading"/>
+          <w:lang w:val="en-IN"/>
+        </w:rPr>
+        <w:t>CPU maximum limit reached: throttled (slow down)</w:t>
+      </w:r>
+      <w:r>
+        <w:rPr>
+          <w:rFonts w:hint="default" w:ascii="Sitka Subheading" w:hAnsi="Sitka Subheading" w:cs="Sitka Subheading"/>
+          <w:lang w:val="en-IN"/>
+        </w:rPr>
+        <w:br w:type="textWrapping"/>
+      </w:r>
+      <w:r>
+        <w:rPr>
+          <w:rFonts w:hint="default" w:ascii="Sitka Subheading" w:hAnsi="Sitka Subheading" w:cs="Sitka Subheading"/>
+          <w:lang w:val="en-IN"/>
+        </w:rPr>
+        <w:t xml:space="preserve">Memory maximum reached: container is killed </w:t>
+      </w:r>
+    </w:p>
+    <w:p>
+      <w:pPr>
+        <w:keepNext w:val="0"/>
+        <w:keepLines w:val="0"/>
+        <w:widowControl/>
+        <w:numPr>
+          <w:ilvl w:val="1"/>
+          <w:numId w:val="11"/>
+        </w:numPr>
+        <w:suppressLineNumbers w:val="0"/>
+        <w:spacing w:before="0" w:beforeAutospacing="0" w:after="0" w:afterAutospacing="0" w:line="360" w:lineRule="auto"/>
+        <w:ind w:left="840" w:leftChars="0" w:right="0" w:hanging="420" w:firstLineChars="0"/>
+        <w:jc w:val="left"/>
+        <w:rPr>
+          <w:rFonts w:hint="default" w:ascii="Sitka Subheading" w:hAnsi="Sitka Subheading" w:cs="Sitka Subheading"/>
+        </w:rPr>
+      </w:pPr>
+      <w:r>
+        <w:rPr>
+          <w:rFonts w:hint="default" w:ascii="Sitka Subheading" w:hAnsi="Sitka Subheading" w:cs="Sitka Subheading"/>
+          <w:lang w:val="en-IN"/>
+        </w:rPr>
+        <w:t xml:space="preserve">Best scenario: </w:t>
+      </w:r>
+      <w:r>
+        <w:rPr>
+          <w:rFonts w:hint="default" w:ascii="Sitka Subheading" w:hAnsi="Sitka Subheading" w:cs="Sitka Subheading"/>
+          <w:u w:val="single"/>
+          <w:lang w:val="en-IN"/>
+        </w:rPr>
+        <w:t>Request</w:t>
+      </w:r>
+      <w:r>
+        <w:rPr>
+          <w:rFonts w:hint="default" w:ascii="Sitka Subheading" w:hAnsi="Sitka Subheading" w:cs="Sitka Subheading"/>
+          <w:u w:val="none"/>
+          <w:lang w:val="en-IN"/>
+        </w:rPr>
+        <w:t xml:space="preserve">, </w:t>
+      </w:r>
+      <w:r>
+        <w:rPr>
+          <w:rFonts w:hint="default" w:ascii="Sitka Subheading" w:hAnsi="Sitka Subheading" w:cs="Sitka Subheading"/>
+          <w:u w:val="single"/>
+          <w:lang w:val="en-IN"/>
+        </w:rPr>
+        <w:t>No Limit</w:t>
+      </w:r>
+    </w:p>
+    <w:p>
+      <w:pPr>
+        <w:keepNext w:val="0"/>
+        <w:keepLines w:val="0"/>
+        <w:widowControl/>
+        <w:numPr>
+          <w:ilvl w:val="0"/>
+          <w:numId w:val="11"/>
+        </w:numPr>
+        <w:suppressLineNumbers w:val="0"/>
+        <w:spacing w:before="0" w:beforeAutospacing="0" w:after="0" w:afterAutospacing="0" w:line="360" w:lineRule="auto"/>
+        <w:ind w:left="420" w:leftChars="0" w:right="0" w:hanging="420" w:firstLineChars="0"/>
+        <w:jc w:val="left"/>
+        <w:rPr>
+          <w:rFonts w:hint="default" w:ascii="Sitka Subheading" w:hAnsi="Sitka Subheading" w:cs="Sitka Subheading"/>
+        </w:rPr>
+      </w:pPr>
+      <w:r>
+        <w:rPr>
+          <w:rFonts w:hint="default" w:ascii="Sitka Subheading" w:hAnsi="Sitka Subheading" w:cs="Sitka Subheading"/>
+          <w:lang w:val="en-IN"/>
+        </w:rPr>
+        <w:t>LimitRange</w:t>
+      </w:r>
+    </w:p>
+    <w:p>
+      <w:pPr>
+        <w:keepNext w:val="0"/>
+        <w:keepLines w:val="0"/>
+        <w:widowControl/>
+        <w:numPr>
+          <w:ilvl w:val="1"/>
+          <w:numId w:val="11"/>
+        </w:numPr>
+        <w:suppressLineNumbers w:val="0"/>
+        <w:spacing w:before="0" w:beforeAutospacing="0" w:after="0" w:afterAutospacing="0" w:line="360" w:lineRule="auto"/>
+        <w:ind w:left="840" w:leftChars="0" w:right="0" w:hanging="420" w:firstLineChars="0"/>
+        <w:jc w:val="left"/>
+        <w:rPr>
+          <w:rFonts w:hint="default" w:ascii="Sitka Subheading" w:hAnsi="Sitka Subheading" w:cs="Sitka Subheading"/>
+        </w:rPr>
+      </w:pPr>
+      <w:r>
+        <w:rPr>
+          <w:rFonts w:hint="default" w:ascii="Sitka Subheading" w:hAnsi="Sitka Subheading" w:cs="Sitka Subheading"/>
+          <w:lang w:val="en-IN"/>
+        </w:rPr>
+        <w:t xml:space="preserve">Inject default </w:t>
+      </w:r>
+      <w:r>
+        <w:rPr>
+          <w:rFonts w:hint="default" w:ascii="Sitka Subheading" w:hAnsi="Sitka Subheading" w:cs="Sitka Subheading"/>
+          <w:i/>
+          <w:iCs/>
+          <w:lang w:val="en-IN"/>
+        </w:rPr>
+        <w:t>request</w:t>
+      </w:r>
+      <w:r>
+        <w:rPr>
+          <w:rFonts w:hint="default" w:ascii="Sitka Subheading" w:hAnsi="Sitka Subheading" w:cs="Sitka Subheading"/>
+          <w:i w:val="0"/>
+          <w:iCs w:val="0"/>
+          <w:lang w:val="en-IN"/>
+        </w:rPr>
+        <w:t xml:space="preserve"> and </w:t>
+      </w:r>
+      <w:r>
+        <w:rPr>
+          <w:rFonts w:hint="default" w:ascii="Sitka Subheading" w:hAnsi="Sitka Subheading" w:cs="Sitka Subheading"/>
+          <w:i/>
+          <w:iCs/>
+          <w:lang w:val="en-IN"/>
+        </w:rPr>
+        <w:t>limit</w:t>
+      </w:r>
+      <w:r>
+        <w:rPr>
+          <w:rFonts w:hint="default" w:ascii="Sitka Subheading" w:hAnsi="Sitka Subheading" w:cs="Sitka Subheading"/>
+          <w:i w:val="0"/>
+          <w:iCs w:val="0"/>
+          <w:lang w:val="en-IN"/>
+        </w:rPr>
+        <w:t xml:space="preserve"> if not configured inside pods.</w:t>
+      </w:r>
+    </w:p>
+    <w:p>
+      <w:pPr>
+        <w:keepNext w:val="0"/>
+        <w:keepLines w:val="0"/>
+        <w:widowControl/>
+        <w:numPr>
+          <w:ilvl w:val="1"/>
+          <w:numId w:val="11"/>
+        </w:numPr>
+        <w:suppressLineNumbers w:val="0"/>
+        <w:spacing w:before="0" w:beforeAutospacing="0" w:after="0" w:afterAutospacing="0" w:line="360" w:lineRule="auto"/>
+        <w:ind w:left="840" w:leftChars="0" w:right="0" w:hanging="420" w:firstLineChars="0"/>
+        <w:jc w:val="left"/>
+        <w:rPr>
+          <w:rFonts w:hint="default" w:ascii="Sitka Subheading" w:hAnsi="Sitka Subheading" w:cs="Sitka Subheading"/>
+        </w:rPr>
+      </w:pPr>
+      <w:r>
+        <w:rPr>
+          <w:rFonts w:hint="default" w:ascii="Sitka Subheading" w:hAnsi="Sitka Subheading" w:cs="Sitka Subheading"/>
+          <w:lang w:val="en-IN"/>
+        </w:rPr>
+        <w:t>Multiple LimitRange can be configured in a namespace, but they should not conflict.</w:t>
+      </w:r>
+      <w:r>
+        <w:rPr>
+          <w:rFonts w:hint="default" w:ascii="Sitka Subheading" w:hAnsi="Sitka Subheading" w:cs="Sitka Subheading"/>
+          <w:lang w:val="en-IN"/>
+        </w:rPr>
+        <w:br w:type="textWrapping"/>
+      </w:r>
+      <w:r>
+        <w:rPr>
+          <w:rFonts w:hint="default" w:ascii="Sitka Subheading" w:hAnsi="Sitka Subheading" w:cs="Sitka Subheading"/>
+          <w:strike/>
+          <w:dstrike w:val="0"/>
+          <w:lang w:val="en-IN"/>
+        </w:rPr>
+        <w:t>Ex: one says max cpu: 500m, another says min cpu: 600m</w:t>
+      </w:r>
+      <w:r>
+        <w:rPr>
+          <w:rFonts w:hint="default" w:ascii="Sitka Subheading" w:hAnsi="Sitka Subheading" w:cs="Sitka Subheading"/>
+          <w:strike/>
+          <w:dstrike w:val="0"/>
+          <w:lang w:val="en-IN"/>
+        </w:rPr>
+        <w:br w:type="textWrapping"/>
+      </w:r>
+      <w:r>
+        <w:rPr>
+          <w:rFonts w:hint="default" w:ascii="Sitka Subheading" w:hAnsi="Sitka Subheading" w:cs="Sitka Subheading"/>
+          <w:strike/>
+          <w:dstrike w:val="0"/>
+          <w:lang w:val="en-IN"/>
+        </w:rPr>
+        <w:t>in this case, pod will not be created because of conflicting values.</w:t>
+      </w:r>
+    </w:p>
+    <w:p>
+      <w:pPr>
+        <w:keepNext w:val="0"/>
+        <w:keepLines w:val="0"/>
+        <w:widowControl/>
+        <w:numPr>
+          <w:ilvl w:val="2"/>
+          <w:numId w:val="11"/>
+        </w:numPr>
+        <w:suppressLineNumbers w:val="0"/>
+        <w:spacing w:before="0" w:beforeAutospacing="0" w:after="0" w:afterAutospacing="0" w:line="360" w:lineRule="auto"/>
+        <w:ind w:left="1260" w:leftChars="0" w:right="0" w:hanging="420" w:firstLineChars="0"/>
+        <w:jc w:val="left"/>
+        <w:rPr>
+          <w:rFonts w:hint="default" w:ascii="Sitka Subheading" w:hAnsi="Sitka Subheading" w:cs="Sitka Subheading"/>
+        </w:rPr>
+      </w:pPr>
+      <w:r>
+        <w:rPr>
+          <w:rFonts w:hint="default" w:ascii="Sitka Subheading" w:hAnsi="Sitka Subheading" w:cs="Sitka Subheading"/>
+          <w:lang w:val="en-IN"/>
+        </w:rPr>
+        <w:t>In real life: one LimitRange per namespace is maintained.</w:t>
+      </w:r>
+    </w:p>
+    <w:p>
+      <w:pPr>
+        <w:keepNext w:val="0"/>
+        <w:keepLines w:val="0"/>
+        <w:widowControl/>
+        <w:numPr>
+          <w:ilvl w:val="1"/>
+          <w:numId w:val="11"/>
+        </w:numPr>
+        <w:suppressLineNumbers w:val="0"/>
+        <w:spacing w:before="0" w:beforeAutospacing="0" w:after="0" w:afterAutospacing="0" w:line="360" w:lineRule="auto"/>
+        <w:ind w:left="840" w:leftChars="0" w:right="0" w:hanging="420" w:firstLineChars="0"/>
+        <w:jc w:val="left"/>
+        <w:rPr>
+          <w:rFonts w:hint="default" w:ascii="Sitka Subheading" w:hAnsi="Sitka Subheading" w:cs="Sitka Subheading"/>
+        </w:rPr>
+      </w:pPr>
+      <w:r>
+        <w:rPr>
+          <w:rFonts w:hint="default" w:ascii="Sitka Subheading" w:hAnsi="Sitka Subheading" w:cs="Sitka Subheading"/>
+        </w:rPr>
+        <w:drawing>
+          <wp:inline distT="0" distB="0" distL="114300" distR="114300">
+            <wp:extent cx="3006725" cy="2585720"/>
+            <wp:effectExtent l="0" t="0" r="3175" b="5080"/>
+            <wp:docPr id="143" name="Picture 142"/>
+            <wp:cNvGraphicFramePr>
+              <a:graphicFrameLocks xmlns:a="http://schemas.openxmlformats.org/drawingml/2006/main" noChangeAspect="1"/>
+            </wp:cNvGraphicFramePr>
+            <a:graphic xmlns:a="http://schemas.openxmlformats.org/drawingml/2006/main">
+              <a:graphicData uri="http://schemas.openxmlformats.org/drawingml/2006/picture">
+                <pic:pic xmlns:pic="http://schemas.openxmlformats.org/drawingml/2006/picture">
+                  <pic:nvPicPr>
+                    <pic:cNvPr id="143" name="Picture 142"/>
+                    <pic:cNvPicPr>
+                      <a:picLocks noChangeAspect="1"/>
+                    </pic:cNvPicPr>
+                  </pic:nvPicPr>
+                  <pic:blipFill>
+                    <a:blip r:embed="rId16"/>
+                    <a:stretch>
+                      <a:fillRect/>
+                    </a:stretch>
+                  </pic:blipFill>
+                  <pic:spPr>
+                    <a:xfrm>
+                      <a:off x="0" y="0"/>
+                      <a:ext cx="3006725" cy="2585720"/>
+                    </a:xfrm>
+                    <a:prstGeom prst="rect">
+                      <a:avLst/>
+                    </a:prstGeom>
+                    <a:noFill/>
+                    <a:ln>
+                      <a:noFill/>
+                    </a:ln>
+                  </pic:spPr>
+                </pic:pic>
+              </a:graphicData>
+            </a:graphic>
+          </wp:inline>
+        </w:drawing>
+      </w:r>
+      <w:r>
+        <w:rPr>
+          <w:rFonts w:hint="default" w:ascii="Sitka Subheading" w:hAnsi="Sitka Subheading" w:cs="Sitka Subheading"/>
+        </w:rPr>
+        <w:br w:type="textWrapping"/>
+      </w:r>
+      <w:r>
+        <w:rPr>
+          <w:rFonts w:hint="default" w:ascii="Sitka Subheading" w:hAnsi="Sitka Subheading" w:cs="Sitka Subheading"/>
+          <w:i/>
+          <w:iCs/>
+          <w:color w:val="18605A" w:themeColor="accent5" w:themeShade="80"/>
+          <w:u w:val="single"/>
+          <w:lang w:val="en-IN"/>
+        </w:rPr>
+        <w:t>limits.default</w:t>
+      </w:r>
+      <w:r>
+        <w:rPr>
+          <w:rFonts w:hint="default" w:ascii="Sitka Subheading" w:hAnsi="Sitka Subheading" w:cs="Sitka Subheading"/>
+          <w:i w:val="0"/>
+          <w:iCs w:val="0"/>
+          <w:lang w:val="en-IN"/>
+        </w:rPr>
+        <w:t xml:space="preserve"> : limit</w:t>
+      </w:r>
+      <w:r>
+        <w:rPr>
+          <w:rFonts w:hint="default" w:ascii="Sitka Subheading" w:hAnsi="Sitka Subheading" w:cs="Sitka Subheading"/>
+          <w:i w:val="0"/>
+          <w:iCs w:val="0"/>
+          <w:lang w:val="en-IN"/>
+        </w:rPr>
+        <w:br w:type="textWrapping"/>
+      </w:r>
+      <w:r>
+        <w:rPr>
+          <w:rFonts w:hint="default" w:ascii="Sitka Subheading" w:hAnsi="Sitka Subheading" w:cs="Sitka Subheading"/>
+          <w:i/>
+          <w:iCs/>
+          <w:color w:val="18605A" w:themeColor="accent5" w:themeShade="80"/>
+          <w:u w:val="single"/>
+          <w:lang w:val="en-IN"/>
+        </w:rPr>
+        <w:t>limits.defaultRequest</w:t>
+      </w:r>
+      <w:r>
+        <w:rPr>
+          <w:rFonts w:hint="default" w:ascii="Sitka Subheading" w:hAnsi="Sitka Subheading" w:cs="Sitka Subheading"/>
+          <w:i w:val="0"/>
+          <w:iCs w:val="0"/>
+          <w:lang w:val="en-IN"/>
+        </w:rPr>
+        <w:t>: request</w:t>
+      </w:r>
+      <w:r>
+        <w:rPr>
+          <w:rFonts w:hint="default" w:ascii="Sitka Subheading" w:hAnsi="Sitka Subheading" w:cs="Sitka Subheading"/>
+          <w:i w:val="0"/>
+          <w:iCs w:val="0"/>
+          <w:lang w:val="en-IN"/>
+        </w:rPr>
+        <w:br w:type="textWrapping"/>
+      </w:r>
+      <w:r>
+        <w:rPr>
+          <w:rFonts w:hint="default" w:ascii="Sitka Subheading" w:hAnsi="Sitka Subheading" w:cs="Sitka Subheading"/>
+          <w:i/>
+          <w:iCs/>
+          <w:color w:val="18605A" w:themeColor="accent5" w:themeShade="80"/>
+          <w:u w:val="single"/>
+          <w:lang w:val="en-IN"/>
+        </w:rPr>
+        <w:t>limits.max</w:t>
+      </w:r>
+      <w:r>
+        <w:rPr>
+          <w:rFonts w:hint="default" w:ascii="Sitka Subheading" w:hAnsi="Sitka Subheading" w:cs="Sitka Subheading"/>
+          <w:i w:val="0"/>
+          <w:iCs w:val="0"/>
+          <w:lang w:val="en-IN"/>
+        </w:rPr>
+        <w:t>: request or limit should not more than it.</w:t>
+      </w:r>
+      <w:r>
+        <w:rPr>
+          <w:rFonts w:hint="default" w:ascii="Sitka Subheading" w:hAnsi="Sitka Subheading" w:cs="Sitka Subheading"/>
+          <w:i w:val="0"/>
+          <w:iCs w:val="0"/>
+          <w:lang w:val="en-IN"/>
+        </w:rPr>
+        <w:br w:type="textWrapping"/>
+      </w:r>
+      <w:r>
+        <w:rPr>
+          <w:rFonts w:hint="default" w:ascii="Sitka Subheading" w:hAnsi="Sitka Subheading" w:cs="Sitka Subheading"/>
+          <w:i/>
+          <w:iCs/>
+          <w:color w:val="18605A" w:themeColor="accent5" w:themeShade="80"/>
+          <w:u w:val="single"/>
+          <w:lang w:val="en-IN"/>
+        </w:rPr>
+        <w:t>limits.min</w:t>
+      </w:r>
+      <w:r>
+        <w:rPr>
+          <w:rFonts w:hint="default" w:ascii="Sitka Subheading" w:hAnsi="Sitka Subheading" w:cs="Sitka Subheading"/>
+          <w:i w:val="0"/>
+          <w:iCs w:val="0"/>
+          <w:lang w:val="en-IN"/>
+        </w:rPr>
+        <w:t>: request or limit should not less than it.</w:t>
+      </w:r>
+    </w:p>
+    <w:p>
+      <w:pPr>
+        <w:keepNext w:val="0"/>
+        <w:keepLines w:val="0"/>
+        <w:widowControl/>
+        <w:numPr>
+          <w:ilvl w:val="0"/>
+          <w:numId w:val="11"/>
+        </w:numPr>
+        <w:suppressLineNumbers w:val="0"/>
+        <w:spacing w:before="0" w:beforeAutospacing="0" w:after="0" w:afterAutospacing="0" w:line="360" w:lineRule="auto"/>
+        <w:ind w:left="420" w:leftChars="0" w:right="0" w:hanging="420" w:firstLineChars="0"/>
+        <w:jc w:val="left"/>
+        <w:rPr>
+          <w:rFonts w:hint="default" w:ascii="Sitka Subheading" w:hAnsi="Sitka Subheading" w:cs="Sitka Subheading"/>
+          <w:color w:val="795D01" w:themeColor="accent3" w:themeShade="80"/>
+        </w:rPr>
+      </w:pPr>
+      <w:r>
+        <w:rPr>
+          <w:rFonts w:hint="default" w:ascii="Sitka Subheading" w:hAnsi="Sitka Subheading" w:cs="Sitka Subheading"/>
+          <w:i w:val="0"/>
+          <w:iCs w:val="0"/>
+          <w:color w:val="795D01" w:themeColor="accent3" w:themeShade="80"/>
+          <w:lang w:val="en-IN"/>
+        </w:rPr>
+        <w:t>ResourceQuota is for namespace level.</w:t>
+      </w:r>
+      <w:r>
+        <w:rPr>
+          <w:rFonts w:hint="default" w:ascii="Sitka Subheading" w:hAnsi="Sitka Subheading" w:cs="Sitka Subheading"/>
+          <w:i w:val="0"/>
+          <w:iCs w:val="0"/>
+          <w:color w:val="795D01" w:themeColor="accent3" w:themeShade="80"/>
+          <w:lang w:val="en-IN"/>
+        </w:rPr>
+        <w:br w:type="textWrapping"/>
+      </w:r>
+      <w:r>
+        <w:rPr>
+          <w:rFonts w:hint="default" w:ascii="Sitka Subheading" w:hAnsi="Sitka Subheading" w:cs="Sitka Subheading"/>
+          <w:i w:val="0"/>
+          <w:iCs w:val="0"/>
+          <w:color w:val="795D01" w:themeColor="accent3" w:themeShade="80"/>
+          <w:lang w:val="en-IN"/>
+        </w:rPr>
+        <w:t>LimitRange is for Pod level.</w:t>
+      </w:r>
+    </w:p>
+    <w:p>
+      <w:pPr>
+        <w:keepNext w:val="0"/>
+        <w:keepLines w:val="0"/>
+        <w:widowControl/>
+        <w:numPr>
+          <w:ilvl w:val="0"/>
+          <w:numId w:val="11"/>
+        </w:numPr>
+        <w:suppressLineNumbers w:val="0"/>
+        <w:spacing w:before="0" w:beforeAutospacing="0" w:after="0" w:afterAutospacing="0" w:line="360" w:lineRule="auto"/>
+        <w:ind w:left="420" w:leftChars="0" w:right="0" w:hanging="420" w:firstLineChars="0"/>
+        <w:jc w:val="left"/>
+        <w:rPr>
+          <w:rFonts w:hint="default" w:ascii="Sitka Subheading" w:hAnsi="Sitka Subheading" w:cs="Sitka Subheading"/>
+        </w:rPr>
+      </w:pPr>
+      <w:r>
+        <w:rPr>
+          <w:rFonts w:hint="default" w:ascii="Sitka Subheading" w:hAnsi="Sitka Subheading" w:cs="Sitka Subheading"/>
+          <w:lang w:val="en-IN"/>
+        </w:rPr>
+        <w:t>DaemonSet</w:t>
+      </w:r>
+      <w:r>
+        <w:rPr>
+          <w:rFonts w:hint="default" w:ascii="Sitka Subheading" w:hAnsi="Sitka Subheading" w:cs="Sitka Subheading"/>
+          <w:lang w:val="en-IN"/>
+        </w:rPr>
+        <w:br w:type="textWrapping"/>
+      </w:r>
+      <w:r>
+        <w:rPr>
+          <w:rFonts w:hint="default" w:ascii="Sitka Subheading" w:hAnsi="Sitka Subheading" w:cs="Sitka Subheading"/>
+          <w:lang w:val="en-IN"/>
+        </w:rPr>
+        <w:t>same as ReplicaSet.</w:t>
+      </w:r>
+      <w:r>
+        <w:rPr>
+          <w:rFonts w:hint="default" w:ascii="Sitka Subheading" w:hAnsi="Sitka Subheading" w:cs="Sitka Subheading"/>
+          <w:lang w:val="en-IN"/>
+        </w:rPr>
+        <w:br w:type="textWrapping"/>
+      </w:r>
+      <w:r>
+        <w:rPr>
+          <w:rFonts w:hint="default" w:ascii="Sitka Subheading" w:hAnsi="Sitka Subheading" w:cs="Sitka Subheading"/>
+          <w:lang w:val="en-IN"/>
+        </w:rPr>
+        <w:t>kind: DaemonSet</w:t>
+      </w:r>
+    </w:p>
+    <w:p>
+      <w:pPr>
+        <w:keepNext w:val="0"/>
+        <w:keepLines w:val="0"/>
+        <w:widowControl/>
+        <w:numPr>
+          <w:ilvl w:val="1"/>
+          <w:numId w:val="11"/>
+        </w:numPr>
+        <w:suppressLineNumbers w:val="0"/>
+        <w:spacing w:before="0" w:beforeAutospacing="0" w:after="0" w:afterAutospacing="0" w:line="360" w:lineRule="auto"/>
+        <w:ind w:left="840" w:leftChars="0" w:right="0" w:hanging="420" w:firstLineChars="0"/>
+        <w:jc w:val="left"/>
+        <w:rPr>
+          <w:rFonts w:hint="default" w:ascii="Sitka Subheading" w:hAnsi="Sitka Subheading" w:cs="Sitka Subheading"/>
+        </w:rPr>
+      </w:pPr>
+      <w:r>
+        <w:rPr>
+          <w:rFonts w:hint="default" w:ascii="Sitka Subheading" w:hAnsi="Sitka Subheading" w:cs="Sitka Subheading"/>
+          <w:lang w:val="en-IN"/>
+        </w:rPr>
+        <w:t>It make sure one copy of the Pod runs on each node.</w:t>
+      </w:r>
+    </w:p>
+    <w:p>
+      <w:pPr>
+        <w:keepNext w:val="0"/>
+        <w:keepLines w:val="0"/>
+        <w:widowControl/>
+        <w:numPr>
+          <w:ilvl w:val="0"/>
+          <w:numId w:val="11"/>
+        </w:numPr>
+        <w:suppressLineNumbers w:val="0"/>
+        <w:spacing w:before="0" w:beforeAutospacing="0" w:after="0" w:afterAutospacing="0" w:line="360" w:lineRule="auto"/>
+        <w:ind w:left="420" w:leftChars="0" w:right="0" w:hanging="420" w:firstLineChars="0"/>
+        <w:jc w:val="left"/>
+        <w:rPr>
+          <w:rFonts w:hint="default" w:ascii="Sitka Subheading" w:hAnsi="Sitka Subheading" w:cs="Sitka Subheading"/>
+        </w:rPr>
+      </w:pPr>
+      <w:r>
+        <w:rPr>
+          <w:rFonts w:hint="default" w:ascii="Sitka Subheading" w:hAnsi="Sitka Subheading" w:cs="Sitka Subheading"/>
+          <w:lang w:val="en-IN"/>
+        </w:rPr>
+        <w:t>Static Pods</w:t>
+      </w:r>
+    </w:p>
+    <w:p>
+      <w:pPr>
+        <w:keepNext w:val="0"/>
+        <w:keepLines w:val="0"/>
+        <w:widowControl/>
+        <w:numPr>
+          <w:ilvl w:val="1"/>
+          <w:numId w:val="11"/>
+        </w:numPr>
+        <w:suppressLineNumbers w:val="0"/>
+        <w:spacing w:before="0" w:beforeAutospacing="0" w:after="0" w:afterAutospacing="0" w:line="360" w:lineRule="auto"/>
+        <w:ind w:left="840" w:leftChars="0" w:right="0" w:hanging="420" w:firstLineChars="0"/>
+        <w:jc w:val="left"/>
+        <w:rPr>
+          <w:rFonts w:hint="default" w:ascii="Sitka Subheading" w:hAnsi="Sitka Subheading" w:cs="Sitka Subheading"/>
+        </w:rPr>
+      </w:pPr>
+      <w:r>
+        <w:rPr>
+          <w:rFonts w:hint="default" w:ascii="Sitka Subheading" w:hAnsi="Sitka Subheading" w:cs="Sitka Subheading"/>
+          <w:lang w:val="en-IN"/>
+        </w:rPr>
+        <w:t>Kubelet on each node watches a directory, it Pod’s yaml config file is present then it creates a pod.</w:t>
+      </w:r>
+      <w:r>
+        <w:rPr>
+          <w:rFonts w:hint="default" w:ascii="Sitka Subheading" w:hAnsi="Sitka Subheading" w:cs="Sitka Subheading"/>
+          <w:lang w:val="en-IN"/>
+        </w:rPr>
+        <w:br w:type="textWrapping"/>
+      </w:r>
+      <w:r>
+        <w:rPr>
+          <w:rFonts w:hint="default" w:ascii="Sitka Subheading" w:hAnsi="Sitka Subheading" w:cs="Sitka Subheading"/>
+          <w:lang w:val="en-IN"/>
+        </w:rPr>
+        <w:t>It doesn’t involve API Server.</w:t>
+      </w:r>
+    </w:p>
+    <w:p>
+      <w:pPr>
+        <w:keepNext w:val="0"/>
+        <w:keepLines w:val="0"/>
+        <w:widowControl/>
+        <w:numPr>
+          <w:ilvl w:val="1"/>
+          <w:numId w:val="11"/>
+        </w:numPr>
+        <w:suppressLineNumbers w:val="0"/>
+        <w:spacing w:before="0" w:beforeAutospacing="0" w:after="0" w:afterAutospacing="0" w:line="360" w:lineRule="auto"/>
+        <w:ind w:left="840" w:leftChars="0" w:right="0" w:hanging="420" w:firstLineChars="0"/>
+        <w:jc w:val="left"/>
+        <w:rPr>
+          <w:rFonts w:hint="default" w:ascii="Sitka Subheading" w:hAnsi="Sitka Subheading" w:cs="Sitka Subheading"/>
+        </w:rPr>
+      </w:pPr>
+      <w:r>
+        <w:rPr>
+          <w:rFonts w:hint="default" w:ascii="Sitka Subheading" w:hAnsi="Sitka Subheading" w:cs="Sitka Subheading"/>
+          <w:b/>
+          <w:bCs/>
+          <w:color w:val="851321" w:themeColor="accent6" w:themeShade="80"/>
+          <w:lang w:val="en-IN"/>
+        </w:rPr>
+        <w:t>systemctl cat kubelet</w:t>
+      </w:r>
+      <w:r>
+        <w:rPr>
+          <w:rFonts w:hint="default" w:ascii="Sitka Subheading" w:hAnsi="Sitka Subheading" w:cs="Sitka Subheading"/>
+          <w:b w:val="0"/>
+          <w:bCs w:val="0"/>
+          <w:lang w:val="en-IN"/>
+        </w:rPr>
+        <w:t xml:space="preserve">   [see the </w:t>
+      </w:r>
+      <w:r>
+        <w:rPr>
+          <w:rFonts w:hint="default" w:ascii="Sitka Subheading" w:hAnsi="Sitka Subheading" w:cs="Sitka Subheading"/>
+          <w:b w:val="0"/>
+          <w:bCs w:val="0"/>
+          <w:i/>
+          <w:iCs/>
+          <w:lang w:val="en-IN"/>
+        </w:rPr>
+        <w:t>kubelet.service</w:t>
+      </w:r>
+      <w:r>
+        <w:rPr>
+          <w:rFonts w:hint="default" w:ascii="Sitka Subheading" w:hAnsi="Sitka Subheading" w:cs="Sitka Subheading"/>
+          <w:b w:val="0"/>
+          <w:bCs w:val="0"/>
+          <w:i w:val="0"/>
+          <w:iCs w:val="0"/>
+          <w:lang w:val="en-IN"/>
+        </w:rPr>
+        <w:t xml:space="preserve"> file]</w:t>
+      </w:r>
+      <w:r>
+        <w:rPr>
+          <w:rFonts w:hint="default" w:ascii="Sitka Subheading" w:hAnsi="Sitka Subheading" w:cs="Sitka Subheading"/>
+          <w:b w:val="0"/>
+          <w:bCs w:val="0"/>
+          <w:i w:val="0"/>
+          <w:iCs w:val="0"/>
+          <w:lang w:val="en-IN"/>
+        </w:rPr>
+        <w:br w:type="textWrapping"/>
+      </w:r>
+      <w:r>
+        <w:rPr>
+          <w:rFonts w:hint="default" w:ascii="Sitka Subheading" w:hAnsi="Sitka Subheading" w:cs="Sitka Subheading"/>
+          <w:b w:val="0"/>
+          <w:bCs w:val="0"/>
+          <w:i w:val="0"/>
+          <w:iCs w:val="0"/>
+          <w:lang w:val="en-IN"/>
+        </w:rPr>
+        <w:t xml:space="preserve">get the </w:t>
+      </w:r>
+      <w:r>
+        <w:rPr>
+          <w:rFonts w:hint="default" w:ascii="Sitka Subheading" w:hAnsi="Sitka Subheading" w:cs="Sitka Subheading"/>
+          <w:b w:val="0"/>
+          <w:bCs w:val="0"/>
+          <w:i/>
+          <w:iCs/>
+          <w:lang w:val="en-IN"/>
+        </w:rPr>
+        <w:t>config.yaml</w:t>
+      </w:r>
+      <w:r>
+        <w:rPr>
+          <w:rFonts w:hint="default" w:ascii="Sitka Subheading" w:hAnsi="Sitka Subheading" w:cs="Sitka Subheading"/>
+          <w:b w:val="0"/>
+          <w:bCs w:val="0"/>
+          <w:i w:val="0"/>
+          <w:iCs w:val="0"/>
+          <w:lang w:val="en-IN"/>
+        </w:rPr>
+        <w:t xml:space="preserve"> file path and open that file.</w:t>
+      </w:r>
+      <w:r>
+        <w:rPr>
+          <w:rFonts w:hint="default" w:ascii="Sitka Subheading" w:hAnsi="Sitka Subheading" w:cs="Sitka Subheading"/>
+          <w:b w:val="0"/>
+          <w:bCs w:val="0"/>
+          <w:i w:val="0"/>
+          <w:iCs w:val="0"/>
+          <w:lang w:val="en-IN"/>
+        </w:rPr>
+        <w:br w:type="textWrapping"/>
+      </w:r>
+      <w:r>
+        <w:rPr>
+          <w:rFonts w:hint="default" w:ascii="Sitka Subheading" w:hAnsi="Sitka Subheading" w:cs="Sitka Subheading"/>
+          <w:b w:val="0"/>
+          <w:bCs w:val="0"/>
+          <w:i w:val="0"/>
+          <w:iCs w:val="0"/>
+          <w:lang w:val="en-IN"/>
+        </w:rPr>
+        <w:t xml:space="preserve">One key will be there </w:t>
+      </w:r>
+      <w:r>
+        <w:rPr>
+          <w:rFonts w:hint="default" w:ascii="Sitka Subheading" w:hAnsi="Sitka Subheading" w:cs="Sitka Subheading"/>
+          <w:b/>
+          <w:bCs/>
+          <w:i/>
+          <w:iCs/>
+          <w:color w:val="1E386B" w:themeColor="accent1" w:themeShade="80"/>
+          <w:u w:val="single"/>
+          <w:lang w:val="en-IN"/>
+        </w:rPr>
+        <w:t>staticPodPath</w:t>
+      </w:r>
+      <w:r>
+        <w:rPr>
+          <w:rFonts w:hint="default" w:ascii="Sitka Subheading" w:hAnsi="Sitka Subheading" w:cs="Sitka Subheading"/>
+          <w:b w:val="0"/>
+          <w:bCs w:val="0"/>
+          <w:i w:val="0"/>
+          <w:iCs w:val="0"/>
+          <w:lang w:val="en-IN"/>
+        </w:rPr>
+        <w:t>, that is the path to keep the Pod’s yaml configs.</w:t>
+      </w:r>
+    </w:p>
+    <w:p>
+      <w:pPr>
+        <w:keepNext w:val="0"/>
+        <w:keepLines w:val="0"/>
+        <w:widowControl/>
+        <w:numPr>
+          <w:ilvl w:val="1"/>
+          <w:numId w:val="11"/>
+        </w:numPr>
+        <w:suppressLineNumbers w:val="0"/>
+        <w:spacing w:before="0" w:beforeAutospacing="0" w:after="0" w:afterAutospacing="0" w:line="360" w:lineRule="auto"/>
+        <w:ind w:left="840" w:leftChars="0" w:right="0" w:hanging="420" w:firstLineChars="0"/>
+        <w:jc w:val="left"/>
+        <w:rPr>
+          <w:rFonts w:hint="default" w:ascii="Sitka Subheading" w:hAnsi="Sitka Subheading" w:cs="Sitka Subheading"/>
+        </w:rPr>
+      </w:pPr>
+      <w:r>
+        <w:rPr>
+          <w:rFonts w:hint="default" w:ascii="Sitka Subheading" w:hAnsi="Sitka Subheading" w:cs="Sitka Subheading"/>
+          <w:lang w:val="en-IN"/>
+        </w:rPr>
+        <w:t xml:space="preserve">Kube API Server knows about all the static pods, but you cannot update using </w:t>
+      </w:r>
+      <w:r>
+        <w:rPr>
+          <w:rFonts w:hint="default" w:ascii="Sitka Subheading" w:hAnsi="Sitka Subheading" w:cs="Sitka Subheading"/>
+          <w:i/>
+          <w:iCs/>
+          <w:color w:val="851321" w:themeColor="accent6" w:themeShade="80"/>
+          <w:lang w:val="en-IN"/>
+        </w:rPr>
+        <w:t>kubectl edit</w:t>
+      </w:r>
+      <w:r>
+        <w:rPr>
+          <w:rFonts w:hint="default" w:ascii="Sitka Subheading" w:hAnsi="Sitka Subheading" w:cs="Sitka Subheading"/>
+          <w:i/>
+          <w:iCs/>
+          <w:lang w:val="en-IN"/>
+        </w:rPr>
+        <w:t xml:space="preserve"> </w:t>
+      </w:r>
+      <w:r>
+        <w:rPr>
+          <w:rFonts w:hint="default" w:ascii="Sitka Subheading" w:hAnsi="Sitka Subheading" w:cs="Sitka Subheading"/>
+          <w:i w:val="0"/>
+          <w:iCs w:val="0"/>
+          <w:lang w:val="en-IN"/>
+        </w:rPr>
+        <w:t>command.</w:t>
+      </w:r>
+      <w:r>
+        <w:rPr>
+          <w:rFonts w:hint="default" w:ascii="Sitka Subheading" w:hAnsi="Sitka Subheading" w:cs="Sitka Subheading"/>
+          <w:i w:val="0"/>
+          <w:iCs w:val="0"/>
+          <w:lang w:val="en-IN"/>
+        </w:rPr>
+        <w:br w:type="textWrapping"/>
+      </w:r>
+      <w:r>
+        <w:rPr>
+          <w:rFonts w:hint="default" w:ascii="Sitka Subheading" w:hAnsi="Sitka Subheading" w:cs="Sitka Subheading"/>
+          <w:i w:val="0"/>
+          <w:iCs w:val="0"/>
+          <w:lang w:val="en-IN"/>
+        </w:rPr>
+        <w:t xml:space="preserve">The </w:t>
+      </w:r>
+      <w:r>
+        <w:rPr>
+          <w:rFonts w:hint="default" w:ascii="Sitka Subheading" w:hAnsi="Sitka Subheading" w:cs="Sitka Subheading"/>
+          <w:i/>
+          <w:iCs/>
+          <w:lang w:val="en-IN"/>
+        </w:rPr>
+        <w:t>yaml</w:t>
+      </w:r>
+      <w:r>
+        <w:rPr>
+          <w:rFonts w:hint="default" w:ascii="Sitka Subheading" w:hAnsi="Sitka Subheading" w:cs="Sitka Subheading"/>
+          <w:i w:val="0"/>
+          <w:iCs w:val="0"/>
+          <w:lang w:val="en-IN"/>
+        </w:rPr>
+        <w:t xml:space="preserve"> config file needs to be changed to update the static pod.</w:t>
+      </w:r>
+    </w:p>
+    <w:p>
+      <w:pPr>
+        <w:keepNext w:val="0"/>
+        <w:keepLines w:val="0"/>
+        <w:widowControl/>
+        <w:numPr>
+          <w:ilvl w:val="0"/>
+          <w:numId w:val="11"/>
+        </w:numPr>
+        <w:suppressLineNumbers w:val="0"/>
+        <w:spacing w:before="0" w:beforeAutospacing="0" w:after="0" w:afterAutospacing="0" w:line="360" w:lineRule="auto"/>
+        <w:ind w:left="420" w:leftChars="0" w:right="0" w:hanging="420" w:firstLineChars="0"/>
+        <w:jc w:val="left"/>
+        <w:rPr>
+          <w:rFonts w:hint="default" w:ascii="Sitka Subheading" w:hAnsi="Sitka Subheading" w:cs="Sitka Subheading"/>
+        </w:rPr>
+      </w:pPr>
+      <w:r>
+        <w:rPr>
+          <w:rFonts w:hint="default" w:ascii="Sitka Subheading" w:hAnsi="Sitka Subheading" w:cs="Sitka Subheading"/>
+          <w:lang w:val="en-IN"/>
+        </w:rPr>
+        <w:t>Pod creation internals</w:t>
+      </w:r>
+    </w:p>
+    <w:p>
+      <w:pPr>
+        <w:keepNext w:val="0"/>
+        <w:keepLines w:val="0"/>
+        <w:widowControl/>
+        <w:numPr>
+          <w:ilvl w:val="1"/>
+          <w:numId w:val="11"/>
+        </w:numPr>
+        <w:suppressLineNumbers w:val="0"/>
+        <w:spacing w:before="0" w:beforeAutospacing="0" w:after="0" w:afterAutospacing="0" w:line="360" w:lineRule="auto"/>
+        <w:ind w:left="840" w:leftChars="0" w:right="0" w:hanging="420" w:firstLineChars="0"/>
+        <w:jc w:val="left"/>
+        <w:rPr>
+          <w:rFonts w:hint="default" w:ascii="Sitka Subheading" w:hAnsi="Sitka Subheading" w:cs="Sitka Subheading"/>
+        </w:rPr>
+      </w:pPr>
+      <w:r>
+        <w:rPr>
+          <w:rFonts w:hint="default" w:ascii="Sitka Subheading" w:hAnsi="Sitka Subheading" w:cs="Sitka Subheading"/>
+          <w:lang w:val="en-IN"/>
+        </w:rPr>
+        <w:t>kubectl apply -f my-pod.yaml   [pod creation request triggered]</w:t>
+      </w:r>
+    </w:p>
+    <w:p>
+      <w:pPr>
+        <w:keepNext w:val="0"/>
+        <w:keepLines w:val="0"/>
+        <w:widowControl/>
+        <w:numPr>
+          <w:ilvl w:val="1"/>
+          <w:numId w:val="11"/>
+        </w:numPr>
+        <w:suppressLineNumbers w:val="0"/>
+        <w:spacing w:before="0" w:beforeAutospacing="0" w:after="0" w:afterAutospacing="0" w:line="360" w:lineRule="auto"/>
+        <w:ind w:left="840" w:leftChars="0" w:right="0" w:hanging="420" w:firstLineChars="0"/>
+        <w:jc w:val="left"/>
+        <w:rPr>
+          <w:rFonts w:hint="default" w:ascii="Sitka Subheading" w:hAnsi="Sitka Subheading" w:cs="Sitka Subheading"/>
+        </w:rPr>
+      </w:pPr>
+      <w:r>
+        <w:rPr>
+          <w:rFonts w:hint="default" w:ascii="Sitka Subheading" w:hAnsi="Sitka Subheading" w:cs="Sitka Subheading"/>
+          <w:lang w:val="en-IN"/>
+        </w:rPr>
+        <w:t xml:space="preserve">API server validates, &amp; creates Pod object. Update etcd about </w:t>
+      </w:r>
+      <w:r>
+        <w:rPr>
+          <w:rFonts w:hint="default" w:ascii="Sitka Subheading" w:hAnsi="Sitka Subheading" w:cs="Sitka Subheading"/>
+          <w:i/>
+          <w:iCs/>
+          <w:lang w:val="en-IN"/>
+        </w:rPr>
+        <w:t>PodSpec</w:t>
+      </w:r>
+      <w:r>
+        <w:rPr>
+          <w:rFonts w:hint="default" w:ascii="Sitka Subheading" w:hAnsi="Sitka Subheading" w:cs="Sitka Subheading"/>
+          <w:lang w:val="en-IN"/>
+        </w:rPr>
+        <w:t>.</w:t>
+      </w:r>
+    </w:p>
+    <w:p>
+      <w:pPr>
+        <w:keepNext w:val="0"/>
+        <w:keepLines w:val="0"/>
+        <w:widowControl/>
+        <w:numPr>
+          <w:ilvl w:val="1"/>
+          <w:numId w:val="11"/>
+        </w:numPr>
+        <w:suppressLineNumbers w:val="0"/>
+        <w:spacing w:before="0" w:beforeAutospacing="0" w:after="0" w:afterAutospacing="0" w:line="360" w:lineRule="auto"/>
+        <w:ind w:left="840" w:leftChars="0" w:right="0" w:hanging="420" w:firstLineChars="0"/>
+        <w:jc w:val="left"/>
+        <w:rPr>
+          <w:rFonts w:hint="default" w:ascii="Sitka Subheading" w:hAnsi="Sitka Subheading" w:cs="Sitka Subheading"/>
+        </w:rPr>
+      </w:pPr>
+      <w:r>
+        <w:rPr>
+          <w:rFonts w:hint="default" w:ascii="Sitka Subheading" w:hAnsi="Sitka Subheading" w:cs="Sitka Subheading"/>
+          <w:lang w:val="en-IN"/>
+        </w:rPr>
+        <w:t>Scheduler sees an unscheduler pod, assign a node.</w:t>
+      </w:r>
+    </w:p>
+    <w:p>
+      <w:pPr>
+        <w:keepNext w:val="0"/>
+        <w:keepLines w:val="0"/>
+        <w:widowControl/>
+        <w:numPr>
+          <w:ilvl w:val="1"/>
+          <w:numId w:val="11"/>
+        </w:numPr>
+        <w:suppressLineNumbers w:val="0"/>
+        <w:spacing w:before="0" w:beforeAutospacing="0" w:after="0" w:afterAutospacing="0" w:line="360" w:lineRule="auto"/>
+        <w:ind w:left="840" w:leftChars="0" w:right="0" w:hanging="420" w:firstLineChars="0"/>
+        <w:jc w:val="left"/>
+        <w:rPr>
+          <w:rFonts w:hint="default" w:ascii="Sitka Subheading" w:hAnsi="Sitka Subheading" w:cs="Sitka Subheading"/>
+        </w:rPr>
+      </w:pPr>
+      <w:r>
+        <w:rPr>
+          <w:rFonts w:hint="default" w:ascii="Sitka Subheading" w:hAnsi="Sitka Subheading" w:cs="Sitka Subheading"/>
+          <w:i/>
+          <w:iCs/>
+          <w:lang w:val="en-IN"/>
+        </w:rPr>
+        <w:t>Kubelet</w:t>
+      </w:r>
+      <w:r>
+        <w:rPr>
+          <w:rFonts w:hint="default" w:ascii="Sitka Subheading" w:hAnsi="Sitka Subheading" w:cs="Sitka Subheading"/>
+          <w:i w:val="0"/>
+          <w:iCs w:val="0"/>
+          <w:lang w:val="en-IN"/>
+        </w:rPr>
+        <w:t xml:space="preserve"> has a watch connection with API Server. Changes are streamed to kubelet from API server through that (its not webhook; kind of streaming type)</w:t>
+      </w:r>
+    </w:p>
+    <w:p>
+      <w:pPr>
+        <w:keepNext w:val="0"/>
+        <w:keepLines w:val="0"/>
+        <w:widowControl/>
+        <w:numPr>
+          <w:ilvl w:val="1"/>
+          <w:numId w:val="11"/>
+        </w:numPr>
+        <w:suppressLineNumbers w:val="0"/>
+        <w:spacing w:before="0" w:beforeAutospacing="0" w:after="0" w:afterAutospacing="0" w:line="360" w:lineRule="auto"/>
+        <w:ind w:left="840" w:leftChars="0" w:right="0" w:hanging="420" w:firstLineChars="0"/>
+        <w:jc w:val="left"/>
+        <w:rPr>
+          <w:rFonts w:hint="default" w:ascii="Sitka Subheading" w:hAnsi="Sitka Subheading" w:cs="Sitka Subheading"/>
+        </w:rPr>
+      </w:pPr>
+      <w:r>
+        <w:rPr>
+          <w:rFonts w:hint="default" w:ascii="Sitka Subheading" w:hAnsi="Sitka Subheading" w:cs="Sitka Subheading"/>
+          <w:i w:val="0"/>
+          <w:iCs w:val="0"/>
+          <w:lang w:val="en-IN"/>
+        </w:rPr>
+        <w:t>Kubelet sees PodSpec, pull it, command Container Runtime.</w:t>
+      </w:r>
+    </w:p>
+    <w:p>
+      <w:pPr>
+        <w:keepNext w:val="0"/>
+        <w:keepLines w:val="0"/>
+        <w:widowControl/>
+        <w:numPr>
+          <w:ilvl w:val="1"/>
+          <w:numId w:val="11"/>
+        </w:numPr>
+        <w:suppressLineNumbers w:val="0"/>
+        <w:spacing w:before="0" w:beforeAutospacing="0" w:after="0" w:afterAutospacing="0" w:line="360" w:lineRule="auto"/>
+        <w:ind w:left="840" w:leftChars="0" w:right="0" w:hanging="420" w:firstLineChars="0"/>
+        <w:jc w:val="left"/>
+        <w:rPr>
+          <w:rFonts w:hint="default" w:ascii="Sitka Subheading" w:hAnsi="Sitka Subheading" w:cs="Sitka Subheading"/>
+        </w:rPr>
+      </w:pPr>
+      <w:r>
+        <w:rPr>
+          <w:rFonts w:hint="default" w:ascii="Sitka Subheading" w:hAnsi="Sitka Subheading" w:cs="Sitka Subheading"/>
+          <w:i w:val="0"/>
+          <w:iCs w:val="0"/>
+          <w:lang w:val="en-IN"/>
+        </w:rPr>
+        <w:t>Container Runtime pull the required image, create the containers, assigns Container IDs.</w:t>
+      </w:r>
+    </w:p>
+    <w:p>
+      <w:pPr>
+        <w:keepNext w:val="0"/>
+        <w:keepLines w:val="0"/>
+        <w:widowControl/>
+        <w:numPr>
+          <w:ilvl w:val="1"/>
+          <w:numId w:val="11"/>
+        </w:numPr>
+        <w:suppressLineNumbers w:val="0"/>
+        <w:spacing w:before="0" w:beforeAutospacing="0" w:after="0" w:afterAutospacing="0" w:line="360" w:lineRule="auto"/>
+        <w:ind w:left="840" w:leftChars="0" w:right="0" w:hanging="420" w:firstLineChars="0"/>
+        <w:jc w:val="left"/>
+        <w:rPr>
+          <w:rFonts w:hint="default" w:ascii="Sitka Subheading" w:hAnsi="Sitka Subheading" w:cs="Sitka Subheading"/>
+        </w:rPr>
+      </w:pPr>
+      <w:r>
+        <w:rPr>
+          <w:rFonts w:hint="default" w:ascii="Sitka Subheading" w:hAnsi="Sitka Subheading" w:cs="Sitka Subheading"/>
+          <w:i w:val="0"/>
+          <w:iCs w:val="0"/>
+          <w:lang w:val="en-IN"/>
+        </w:rPr>
+        <w:t xml:space="preserve">Kubelet maps </w:t>
+      </w:r>
+      <w:r>
+        <w:rPr>
+          <w:rFonts w:hint="default" w:ascii="Sitka Subheading" w:hAnsi="Sitka Subheading" w:cs="Sitka Subheading"/>
+          <w:i/>
+          <w:iCs/>
+          <w:lang w:val="en-IN"/>
+        </w:rPr>
+        <w:t>Pod ID -&gt; Container IDs</w:t>
+      </w:r>
+      <w:r>
+        <w:rPr>
+          <w:rFonts w:hint="default" w:ascii="Sitka Subheading" w:hAnsi="Sitka Subheading" w:cs="Sitka Subheading"/>
+          <w:i w:val="0"/>
+          <w:iCs w:val="0"/>
+          <w:lang w:val="en-IN"/>
+        </w:rPr>
+        <w:t xml:space="preserve"> .</w:t>
+      </w:r>
+      <w:r>
+        <w:rPr>
+          <w:rFonts w:hint="default" w:ascii="Sitka Subheading" w:hAnsi="Sitka Subheading" w:cs="Sitka Subheading"/>
+          <w:i w:val="0"/>
+          <w:iCs w:val="0"/>
+          <w:lang w:val="en-IN"/>
+        </w:rPr>
+        <w:br w:type="textWrapping"/>
+      </w:r>
+      <w:r>
+        <w:rPr>
+          <w:rFonts w:hint="default" w:ascii="Sitka Subheading" w:hAnsi="Sitka Subheading" w:cs="Sitka Subheading"/>
+          <w:i w:val="0"/>
+          <w:iCs w:val="0"/>
+          <w:lang w:val="en-IN"/>
+        </w:rPr>
+        <w:t>monitors containers (running/crashed/restarted)</w:t>
+      </w:r>
+    </w:p>
+    <w:p>
+      <w:pPr>
+        <w:keepNext w:val="0"/>
+        <w:keepLines w:val="0"/>
+        <w:widowControl/>
+        <w:numPr>
+          <w:ilvl w:val="1"/>
+          <w:numId w:val="11"/>
+        </w:numPr>
+        <w:suppressLineNumbers w:val="0"/>
+        <w:spacing w:before="0" w:beforeAutospacing="0" w:after="0" w:afterAutospacing="0" w:line="360" w:lineRule="auto"/>
+        <w:ind w:left="840" w:leftChars="0" w:right="0" w:hanging="420" w:firstLineChars="0"/>
+        <w:jc w:val="left"/>
+        <w:rPr>
+          <w:rFonts w:hint="default" w:ascii="Sitka Subheading" w:hAnsi="Sitka Subheading" w:cs="Sitka Subheading"/>
+        </w:rPr>
+      </w:pPr>
+      <w:r>
+        <w:rPr>
+          <w:rFonts w:hint="default" w:ascii="Sitka Subheading" w:hAnsi="Sitka Subheading" w:cs="Sitka Subheading"/>
+          <w:i w:val="0"/>
+          <w:iCs w:val="0"/>
+          <w:lang w:val="en-IN"/>
+        </w:rPr>
+        <w:t>Kublet updates API Server about Pod’s status (send details about containers like container IDs, pod status, ..etc)</w:t>
+      </w:r>
+    </w:p>
+    <w:p>
+      <w:pPr>
+        <w:keepNext w:val="0"/>
+        <w:keepLines w:val="0"/>
+        <w:widowControl/>
+        <w:numPr>
+          <w:ilvl w:val="1"/>
+          <w:numId w:val="11"/>
+        </w:numPr>
+        <w:suppressLineNumbers w:val="0"/>
+        <w:spacing w:before="0" w:beforeAutospacing="0" w:after="0" w:afterAutospacing="0" w:line="360" w:lineRule="auto"/>
+        <w:ind w:left="840" w:leftChars="0" w:right="0" w:hanging="420" w:firstLineChars="0"/>
+        <w:jc w:val="left"/>
+        <w:rPr>
+          <w:rFonts w:hint="default" w:ascii="Sitka Subheading" w:hAnsi="Sitka Subheading" w:cs="Sitka Subheading"/>
+        </w:rPr>
+      </w:pPr>
+      <w:r>
+        <w:rPr>
+          <w:rFonts w:hint="default" w:ascii="Sitka Subheading" w:hAnsi="Sitka Subheading" w:cs="Sitka Subheading"/>
+          <w:i w:val="0"/>
+          <w:iCs w:val="0"/>
+          <w:lang w:val="en-IN"/>
+        </w:rPr>
+        <w:t>API Server stores details in etcd.</w:t>
+      </w:r>
+      <w:r>
+        <w:rPr>
+          <w:rFonts w:hint="default" w:ascii="Sitka Subheading" w:hAnsi="Sitka Subheading" w:cs="Sitka Subheading"/>
+          <w:i w:val="0"/>
+          <w:iCs w:val="0"/>
+          <w:lang w:val="en-IN"/>
+        </w:rPr>
+        <w:br w:type="textWrapping"/>
+      </w:r>
+      <w:r>
+        <w:rPr>
+          <w:rFonts w:hint="default" w:ascii="Sitka Subheading" w:hAnsi="Sitka Subheading" w:cs="Sitka Subheading"/>
+          <w:i w:val="0"/>
+          <w:iCs w:val="0"/>
+          <w:lang w:val="en-IN"/>
+        </w:rPr>
+        <w:t>[ each few seconds, Kubelet updates API Server about the pod status, container details ..etc ]</w:t>
+      </w:r>
+    </w:p>
+    <w:p>
+      <w:pPr>
+        <w:keepNext w:val="0"/>
+        <w:keepLines w:val="0"/>
+        <w:widowControl/>
+        <w:numPr>
+          <w:ilvl w:val="1"/>
+          <w:numId w:val="11"/>
+        </w:numPr>
+        <w:suppressLineNumbers w:val="0"/>
+        <w:spacing w:before="0" w:beforeAutospacing="0" w:after="0" w:afterAutospacing="0" w:line="360" w:lineRule="auto"/>
+        <w:ind w:left="840" w:leftChars="0" w:right="0" w:hanging="420" w:firstLineChars="0"/>
+        <w:jc w:val="left"/>
+        <w:rPr>
+          <w:rFonts w:hint="default" w:ascii="Sitka Subheading" w:hAnsi="Sitka Subheading" w:cs="Sitka Subheading"/>
+        </w:rPr>
+      </w:pPr>
+      <w:r>
+        <w:rPr>
+          <w:rFonts w:hint="default" w:ascii="Sitka Subheading" w:hAnsi="Sitka Subheading" w:cs="Sitka Subheading"/>
+          <w:i w:val="0"/>
+          <w:iCs w:val="0"/>
+          <w:lang w:val="en-IN"/>
+        </w:rPr>
+        <w:t>Container runtime knows about container only (container ID and all)</w:t>
+      </w:r>
+      <w:r>
+        <w:rPr>
+          <w:rFonts w:hint="default" w:ascii="Sitka Subheading" w:hAnsi="Sitka Subheading" w:cs="Sitka Subheading"/>
+          <w:i w:val="0"/>
+          <w:iCs w:val="0"/>
+          <w:lang w:val="en-IN"/>
+        </w:rPr>
+        <w:br w:type="textWrapping"/>
+      </w:r>
+      <w:r>
+        <w:rPr>
+          <w:rFonts w:hint="default" w:ascii="Sitka Subheading" w:hAnsi="Sitka Subheading" w:cs="Sitka Subheading"/>
+          <w:i w:val="0"/>
+          <w:iCs w:val="0"/>
+          <w:lang w:val="en-IN"/>
+        </w:rPr>
+        <w:t>Kubelet knows about PodSpec (map it to container IDs received from container runtime)</w:t>
+      </w:r>
+      <w:r>
+        <w:rPr>
+          <w:rFonts w:hint="default" w:ascii="Sitka Subheading" w:hAnsi="Sitka Subheading" w:cs="Sitka Subheading"/>
+          <w:i w:val="0"/>
+          <w:iCs w:val="0"/>
+          <w:lang w:val="en-IN"/>
+        </w:rPr>
+        <w:br w:type="textWrapping"/>
+      </w:r>
+      <w:r>
+        <w:rPr>
+          <w:rFonts w:hint="default" w:ascii="Sitka Subheading" w:hAnsi="Sitka Subheading" w:cs="Sitka Subheading"/>
+          <w:i w:val="0"/>
+          <w:iCs w:val="0"/>
+          <w:lang w:val="en-IN"/>
+        </w:rPr>
+        <w:t>API Server know keeps info that got from Kubelet only.</w:t>
+      </w:r>
+    </w:p>
+    <w:p>
+      <w:pPr>
+        <w:keepNext w:val="0"/>
+        <w:keepLines w:val="0"/>
+        <w:widowControl/>
+        <w:numPr>
+          <w:ilvl w:val="1"/>
+          <w:numId w:val="11"/>
+        </w:numPr>
+        <w:suppressLineNumbers w:val="0"/>
+        <w:spacing w:before="0" w:beforeAutospacing="0" w:after="0" w:afterAutospacing="0" w:line="360" w:lineRule="auto"/>
+        <w:ind w:left="840" w:leftChars="0" w:right="0" w:hanging="420" w:firstLineChars="0"/>
+        <w:jc w:val="left"/>
+        <w:rPr>
+          <w:rFonts w:hint="default" w:ascii="Sitka Subheading" w:hAnsi="Sitka Subheading" w:cs="Sitka Subheading"/>
+        </w:rPr>
+      </w:pPr>
+      <w:r>
+        <w:rPr>
+          <w:rFonts w:hint="default" w:ascii="Sitka Subheading" w:hAnsi="Sitka Subheading" w:cs="Sitka Subheading"/>
+          <w:i w:val="0"/>
+          <w:iCs w:val="0"/>
+          <w:lang w:val="en-IN"/>
+        </w:rPr>
+        <w:t xml:space="preserve">Each time we execute </w:t>
+      </w:r>
+      <w:r>
+        <w:rPr>
+          <w:rFonts w:hint="default" w:ascii="Sitka Subheading" w:hAnsi="Sitka Subheading" w:cs="Sitka Subheading"/>
+          <w:i/>
+          <w:iCs/>
+          <w:lang w:val="en-IN"/>
+        </w:rPr>
+        <w:t xml:space="preserve">kubectl edit </w:t>
+      </w:r>
+      <w:r>
+        <w:rPr>
+          <w:rFonts w:hint="default" w:ascii="Sitka Subheading" w:hAnsi="Sitka Subheading" w:cs="Sitka Subheading"/>
+          <w:i w:val="0"/>
+          <w:iCs w:val="0"/>
+          <w:lang w:val="en-IN"/>
+        </w:rPr>
+        <w:t xml:space="preserve">or </w:t>
+      </w:r>
+      <w:r>
+        <w:rPr>
+          <w:rFonts w:hint="default" w:ascii="Sitka Subheading" w:hAnsi="Sitka Subheading" w:cs="Sitka Subheading"/>
+          <w:i/>
+          <w:iCs/>
+          <w:lang w:val="en-IN"/>
+        </w:rPr>
+        <w:t>kubectl apply -f</w:t>
+      </w:r>
+      <w:r>
+        <w:rPr>
+          <w:rFonts w:hint="default" w:ascii="Sitka Subheading" w:hAnsi="Sitka Subheading" w:cs="Sitka Subheading"/>
+          <w:i w:val="0"/>
+          <w:iCs w:val="0"/>
+          <w:lang w:val="en-IN"/>
+        </w:rPr>
+        <w:t>, API Server sends PodSpec and the process continues.</w:t>
+      </w:r>
+    </w:p>
+    <w:p>
+      <w:pPr>
+        <w:keepNext w:val="0"/>
+        <w:keepLines w:val="0"/>
+        <w:widowControl/>
+        <w:numPr>
+          <w:ilvl w:val="1"/>
+          <w:numId w:val="11"/>
+        </w:numPr>
+        <w:suppressLineNumbers w:val="0"/>
+        <w:spacing w:before="0" w:beforeAutospacing="0" w:after="0" w:afterAutospacing="0" w:line="360" w:lineRule="auto"/>
+        <w:ind w:left="840" w:leftChars="0" w:right="0" w:hanging="420" w:firstLineChars="0"/>
+        <w:jc w:val="left"/>
+        <w:rPr>
+          <w:rFonts w:hint="default" w:ascii="Sitka Subheading" w:hAnsi="Sitka Subheading" w:cs="Sitka Subheading"/>
+        </w:rPr>
+      </w:pPr>
+      <w:r>
+        <w:rPr>
+          <w:rFonts w:hint="default" w:ascii="Sitka Subheading" w:hAnsi="Sitka Subheading" w:cs="Sitka Subheading"/>
+          <w:i w:val="0"/>
+          <w:iCs w:val="0"/>
+          <w:lang w:val="en-IN"/>
+        </w:rPr>
+        <w:t>In case of static pods, Kubelet sends a few extra fields</w:t>
+      </w:r>
+      <w:r>
+        <w:rPr>
+          <w:rFonts w:hint="default" w:ascii="Sitka Subheading" w:hAnsi="Sitka Subheading" w:cs="Sitka Subheading"/>
+          <w:i w:val="0"/>
+          <w:iCs w:val="0"/>
+          <w:lang w:val="en-IN"/>
+        </w:rPr>
+        <w:br w:type="textWrapping"/>
+      </w:r>
+      <w:r>
+        <w:rPr>
+          <w:rFonts w:hint="default" w:ascii="Sitka Subheading" w:hAnsi="Sitka Subheading" w:cs="Sitka Subheading"/>
+          <w:i/>
+          <w:iCs/>
+          <w:color w:val="795D01" w:themeColor="accent3" w:themeShade="80"/>
+          <w:lang w:val="en-IN"/>
+        </w:rPr>
+        <w:t>metadata.annotations.</w:t>
+      </w:r>
+      <w:r>
+        <w:rPr>
+          <w:rFonts w:hint="default" w:ascii="Sitka Subheading" w:hAnsi="Sitka Subheading" w:cs="Sitka Subheading"/>
+          <w:i/>
+          <w:iCs/>
+          <w:color w:val="B68C02" w:themeColor="accent3" w:themeShade="BF"/>
+          <w:lang w:val="en-IN"/>
+        </w:rPr>
+        <w:t>”kubernetes.io/config.source”</w:t>
+      </w:r>
+      <w:r>
+        <w:rPr>
+          <w:rFonts w:hint="default" w:ascii="Sitka Subheading" w:hAnsi="Sitka Subheading" w:cs="Sitka Subheading"/>
+          <w:i/>
+          <w:iCs/>
+          <w:color w:val="795D01" w:themeColor="accent3" w:themeShade="80"/>
+          <w:lang w:val="en-IN"/>
+        </w:rPr>
+        <w:t>: file</w:t>
+      </w:r>
+      <w:r>
+        <w:rPr>
+          <w:rFonts w:hint="default" w:ascii="Sitka Subheading" w:hAnsi="Sitka Subheading" w:cs="Sitka Subheading"/>
+          <w:i/>
+          <w:iCs/>
+          <w:color w:val="795D01" w:themeColor="accent3" w:themeShade="80"/>
+          <w:lang w:val="en-IN"/>
+        </w:rPr>
+        <w:br w:type="textWrapping"/>
+      </w:r>
+      <w:r>
+        <w:rPr>
+          <w:rFonts w:hint="default" w:ascii="Sitka Subheading" w:hAnsi="Sitka Subheading" w:cs="Sitka Subheading"/>
+          <w:i/>
+          <w:iCs/>
+          <w:color w:val="795D01" w:themeColor="accent3" w:themeShade="80"/>
+          <w:lang w:val="en-IN"/>
+        </w:rPr>
+        <w:t>metadata.annotations.</w:t>
+      </w:r>
+      <w:r>
+        <w:rPr>
+          <w:rFonts w:hint="default" w:ascii="Sitka Subheading" w:hAnsi="Sitka Subheading" w:cs="Sitka Subheading"/>
+          <w:i/>
+          <w:iCs/>
+          <w:color w:val="B68C02" w:themeColor="accent3" w:themeShade="BF"/>
+          <w:lang w:val="en-IN"/>
+        </w:rPr>
+        <w:t>”kubernetes.io/config.</w:t>
+      </w:r>
+      <w:r>
+        <w:rPr>
+          <w:rFonts w:hint="default" w:ascii="Sitka Subheading" w:hAnsi="Sitka Subheading" w:cs="Sitka Subheading"/>
+          <w:b/>
+          <w:bCs/>
+          <w:i/>
+          <w:iCs/>
+          <w:color w:val="B68C02" w:themeColor="accent3" w:themeShade="BF"/>
+          <w:lang w:val="en-IN"/>
+        </w:rPr>
+        <w:t>mirror</w:t>
+      </w:r>
+      <w:r>
+        <w:rPr>
+          <w:rFonts w:hint="default" w:ascii="Sitka Subheading" w:hAnsi="Sitka Subheading" w:cs="Sitka Subheading"/>
+          <w:i/>
+          <w:iCs/>
+          <w:color w:val="B68C02" w:themeColor="accent3" w:themeShade="BF"/>
+          <w:lang w:val="en-IN"/>
+        </w:rPr>
+        <w:t>”</w:t>
+      </w:r>
+      <w:r>
+        <w:rPr>
+          <w:rFonts w:hint="default" w:ascii="Sitka Subheading" w:hAnsi="Sitka Subheading" w:cs="Sitka Subheading"/>
+          <w:i/>
+          <w:iCs/>
+          <w:color w:val="795D01" w:themeColor="accent3" w:themeShade="80"/>
+          <w:lang w:val="en-IN"/>
+        </w:rPr>
+        <w:t>: &lt;hash&gt;</w:t>
+      </w:r>
+      <w:r>
+        <w:rPr>
+          <w:rFonts w:hint="default" w:ascii="Sitka Subheading" w:hAnsi="Sitka Subheading" w:cs="Sitka Subheading"/>
+          <w:i w:val="0"/>
+          <w:iCs w:val="0"/>
+          <w:color w:val="795D01" w:themeColor="accent3" w:themeShade="80"/>
+          <w:lang w:val="en-IN"/>
+        </w:rPr>
+        <w:t xml:space="preserve"> </w:t>
+      </w:r>
+    </w:p>
+    <w:p>
+      <w:pPr>
+        <w:keepNext w:val="0"/>
+        <w:keepLines w:val="0"/>
+        <w:widowControl/>
+        <w:numPr>
+          <w:ilvl w:val="0"/>
+          <w:numId w:val="11"/>
+        </w:numPr>
+        <w:suppressLineNumbers w:val="0"/>
+        <w:spacing w:before="0" w:beforeAutospacing="0" w:after="0" w:afterAutospacing="0" w:line="360" w:lineRule="auto"/>
+        <w:ind w:left="420" w:leftChars="0" w:right="0" w:hanging="420" w:firstLineChars="0"/>
+        <w:jc w:val="left"/>
+        <w:rPr>
+          <w:rFonts w:hint="default" w:ascii="Sitka Subheading" w:hAnsi="Sitka Subheading" w:cs="Sitka Subheading"/>
+        </w:rPr>
+      </w:pPr>
+      <w:r>
+        <w:rPr>
+          <w:rFonts w:hint="default" w:ascii="Sitka Subheading" w:hAnsi="Sitka Subheading" w:cs="Sitka Subheading"/>
+          <w:lang w:val="en-IN"/>
+        </w:rPr>
+        <w:t>Resources communication</w:t>
+      </w:r>
+    </w:p>
+    <w:p>
+      <w:pPr>
+        <w:keepNext w:val="0"/>
+        <w:keepLines w:val="0"/>
+        <w:widowControl/>
+        <w:numPr>
+          <w:ilvl w:val="1"/>
+          <w:numId w:val="11"/>
+        </w:numPr>
+        <w:suppressLineNumbers w:val="0"/>
+        <w:spacing w:before="0" w:beforeAutospacing="0" w:after="0" w:afterAutospacing="0" w:line="360" w:lineRule="auto"/>
+        <w:ind w:left="840" w:leftChars="0" w:right="0" w:hanging="420" w:firstLineChars="0"/>
+        <w:jc w:val="left"/>
+        <w:rPr>
+          <w:rFonts w:hint="default" w:ascii="Sitka Subheading" w:hAnsi="Sitka Subheading" w:cs="Sitka Subheading"/>
+        </w:rPr>
+      </w:pPr>
+      <w:r>
+        <w:rPr>
+          <w:rFonts w:hint="default" w:ascii="Book Antiqua" w:hAnsi="Book Antiqua" w:cs="Book Antiqua"/>
+        </w:rPr>
+        <w:drawing>
+          <wp:inline distT="0" distB="0" distL="114300" distR="114300">
+            <wp:extent cx="2676525" cy="836295"/>
+            <wp:effectExtent l="0" t="0" r="3175" b="1905"/>
+            <wp:docPr id="31" name="Picture 4"/>
+            <wp:cNvGraphicFramePr>
+              <a:graphicFrameLocks xmlns:a="http://schemas.openxmlformats.org/drawingml/2006/main" noChangeAspect="1"/>
+            </wp:cNvGraphicFramePr>
+            <a:graphic xmlns:a="http://schemas.openxmlformats.org/drawingml/2006/main">
+              <a:graphicData uri="http://schemas.openxmlformats.org/drawingml/2006/picture">
+                <pic:pic xmlns:pic="http://schemas.openxmlformats.org/drawingml/2006/picture">
+                  <pic:nvPicPr>
+                    <pic:cNvPr id="31" name="Picture 4"/>
+                    <pic:cNvPicPr>
+                      <a:picLocks noChangeAspect="1"/>
+                    </pic:cNvPicPr>
+                  </pic:nvPicPr>
+                  <pic:blipFill>
+                    <a:blip r:embed="rId17"/>
+                    <a:stretch>
+                      <a:fillRect/>
+                    </a:stretch>
+                  </pic:blipFill>
+                  <pic:spPr>
+                    <a:xfrm>
+                      <a:off x="0" y="0"/>
+                      <a:ext cx="2676525" cy="836295"/>
+                    </a:xfrm>
+                    <a:prstGeom prst="rect">
+                      <a:avLst/>
+                    </a:prstGeom>
+                    <a:noFill/>
+                    <a:ln>
+                      <a:noFill/>
+                    </a:ln>
+                  </pic:spPr>
+                </pic:pic>
+              </a:graphicData>
+            </a:graphic>
+          </wp:inline>
+        </w:drawing>
+      </w:r>
+    </w:p>
+    <w:p>
+      <w:pPr>
+        <w:keepNext w:val="0"/>
+        <w:keepLines w:val="0"/>
+        <w:widowControl/>
+        <w:numPr>
+          <w:ilvl w:val="1"/>
+          <w:numId w:val="11"/>
+        </w:numPr>
+        <w:suppressLineNumbers w:val="0"/>
+        <w:spacing w:before="0" w:beforeAutospacing="0" w:after="0" w:afterAutospacing="0" w:line="360" w:lineRule="auto"/>
+        <w:ind w:left="840" w:leftChars="0" w:right="0" w:hanging="420" w:firstLineChars="0"/>
+        <w:jc w:val="left"/>
+        <w:rPr>
+          <w:rFonts w:hint="default" w:ascii="Sitka Subheading" w:hAnsi="Sitka Subheading" w:cs="Sitka Subheading"/>
+        </w:rPr>
+      </w:pPr>
+      <w:r>
+        <w:rPr>
+          <w:rFonts w:hint="default" w:ascii="Sitka Subheading" w:hAnsi="Sitka Subheading" w:cs="Sitka Subheading"/>
+          <w:lang w:val="en-IN"/>
+        </w:rPr>
+        <w:t xml:space="preserve">All resources talks to API Server, API server talks to </w:t>
+      </w:r>
+      <w:r>
+        <w:rPr>
+          <w:rFonts w:hint="default" w:ascii="Sitka Subheading" w:hAnsi="Sitka Subheading" w:cs="Sitka Subheading"/>
+          <w:i/>
+          <w:iCs/>
+          <w:lang w:val="en-IN"/>
+        </w:rPr>
+        <w:t>etcd</w:t>
+      </w:r>
+      <w:r>
+        <w:rPr>
+          <w:rFonts w:hint="default" w:ascii="Sitka Subheading" w:hAnsi="Sitka Subheading" w:cs="Sitka Subheading"/>
+          <w:i w:val="0"/>
+          <w:iCs w:val="0"/>
+          <w:lang w:val="en-IN"/>
+        </w:rPr>
+        <w:t>.</w:t>
+      </w:r>
+      <w:r>
+        <w:rPr>
+          <w:rFonts w:hint="default" w:ascii="Sitka Subheading" w:hAnsi="Sitka Subheading" w:cs="Sitka Subheading"/>
+          <w:i w:val="0"/>
+          <w:iCs w:val="0"/>
+          <w:lang w:val="en-IN"/>
+        </w:rPr>
+        <w:br w:type="textWrapping"/>
+      </w:r>
+      <w:r>
+        <w:rPr>
+          <w:rFonts w:hint="default" w:ascii="Sitka Subheading" w:hAnsi="Sitka Subheading" w:cs="Sitka Subheading"/>
+          <w:i w:val="0"/>
+          <w:iCs w:val="0"/>
+          <w:lang w:val="en-IN"/>
+        </w:rPr>
+        <w:t>All the communications happens via HTTP calls.</w:t>
+      </w:r>
+    </w:p>
+    <w:p>
+      <w:pPr>
+        <w:keepNext w:val="0"/>
+        <w:keepLines w:val="0"/>
+        <w:widowControl/>
+        <w:numPr>
+          <w:ilvl w:val="1"/>
+          <w:numId w:val="11"/>
+        </w:numPr>
+        <w:suppressLineNumbers w:val="0"/>
+        <w:spacing w:before="0" w:beforeAutospacing="0" w:after="0" w:afterAutospacing="0" w:line="360" w:lineRule="auto"/>
+        <w:ind w:left="840" w:leftChars="0" w:right="0" w:hanging="420" w:firstLineChars="0"/>
+        <w:jc w:val="left"/>
+        <w:rPr>
+          <w:rFonts w:hint="default" w:ascii="Sitka Subheading" w:hAnsi="Sitka Subheading" w:cs="Sitka Subheading"/>
+        </w:rPr>
+      </w:pPr>
+      <w:r>
+        <w:rPr>
+          <w:rFonts w:hint="default" w:ascii="Sitka Subheading" w:hAnsi="Sitka Subheading" w:cs="Sitka Subheading"/>
+          <w:i w:val="0"/>
+          <w:iCs w:val="0"/>
+          <w:lang w:val="en-IN"/>
+        </w:rPr>
+        <w:t>So, even if the resources are running in the node directly</w:t>
+      </w:r>
+      <w:r>
+        <w:rPr>
+          <w:rFonts w:hint="default" w:ascii="Sitka Subheading" w:hAnsi="Sitka Subheading" w:cs="Sitka Subheading"/>
+          <w:i w:val="0"/>
+          <w:iCs w:val="0"/>
+          <w:lang w:val="en-IN"/>
+        </w:rPr>
+        <w:br w:type="textWrapping"/>
+      </w:r>
+      <w:r>
+        <w:rPr>
+          <w:rFonts w:hint="default" w:ascii="Sitka Subheading" w:hAnsi="Sitka Subheading" w:cs="Sitka Subheading"/>
+          <w:i w:val="0"/>
+          <w:iCs w:val="0"/>
+          <w:lang w:val="en-IN"/>
+        </w:rPr>
+        <w:t>(or)</w:t>
+      </w:r>
+      <w:r>
+        <w:rPr>
+          <w:rFonts w:hint="default" w:ascii="Sitka Subheading" w:hAnsi="Sitka Subheading" w:cs="Sitka Subheading"/>
+          <w:i w:val="0"/>
+          <w:iCs w:val="0"/>
+          <w:lang w:val="en-IN"/>
+        </w:rPr>
+        <w:br w:type="textWrapping"/>
+      </w:r>
+      <w:r>
+        <w:rPr>
+          <w:rFonts w:hint="default" w:ascii="Sitka Subheading" w:hAnsi="Sitka Subheading" w:cs="Sitka Subheading"/>
+          <w:i w:val="0"/>
+          <w:iCs w:val="0"/>
+          <w:lang w:val="en-IN"/>
+        </w:rPr>
+        <w:t>the resources are running inside pods, it doesn’t matter.</w:t>
+      </w:r>
+      <w:r>
+        <w:rPr>
+          <w:rFonts w:hint="default" w:ascii="Sitka Subheading" w:hAnsi="Sitka Subheading" w:cs="Sitka Subheading"/>
+          <w:i w:val="0"/>
+          <w:iCs w:val="0"/>
+          <w:lang w:val="en-IN"/>
+        </w:rPr>
+        <w:br w:type="textWrapping"/>
+      </w:r>
+      <w:r>
+        <w:rPr>
+          <w:rFonts w:hint="default" w:ascii="Sitka Subheading" w:hAnsi="Sitka Subheading" w:cs="Sitka Subheading"/>
+          <w:i w:val="0"/>
+          <w:iCs w:val="0"/>
+          <w:lang w:val="en-IN"/>
+        </w:rPr>
+        <w:t xml:space="preserve">Node to Pod will have some port mapping (in case of </w:t>
+      </w:r>
+      <w:r>
+        <w:rPr>
+          <w:rFonts w:hint="default" w:ascii="Sitka Subheading" w:hAnsi="Sitka Subheading" w:cs="Sitka Subheading"/>
+          <w:i/>
+          <w:iCs/>
+          <w:lang w:val="en-IN"/>
+        </w:rPr>
+        <w:t>kubeadm</w:t>
+      </w:r>
+      <w:r>
+        <w:rPr>
+          <w:rFonts w:hint="default" w:ascii="Sitka Subheading" w:hAnsi="Sitka Subheading" w:cs="Sitka Subheading"/>
+          <w:i w:val="0"/>
+          <w:iCs w:val="0"/>
+          <w:lang w:val="en-IN"/>
+        </w:rPr>
+        <w:t>, port mappings are same i.e. 6443:6443 ..etc )</w:t>
+      </w:r>
+    </w:p>
+    <w:p>
+      <w:pPr>
+        <w:keepNext w:val="0"/>
+        <w:keepLines w:val="0"/>
+        <w:widowControl/>
+        <w:numPr>
+          <w:ilvl w:val="1"/>
+          <w:numId w:val="11"/>
+        </w:numPr>
+        <w:suppressLineNumbers w:val="0"/>
+        <w:spacing w:before="0" w:beforeAutospacing="0" w:after="0" w:afterAutospacing="0" w:line="360" w:lineRule="auto"/>
+        <w:ind w:left="840" w:leftChars="0" w:right="0" w:hanging="420" w:firstLineChars="0"/>
+        <w:jc w:val="left"/>
+        <w:rPr>
+          <w:rFonts w:hint="default" w:ascii="Sitka Subheading" w:hAnsi="Sitka Subheading" w:cs="Sitka Subheading"/>
+        </w:rPr>
+      </w:pPr>
+      <w:r>
+        <w:rPr>
+          <w:rFonts w:hint="default" w:ascii="Sitka Subheading" w:hAnsi="Sitka Subheading" w:cs="Sitka Subheading"/>
+          <w:i w:val="0"/>
+          <w:iCs w:val="0"/>
+          <w:lang w:val="en-IN"/>
+        </w:rPr>
+        <w:t>The pods that is running resources, must be static. Because API Server shouldn’t create or delete these.</w:t>
+      </w:r>
+    </w:p>
+    <w:p>
+      <w:pPr>
+        <w:keepNext w:val="0"/>
+        <w:keepLines w:val="0"/>
+        <w:widowControl/>
+        <w:numPr>
+          <w:ilvl w:val="1"/>
+          <w:numId w:val="11"/>
+        </w:numPr>
+        <w:suppressLineNumbers w:val="0"/>
+        <w:spacing w:before="0" w:beforeAutospacing="0" w:after="0" w:afterAutospacing="0" w:line="360" w:lineRule="auto"/>
+        <w:ind w:left="840" w:leftChars="0" w:right="0" w:hanging="420" w:firstLineChars="0"/>
+        <w:jc w:val="left"/>
+        <w:rPr>
+          <w:rFonts w:hint="default" w:ascii="Sitka Subheading" w:hAnsi="Sitka Subheading" w:cs="Sitka Subheading"/>
+        </w:rPr>
+      </w:pPr>
+      <w:r>
+        <w:rPr>
+          <w:rFonts w:hint="default" w:ascii="Sitka Subheading" w:hAnsi="Sitka Subheading" w:cs="Sitka Subheading"/>
+          <w:b/>
+          <w:bCs/>
+          <w:i/>
+          <w:iCs/>
+          <w:lang w:val="en-IN"/>
+        </w:rPr>
+        <w:t>Kubelet</w:t>
+      </w:r>
+      <w:r>
+        <w:rPr>
+          <w:rFonts w:hint="default" w:ascii="Sitka Subheading" w:hAnsi="Sitka Subheading" w:cs="Sitka Subheading"/>
+          <w:b w:val="0"/>
+          <w:bCs w:val="0"/>
+          <w:i w:val="0"/>
+          <w:iCs w:val="0"/>
+          <w:lang w:val="en-IN"/>
+        </w:rPr>
+        <w:t xml:space="preserve"> doesn’t run inside any Pod. It is a </w:t>
+      </w:r>
+      <w:r>
+        <w:rPr>
+          <w:rFonts w:hint="default" w:ascii="Sitka Subheading" w:hAnsi="Sitka Subheading" w:cs="Sitka Subheading"/>
+          <w:b/>
+          <w:bCs/>
+          <w:i/>
+          <w:iCs/>
+          <w:lang w:val="en-IN"/>
+        </w:rPr>
+        <w:t>systemd</w:t>
+      </w:r>
+      <w:r>
+        <w:rPr>
+          <w:rFonts w:hint="default" w:ascii="Sitka Subheading" w:hAnsi="Sitka Subheading" w:cs="Sitka Subheading"/>
+          <w:b w:val="0"/>
+          <w:bCs w:val="0"/>
+          <w:i w:val="0"/>
+          <w:iCs w:val="0"/>
+          <w:lang w:val="en-IN"/>
+        </w:rPr>
+        <w:t xml:space="preserve"> service.</w:t>
+      </w:r>
+    </w:p>
+    <w:p>
+      <w:pPr>
+        <w:keepNext w:val="0"/>
+        <w:keepLines w:val="0"/>
+        <w:widowControl/>
+        <w:numPr>
+          <w:ilvl w:val="0"/>
+          <w:numId w:val="11"/>
+        </w:numPr>
+        <w:suppressLineNumbers w:val="0"/>
+        <w:spacing w:before="0" w:beforeAutospacing="0" w:after="0" w:afterAutospacing="0" w:line="360" w:lineRule="auto"/>
+        <w:ind w:left="420" w:leftChars="0" w:right="0" w:hanging="420" w:firstLineChars="0"/>
+        <w:jc w:val="left"/>
+        <w:rPr>
+          <w:rFonts w:hint="default" w:ascii="Sitka Subheading" w:hAnsi="Sitka Subheading" w:cs="Sitka Subheading"/>
+        </w:rPr>
+      </w:pPr>
+      <w:r>
+        <w:rPr>
+          <w:rFonts w:hint="default" w:ascii="Sitka Subheading" w:hAnsi="Sitka Subheading" w:cs="Sitka Subheading"/>
+          <w:lang w:val="en-IN"/>
+        </w:rPr>
+        <w:t>Multiple Schedulers</w:t>
+      </w:r>
+    </w:p>
+    <w:p>
+      <w:pPr>
+        <w:keepNext w:val="0"/>
+        <w:keepLines w:val="0"/>
+        <w:widowControl/>
+        <w:numPr>
+          <w:ilvl w:val="1"/>
+          <w:numId w:val="11"/>
+        </w:numPr>
+        <w:suppressLineNumbers w:val="0"/>
+        <w:spacing w:before="0" w:beforeAutospacing="0" w:after="0" w:afterAutospacing="0" w:line="360" w:lineRule="auto"/>
+        <w:ind w:left="840" w:leftChars="0" w:right="0" w:hanging="420" w:firstLineChars="0"/>
+        <w:jc w:val="left"/>
+        <w:rPr>
+          <w:rFonts w:hint="default" w:ascii="Sitka Subheading" w:hAnsi="Sitka Subheading" w:cs="Sitka Subheading"/>
+        </w:rPr>
+      </w:pPr>
+      <w:r>
+        <w:rPr>
+          <w:rFonts w:hint="default" w:ascii="Sitka Subheading" w:hAnsi="Sitka Subheading" w:cs="Sitka Subheading"/>
+          <w:lang w:val="en-IN"/>
+        </w:rPr>
+        <w:t>3 files are involved:</w:t>
+      </w:r>
+      <w:r>
+        <w:rPr>
+          <w:rFonts w:hint="default" w:ascii="Sitka Subheading" w:hAnsi="Sitka Subheading" w:cs="Sitka Subheading"/>
+          <w:lang w:val="en-IN"/>
+        </w:rPr>
+        <w:br w:type="textWrapping"/>
+      </w:r>
+      <w:r>
+        <w:rPr>
+          <w:rFonts w:hint="default" w:ascii="Sitka Subheading" w:hAnsi="Sitka Subheading" w:cs="Sitka Subheading"/>
+          <w:i/>
+          <w:iCs/>
+          <w:color w:val="795D01" w:themeColor="accent3" w:themeShade="80"/>
+          <w:lang w:val="en-IN"/>
+        </w:rPr>
+        <w:t>kube-scheduler.yaml</w:t>
+      </w:r>
+      <w:r>
+        <w:rPr>
+          <w:rFonts w:hint="default" w:ascii="Sitka Subheading" w:hAnsi="Sitka Subheading" w:cs="Sitka Subheading"/>
+          <w:i w:val="0"/>
+          <w:iCs w:val="0"/>
+          <w:lang w:val="en-IN"/>
+        </w:rPr>
+        <w:t xml:space="preserve">  [ kind: Pod , static pod that runs scheduler ]</w:t>
+      </w:r>
+      <w:r>
+        <w:rPr>
+          <w:rFonts w:hint="default" w:ascii="Sitka Subheading" w:hAnsi="Sitka Subheading" w:cs="Sitka Subheading"/>
+          <w:i w:val="0"/>
+          <w:iCs w:val="0"/>
+          <w:lang w:val="en-IN"/>
+        </w:rPr>
+        <w:br w:type="textWrapping"/>
+      </w:r>
+      <w:r>
+        <w:rPr>
+          <w:rFonts w:hint="default" w:ascii="Sitka Subheading" w:hAnsi="Sitka Subheading" w:cs="Sitka Subheading"/>
+          <w:i/>
+          <w:iCs/>
+          <w:color w:val="795D01" w:themeColor="accent3" w:themeShade="80"/>
+          <w:lang w:val="en-IN"/>
+        </w:rPr>
+        <w:t>scheduler.conf</w:t>
+      </w:r>
+      <w:r>
+        <w:rPr>
+          <w:rFonts w:hint="default" w:ascii="Sitka Subheading" w:hAnsi="Sitka Subheading" w:cs="Sitka Subheading"/>
+          <w:i w:val="0"/>
+          <w:iCs w:val="0"/>
+          <w:lang w:val="en-IN"/>
+        </w:rPr>
+        <w:t xml:space="preserve">  [ config file containing </w:t>
+      </w:r>
+      <w:r>
+        <w:rPr>
+          <w:rFonts w:hint="default" w:ascii="Sitka Subheading" w:hAnsi="Sitka Subheading" w:cs="Sitka Subheading"/>
+          <w:i/>
+          <w:iCs/>
+          <w:lang w:val="en-IN"/>
+        </w:rPr>
+        <w:t>cluster, user, context</w:t>
+      </w:r>
+      <w:r>
+        <w:rPr>
+          <w:rFonts w:hint="default" w:ascii="Sitka Subheading" w:hAnsi="Sitka Subheading" w:cs="Sitka Subheading"/>
+          <w:i w:val="0"/>
+          <w:iCs w:val="0"/>
+          <w:lang w:val="en-IN"/>
+        </w:rPr>
+        <w:t xml:space="preserve"> details ]</w:t>
+      </w:r>
+      <w:r>
+        <w:rPr>
+          <w:rFonts w:hint="default" w:ascii="Sitka Subheading" w:hAnsi="Sitka Subheading" w:cs="Sitka Subheading"/>
+          <w:i w:val="0"/>
+          <w:iCs w:val="0"/>
+          <w:lang w:val="en-IN"/>
+        </w:rPr>
+        <w:br w:type="textWrapping"/>
+      </w:r>
+      <w:r>
+        <w:rPr>
+          <w:rFonts w:hint="default" w:ascii="Sitka Subheading" w:hAnsi="Sitka Subheading" w:cs="Sitka Subheading"/>
+          <w:i/>
+          <w:iCs/>
+          <w:color w:val="795D01" w:themeColor="accent3" w:themeShade="80"/>
+          <w:lang w:val="en-IN"/>
+        </w:rPr>
+        <w:t>scheduler-config.yaml</w:t>
+      </w:r>
+      <w:r>
+        <w:rPr>
+          <w:rFonts w:hint="default" w:ascii="Sitka Subheading" w:hAnsi="Sitka Subheading" w:cs="Sitka Subheading"/>
+          <w:i w:val="0"/>
+          <w:iCs w:val="0"/>
+          <w:lang w:val="en-IN"/>
+        </w:rPr>
+        <w:t xml:space="preserve">  [ kind: KubeSchedulerConfiguration; optional ]</w:t>
+      </w:r>
+    </w:p>
+    <w:p>
+      <w:pPr>
+        <w:keepNext w:val="0"/>
+        <w:keepLines w:val="0"/>
+        <w:widowControl/>
+        <w:numPr>
+          <w:ilvl w:val="1"/>
+          <w:numId w:val="11"/>
+        </w:numPr>
+        <w:suppressLineNumbers w:val="0"/>
+        <w:spacing w:before="0" w:beforeAutospacing="0" w:after="0" w:afterAutospacing="0" w:line="360" w:lineRule="auto"/>
+        <w:ind w:left="840" w:leftChars="0" w:right="0" w:hanging="420" w:firstLineChars="0"/>
+        <w:jc w:val="left"/>
+        <w:rPr>
+          <w:rFonts w:hint="default" w:ascii="Sitka Subheading" w:hAnsi="Sitka Subheading" w:cs="Sitka Subheading"/>
+        </w:rPr>
+      </w:pPr>
+      <w:r>
+        <w:rPr>
+          <w:rFonts w:hint="default" w:ascii="Sitka Subheading" w:hAnsi="Sitka Subheading" w:cs="Sitka Subheading"/>
+          <w:lang w:val="en-IN"/>
+        </w:rPr>
+        <w:t xml:space="preserve">Either you mention the things in </w:t>
+      </w:r>
+      <w:r>
+        <w:rPr>
+          <w:rFonts w:hint="default" w:ascii="Sitka Subheading" w:hAnsi="Sitka Subheading" w:cs="Sitka Subheading"/>
+          <w:i/>
+          <w:iCs/>
+          <w:color w:val="18605A" w:themeColor="accent5" w:themeShade="80"/>
+          <w:u w:val="single"/>
+          <w:lang w:val="en-IN"/>
+        </w:rPr>
+        <w:t>pod.spec.containers[0].command</w:t>
+      </w:r>
+      <w:r>
+        <w:rPr>
+          <w:rFonts w:hint="default" w:ascii="Sitka Subheading" w:hAnsi="Sitka Subheading" w:cs="Sitka Subheading"/>
+          <w:i w:val="0"/>
+          <w:iCs w:val="0"/>
+          <w:lang w:val="en-IN"/>
+        </w:rPr>
+        <w:t xml:space="preserve"> field without mentioning </w:t>
+      </w:r>
+      <w:r>
+        <w:rPr>
+          <w:rFonts w:hint="default" w:ascii="Sitka Subheading" w:hAnsi="Sitka Subheading" w:cs="Sitka Subheading"/>
+          <w:i/>
+          <w:iCs/>
+          <w:lang w:val="en-IN"/>
+        </w:rPr>
+        <w:t>scheduler-config.yaml</w:t>
+      </w:r>
+      <w:r>
+        <w:rPr>
+          <w:rFonts w:hint="default" w:ascii="Sitka Subheading" w:hAnsi="Sitka Subheading" w:cs="Sitka Subheading"/>
+          <w:i w:val="0"/>
+          <w:iCs w:val="0"/>
+          <w:lang w:val="en-IN"/>
+        </w:rPr>
+        <w:t xml:space="preserve"> file  [minimal configs like </w:t>
+      </w:r>
+      <w:r>
+        <w:rPr>
+          <w:rFonts w:hint="default" w:ascii="Sitka Subheading" w:hAnsi="Sitka Subheading" w:cs="Sitka Subheading"/>
+          <w:b/>
+          <w:bCs/>
+          <w:i w:val="0"/>
+          <w:iCs w:val="0"/>
+          <w:color w:val="851321" w:themeColor="accent6" w:themeShade="80"/>
+          <w:lang w:val="en-IN"/>
+        </w:rPr>
+        <w:t>--leader-elect=true</w:t>
+      </w:r>
+      <w:r>
+        <w:rPr>
+          <w:rFonts w:hint="default" w:ascii="Sitka Subheading" w:hAnsi="Sitka Subheading" w:cs="Sitka Subheading"/>
+          <w:i w:val="0"/>
+          <w:iCs w:val="0"/>
+          <w:lang w:val="en-IN"/>
+        </w:rPr>
+        <w:t xml:space="preserve"> ]</w:t>
+      </w:r>
+      <w:r>
+        <w:rPr>
+          <w:rFonts w:hint="default" w:ascii="Sitka Subheading" w:hAnsi="Sitka Subheading" w:cs="Sitka Subheading"/>
+          <w:i w:val="0"/>
+          <w:iCs w:val="0"/>
+          <w:lang w:val="en-IN"/>
+        </w:rPr>
+        <w:br w:type="textWrapping"/>
+      </w:r>
+      <w:r>
+        <w:rPr>
+          <w:rFonts w:hint="default" w:ascii="Sitka Subheading" w:hAnsi="Sitka Subheading" w:cs="Sitka Subheading"/>
+          <w:i w:val="0"/>
+          <w:iCs w:val="0"/>
+          <w:lang w:val="en-IN"/>
+        </w:rPr>
+        <w:t>(or)</w:t>
+      </w:r>
+      <w:r>
+        <w:rPr>
+          <w:rFonts w:hint="default" w:ascii="Sitka Subheading" w:hAnsi="Sitka Subheading" w:cs="Sitka Subheading"/>
+          <w:i w:val="0"/>
+          <w:iCs w:val="0"/>
+          <w:lang w:val="en-IN"/>
+        </w:rPr>
+        <w:br w:type="textWrapping"/>
+      </w:r>
+      <w:r>
+        <w:rPr>
+          <w:rFonts w:hint="default" w:ascii="Sitka Subheading" w:hAnsi="Sitka Subheading" w:cs="Sitka Subheading"/>
+          <w:i w:val="0"/>
+          <w:iCs w:val="0"/>
+          <w:lang w:val="en-IN"/>
+        </w:rPr>
+        <w:t xml:space="preserve">mention the </w:t>
+      </w:r>
+      <w:r>
+        <w:rPr>
+          <w:rFonts w:hint="default" w:ascii="Sitka Subheading" w:hAnsi="Sitka Subheading" w:cs="Sitka Subheading"/>
+          <w:i/>
+          <w:iCs/>
+          <w:lang w:val="en-IN"/>
+        </w:rPr>
+        <w:t>scheduler-config.yaml</w:t>
+      </w:r>
+      <w:r>
+        <w:rPr>
+          <w:rFonts w:hint="default" w:ascii="Sitka Subheading" w:hAnsi="Sitka Subheading" w:cs="Sitka Subheading"/>
+          <w:i w:val="0"/>
+          <w:iCs w:val="0"/>
+          <w:lang w:val="en-IN"/>
+        </w:rPr>
+        <w:t xml:space="preserve"> file for proper configuration.</w:t>
+      </w:r>
+      <w:r>
+        <w:rPr>
+          <w:rFonts w:hint="default" w:ascii="Sitka Subheading" w:hAnsi="Sitka Subheading" w:cs="Sitka Subheading"/>
+          <w:i w:val="0"/>
+          <w:iCs w:val="0"/>
+          <w:lang w:val="en-IN"/>
+        </w:rPr>
+        <w:br w:type="textWrapping"/>
+      </w:r>
+      <w:r>
+        <w:rPr>
+          <w:rFonts w:hint="default" w:ascii="Sitka Subheading" w:hAnsi="Sitka Subheading" w:cs="Sitka Subheading"/>
+          <w:b/>
+          <w:bCs/>
+          <w:i w:val="0"/>
+          <w:iCs w:val="0"/>
+          <w:color w:val="851321" w:themeColor="accent6" w:themeShade="80"/>
+          <w:lang w:val="en-IN"/>
+        </w:rPr>
+        <w:t>--config=/etc/kubernetes/scheduler-config.yaml</w:t>
+      </w:r>
+      <w:r>
+        <w:rPr>
+          <w:rFonts w:hint="default" w:ascii="Sitka Subheading" w:hAnsi="Sitka Subheading" w:cs="Sitka Subheading"/>
+          <w:b w:val="0"/>
+          <w:bCs w:val="0"/>
+          <w:i w:val="0"/>
+          <w:iCs w:val="0"/>
+          <w:lang w:val="en-IN"/>
+        </w:rPr>
+        <w:t xml:space="preserve">   [you can give any name ]</w:t>
+      </w:r>
+      <w:r>
+        <w:rPr>
+          <w:rFonts w:hint="default" w:ascii="Sitka Subheading" w:hAnsi="Sitka Subheading" w:cs="Sitka Subheading"/>
+          <w:b w:val="0"/>
+          <w:bCs w:val="0"/>
+          <w:i w:val="0"/>
+          <w:iCs w:val="0"/>
+          <w:lang w:val="en-IN"/>
+        </w:rPr>
+        <w:br w:type="textWrapping"/>
+      </w:r>
+      <w:r>
+        <w:rPr>
+          <w:rFonts w:hint="default" w:ascii="Book Antiqua" w:hAnsi="Book Antiqua" w:cs="Book Antiqua"/>
+        </w:rPr>
+        <w:drawing>
+          <wp:inline distT="0" distB="0" distL="114300" distR="114300">
+            <wp:extent cx="4069080" cy="1729105"/>
+            <wp:effectExtent l="0" t="0" r="7620" b="10795"/>
+            <wp:docPr id="41" name="Picture 13"/>
+            <wp:cNvGraphicFramePr>
+              <a:graphicFrameLocks xmlns:a="http://schemas.openxmlformats.org/drawingml/2006/main" noChangeAspect="1"/>
+            </wp:cNvGraphicFramePr>
+            <a:graphic xmlns:a="http://schemas.openxmlformats.org/drawingml/2006/main">
+              <a:graphicData uri="http://schemas.openxmlformats.org/drawingml/2006/picture">
+                <pic:pic xmlns:pic="http://schemas.openxmlformats.org/drawingml/2006/picture">
+                  <pic:nvPicPr>
+                    <pic:cNvPr id="41" name="Picture 13"/>
+                    <pic:cNvPicPr>
+                      <a:picLocks noChangeAspect="1"/>
+                    </pic:cNvPicPr>
+                  </pic:nvPicPr>
+                  <pic:blipFill>
+                    <a:blip r:embed="rId18"/>
+                    <a:stretch>
+                      <a:fillRect/>
+                    </a:stretch>
+                  </pic:blipFill>
+                  <pic:spPr>
+                    <a:xfrm>
+                      <a:off x="0" y="0"/>
+                      <a:ext cx="4069080" cy="1729105"/>
+                    </a:xfrm>
+                    <a:prstGeom prst="rect">
+                      <a:avLst/>
+                    </a:prstGeom>
+                    <a:noFill/>
+                    <a:ln>
+                      <a:noFill/>
+                    </a:ln>
+                  </pic:spPr>
+                </pic:pic>
+              </a:graphicData>
+            </a:graphic>
+          </wp:inline>
+        </w:drawing>
+      </w:r>
+    </w:p>
+    <w:p>
+      <w:pPr>
+        <w:keepNext w:val="0"/>
+        <w:keepLines w:val="0"/>
+        <w:widowControl/>
+        <w:numPr>
+          <w:ilvl w:val="1"/>
+          <w:numId w:val="11"/>
+        </w:numPr>
+        <w:suppressLineNumbers w:val="0"/>
+        <w:spacing w:before="0" w:beforeAutospacing="0" w:after="0" w:afterAutospacing="0" w:line="360" w:lineRule="auto"/>
+        <w:ind w:left="840" w:leftChars="0" w:right="0" w:hanging="420" w:firstLineChars="0"/>
+        <w:jc w:val="left"/>
+        <w:rPr>
+          <w:rFonts w:hint="default" w:ascii="Sitka Subheading" w:hAnsi="Sitka Subheading" w:cs="Sitka Subheading"/>
+        </w:rPr>
+      </w:pPr>
+      <w:r>
+        <w:rPr>
+          <w:rFonts w:hint="default" w:ascii="Sitka Subheading" w:hAnsi="Sitka Subheading" w:cs="Sitka Subheading"/>
+          <w:lang w:val="en-IN"/>
+        </w:rPr>
+        <w:t>To use this scheduler to schedule your pod,</w:t>
+      </w:r>
+      <w:r>
+        <w:rPr>
+          <w:rFonts w:hint="default" w:ascii="Sitka Subheading" w:hAnsi="Sitka Subheading" w:cs="Sitka Subheading"/>
+          <w:lang w:val="en-IN"/>
+        </w:rPr>
+        <w:br w:type="textWrapping"/>
+      </w:r>
+      <w:r>
+        <w:rPr>
+          <w:rFonts w:hint="default" w:ascii="Sitka Subheading" w:hAnsi="Sitka Subheading" w:cs="Sitka Subheading"/>
+          <w:i/>
+          <w:iCs/>
+          <w:color w:val="18605A" w:themeColor="accent5" w:themeShade="80"/>
+          <w:u w:val="single"/>
+          <w:lang w:val="en-IN"/>
+        </w:rPr>
+        <w:t>pod.spec.</w:t>
+      </w:r>
+      <w:r>
+        <w:rPr>
+          <w:rFonts w:hint="default" w:ascii="Sitka Subheading" w:hAnsi="Sitka Subheading" w:cs="Sitka Subheading"/>
+          <w:b w:val="0"/>
+          <w:bCs w:val="0"/>
+          <w:i/>
+          <w:iCs/>
+          <w:color w:val="18605A" w:themeColor="accent5" w:themeShade="80"/>
+          <w:u w:val="single"/>
+          <w:lang w:val="en-IN"/>
+        </w:rPr>
+        <w:t>schedulerName</w:t>
+      </w:r>
+      <w:r>
+        <w:rPr>
+          <w:rFonts w:hint="default" w:ascii="Sitka Subheading" w:hAnsi="Sitka Subheading" w:cs="Sitka Subheading"/>
+          <w:b w:val="0"/>
+          <w:bCs w:val="0"/>
+          <w:i/>
+          <w:iCs/>
+          <w:lang w:val="en-IN"/>
+        </w:rPr>
+        <w:t xml:space="preserve"> </w:t>
+      </w:r>
+      <w:r>
+        <w:rPr>
+          <w:rFonts w:hint="default" w:ascii="Sitka Subheading" w:hAnsi="Sitka Subheading" w:cs="Sitka Subheading"/>
+          <w:b w:val="0"/>
+          <w:bCs w:val="0"/>
+          <w:lang w:val="en-IN"/>
+        </w:rPr>
+        <w:t>field has to be updated.</w:t>
+      </w:r>
+      <w:r>
+        <w:rPr>
+          <w:rFonts w:hint="default" w:ascii="Sitka Subheading" w:hAnsi="Sitka Subheading" w:cs="Sitka Subheading"/>
+          <w:b w:val="0"/>
+          <w:bCs w:val="0"/>
+          <w:lang w:val="en-IN"/>
+        </w:rPr>
+        <w:br w:type="textWrapping"/>
+      </w:r>
+      <w:r>
+        <w:rPr>
+          <w:rFonts w:hint="default" w:ascii="Book Antiqua" w:hAnsi="Book Antiqua" w:cs="Book Antiqua"/>
+        </w:rPr>
+        <w:drawing>
+          <wp:inline distT="0" distB="0" distL="114300" distR="114300">
+            <wp:extent cx="2524125" cy="238760"/>
+            <wp:effectExtent l="0" t="0" r="0" b="0"/>
+            <wp:docPr id="22" name="Picture 1"/>
+            <wp:cNvGraphicFramePr>
+              <a:graphicFrameLocks xmlns:a="http://schemas.openxmlformats.org/drawingml/2006/main" noChangeAspect="1"/>
+            </wp:cNvGraphicFramePr>
+            <a:graphic xmlns:a="http://schemas.openxmlformats.org/drawingml/2006/main">
+              <a:graphicData uri="http://schemas.openxmlformats.org/drawingml/2006/picture">
+                <pic:pic xmlns:pic="http://schemas.openxmlformats.org/drawingml/2006/picture">
+                  <pic:nvPicPr>
+                    <pic:cNvPr id="22" name="Picture 1"/>
+                    <pic:cNvPicPr>
+                      <a:picLocks noChangeAspect="1"/>
+                    </pic:cNvPicPr>
+                  </pic:nvPicPr>
+                  <pic:blipFill>
+                    <a:blip r:embed="rId19"/>
+                    <a:srcRect l="7613" t="85784" r="966" b="1900"/>
+                    <a:stretch>
+                      <a:fillRect/>
+                    </a:stretch>
+                  </pic:blipFill>
+                  <pic:spPr>
+                    <a:xfrm>
+                      <a:off x="0" y="0"/>
+                      <a:ext cx="2524125" cy="238760"/>
+                    </a:xfrm>
+                    <a:prstGeom prst="rect">
+                      <a:avLst/>
+                    </a:prstGeom>
+                    <a:noFill/>
+                    <a:ln>
+                      <a:noFill/>
+                    </a:ln>
+                  </pic:spPr>
+                </pic:pic>
+              </a:graphicData>
+            </a:graphic>
+          </wp:inline>
+        </w:drawing>
+      </w:r>
+      <w:r>
+        <w:rPr>
+          <w:rFonts w:hint="default" w:ascii="Book Antiqua" w:hAnsi="Book Antiqua" w:cs="Book Antiqua"/>
+          <w:lang w:val="en-IN"/>
+        </w:rPr>
+        <w:t xml:space="preserve">  [ pod.spec.schedulerName ]</w:t>
+      </w:r>
+    </w:p>
+    <w:p>
+      <w:pPr>
+        <w:keepNext w:val="0"/>
+        <w:keepLines w:val="0"/>
+        <w:widowControl/>
+        <w:numPr>
+          <w:ilvl w:val="0"/>
+          <w:numId w:val="11"/>
+        </w:numPr>
+        <w:suppressLineNumbers w:val="0"/>
+        <w:spacing w:before="0" w:beforeAutospacing="0" w:after="0" w:afterAutospacing="0" w:line="360" w:lineRule="auto"/>
+        <w:ind w:left="420" w:leftChars="0" w:right="0" w:hanging="420" w:firstLineChars="0"/>
+        <w:jc w:val="left"/>
+        <w:rPr>
+          <w:rFonts w:hint="default" w:ascii="Sitka Subheading" w:hAnsi="Sitka Subheading" w:cs="Sitka Subheading"/>
+        </w:rPr>
+      </w:pPr>
+      <w:r>
+        <w:rPr>
+          <w:rFonts w:hint="default" w:ascii="Book Antiqua" w:hAnsi="Book Antiqua" w:cs="Book Antiqua"/>
+          <w:lang w:val="en-IN"/>
+        </w:rPr>
+        <w:t>Scheduler Profiles</w:t>
+      </w:r>
+    </w:p>
+    <w:p>
+      <w:pPr>
+        <w:keepNext w:val="0"/>
+        <w:keepLines w:val="0"/>
+        <w:widowControl/>
+        <w:numPr>
+          <w:ilvl w:val="1"/>
+          <w:numId w:val="11"/>
+        </w:numPr>
+        <w:suppressLineNumbers w:val="0"/>
+        <w:spacing w:before="0" w:beforeAutospacing="0" w:after="0" w:afterAutospacing="0" w:line="360" w:lineRule="auto"/>
+        <w:ind w:left="840" w:leftChars="0" w:right="0" w:hanging="420" w:firstLineChars="0"/>
+        <w:jc w:val="left"/>
+        <w:rPr>
+          <w:rFonts w:hint="default" w:ascii="Sitka Subheading" w:hAnsi="Sitka Subheading" w:cs="Sitka Subheading"/>
+        </w:rPr>
+      </w:pPr>
+      <w:r>
+        <w:rPr>
+          <w:rFonts w:hint="default" w:ascii="Sitka Subheading" w:hAnsi="Sitka Subheading" w:cs="Sitka Subheading"/>
+          <w:lang w:val="en-IN"/>
+        </w:rPr>
+        <w:t>Scheduler is a process (one pod)</w:t>
+      </w:r>
+      <w:r>
+        <w:rPr>
+          <w:rFonts w:hint="default" w:ascii="Sitka Subheading" w:hAnsi="Sitka Subheading" w:cs="Sitka Subheading"/>
+          <w:lang w:val="en-IN"/>
+        </w:rPr>
+        <w:br w:type="textWrapping"/>
+      </w:r>
+      <w:r>
+        <w:rPr>
+          <w:rFonts w:hint="default" w:ascii="Sitka Subheading" w:hAnsi="Sitka Subheading" w:cs="Sitka Subheading"/>
+          <w:lang w:val="en-IN"/>
+        </w:rPr>
+        <w:t>Scheduler profile is a rule.</w:t>
+      </w:r>
+    </w:p>
+    <w:p>
+      <w:pPr>
+        <w:keepNext w:val="0"/>
+        <w:keepLines w:val="0"/>
+        <w:widowControl/>
+        <w:numPr>
+          <w:ilvl w:val="2"/>
+          <w:numId w:val="11"/>
+        </w:numPr>
+        <w:suppressLineNumbers w:val="0"/>
+        <w:spacing w:before="0" w:beforeAutospacing="0" w:after="0" w:afterAutospacing="0" w:line="360" w:lineRule="auto"/>
+        <w:ind w:left="1260" w:leftChars="0" w:right="0" w:hanging="420" w:firstLineChars="0"/>
+        <w:jc w:val="left"/>
+        <w:rPr>
+          <w:rFonts w:hint="default" w:ascii="Sitka Subheading" w:hAnsi="Sitka Subheading" w:cs="Sitka Subheading"/>
+        </w:rPr>
+      </w:pPr>
+      <w:r>
+        <w:rPr>
+          <w:rFonts w:hint="default" w:ascii="Sitka Subheading" w:hAnsi="Sitka Subheading" w:cs="Sitka Subheading"/>
+          <w:lang w:val="en-IN"/>
+        </w:rPr>
+        <w:t>One scheduler can have multiple scheduler profiles.</w:t>
+      </w:r>
+    </w:p>
+    <w:p>
+      <w:pPr>
+        <w:keepNext w:val="0"/>
+        <w:keepLines w:val="0"/>
+        <w:widowControl/>
+        <w:numPr>
+          <w:ilvl w:val="1"/>
+          <w:numId w:val="11"/>
+        </w:numPr>
+        <w:suppressLineNumbers w:val="0"/>
+        <w:spacing w:before="0" w:beforeAutospacing="0" w:after="0" w:afterAutospacing="0" w:line="360" w:lineRule="auto"/>
+        <w:ind w:left="840" w:leftChars="0" w:right="0" w:hanging="420" w:firstLineChars="0"/>
+        <w:jc w:val="left"/>
+        <w:rPr>
+          <w:rFonts w:hint="default" w:ascii="Sitka Subheading" w:hAnsi="Sitka Subheading" w:cs="Sitka Subheading"/>
+        </w:rPr>
+      </w:pPr>
+      <w:r>
+        <w:rPr>
+          <w:rFonts w:hint="default" w:ascii="Sitka Subheading" w:hAnsi="Sitka Subheading" w:cs="Sitka Subheading"/>
+          <w:lang w:val="en-IN"/>
+        </w:rPr>
+        <w:t xml:space="preserve">Scheduling has different stages called </w:t>
+      </w:r>
+      <w:r>
+        <w:rPr>
+          <w:rFonts w:hint="default" w:ascii="Sitka Subheading" w:hAnsi="Sitka Subheading" w:cs="Sitka Subheading"/>
+          <w:b/>
+          <w:bCs/>
+          <w:i/>
+          <w:iCs/>
+          <w:lang w:val="en-IN"/>
+        </w:rPr>
+        <w:t>execution point</w:t>
+      </w:r>
+      <w:r>
+        <w:rPr>
+          <w:rFonts w:hint="default" w:ascii="Sitka Subheading" w:hAnsi="Sitka Subheading" w:cs="Sitka Subheading"/>
+          <w:b w:val="0"/>
+          <w:bCs w:val="0"/>
+          <w:i w:val="0"/>
+          <w:iCs w:val="0"/>
+          <w:lang w:val="en-IN"/>
+        </w:rPr>
+        <w:t>.</w:t>
+      </w:r>
+      <w:r>
+        <w:rPr>
+          <w:rFonts w:hint="default" w:ascii="Sitka Subheading" w:hAnsi="Sitka Subheading" w:cs="Sitka Subheading"/>
+          <w:b w:val="0"/>
+          <w:bCs w:val="0"/>
+          <w:i w:val="0"/>
+          <w:iCs w:val="0"/>
+          <w:lang w:val="en-IN"/>
+        </w:rPr>
+        <w:br w:type="textWrapping"/>
+      </w:r>
+      <w:r>
+        <w:rPr>
+          <w:rFonts w:hint="default" w:ascii="Sitka Subheading" w:hAnsi="Sitka Subheading" w:cs="Sitka Subheading"/>
+          <w:b w:val="0"/>
+          <w:bCs w:val="0"/>
+          <w:i w:val="0"/>
+          <w:iCs w:val="0"/>
+          <w:lang w:val="en-IN"/>
+        </w:rPr>
+        <w:t>queueSort,</w:t>
+      </w:r>
+      <w:r>
+        <w:rPr>
+          <w:rFonts w:hint="default" w:ascii="Sitka Subheading" w:hAnsi="Sitka Subheading" w:cs="Sitka Subheading"/>
+          <w:b w:val="0"/>
+          <w:bCs w:val="0"/>
+          <w:i w:val="0"/>
+          <w:iCs w:val="0"/>
+          <w:lang w:val="en-IN"/>
+        </w:rPr>
+        <w:br w:type="textWrapping"/>
+      </w:r>
+      <w:r>
+        <w:rPr>
+          <w:rFonts w:hint="default" w:ascii="Sitka Subheading" w:hAnsi="Sitka Subheading" w:cs="Sitka Subheading"/>
+          <w:b w:val="0"/>
+          <w:bCs w:val="0"/>
+          <w:i w:val="0"/>
+          <w:iCs w:val="0"/>
+          <w:lang w:val="en-IN"/>
+        </w:rPr>
+        <w:t>preFilter, filter, postFilter,</w:t>
+      </w:r>
+      <w:r>
+        <w:rPr>
+          <w:rFonts w:hint="default" w:ascii="Sitka Subheading" w:hAnsi="Sitka Subheading" w:cs="Sitka Subheading"/>
+          <w:b w:val="0"/>
+          <w:bCs w:val="0"/>
+          <w:i w:val="0"/>
+          <w:iCs w:val="0"/>
+          <w:lang w:val="en-IN"/>
+        </w:rPr>
+        <w:br w:type="textWrapping"/>
+      </w:r>
+      <w:r>
+        <w:rPr>
+          <w:rFonts w:hint="default" w:ascii="Sitka Subheading" w:hAnsi="Sitka Subheading" w:cs="Sitka Subheading"/>
+          <w:b w:val="0"/>
+          <w:bCs w:val="0"/>
+          <w:i w:val="0"/>
+          <w:iCs w:val="0"/>
+          <w:lang w:val="en-IN"/>
+        </w:rPr>
+        <w:t>preScore, score, reserve,</w:t>
+      </w:r>
+      <w:r>
+        <w:rPr>
+          <w:rFonts w:hint="default" w:ascii="Sitka Subheading" w:hAnsi="Sitka Subheading" w:cs="Sitka Subheading"/>
+          <w:b w:val="0"/>
+          <w:bCs w:val="0"/>
+          <w:i w:val="0"/>
+          <w:iCs w:val="0"/>
+          <w:lang w:val="en-IN"/>
+        </w:rPr>
+        <w:br w:type="textWrapping"/>
+      </w:r>
+      <w:r>
+        <w:rPr>
+          <w:rFonts w:hint="default" w:ascii="Sitka Subheading" w:hAnsi="Sitka Subheading" w:cs="Sitka Subheading"/>
+          <w:b w:val="0"/>
+          <w:bCs w:val="0"/>
+          <w:i w:val="0"/>
+          <w:iCs w:val="0"/>
+          <w:lang w:val="en-IN"/>
+        </w:rPr>
+        <w:t>permit, preBind, bind, postBind</w:t>
+      </w:r>
+    </w:p>
+    <w:p>
+      <w:pPr>
+        <w:keepNext w:val="0"/>
+        <w:keepLines w:val="0"/>
+        <w:widowControl/>
+        <w:numPr>
+          <w:ilvl w:val="1"/>
+          <w:numId w:val="11"/>
+        </w:numPr>
+        <w:suppressLineNumbers w:val="0"/>
+        <w:spacing w:before="0" w:beforeAutospacing="0" w:after="0" w:afterAutospacing="0" w:line="360" w:lineRule="auto"/>
+        <w:ind w:left="840" w:leftChars="0" w:right="0" w:hanging="420" w:firstLineChars="0"/>
+        <w:jc w:val="left"/>
+        <w:rPr>
+          <w:rFonts w:hint="default" w:ascii="Sitka Subheading" w:hAnsi="Sitka Subheading" w:cs="Sitka Subheading"/>
+        </w:rPr>
+      </w:pPr>
+      <w:r>
+        <w:rPr>
+          <w:rFonts w:hint="default" w:ascii="Sitka Subheading" w:hAnsi="Sitka Subheading" w:cs="Sitka Subheading"/>
+          <w:lang w:val="en-IN"/>
+        </w:rPr>
+        <w:t>At each extension point, modules are bound.</w:t>
+      </w:r>
+    </w:p>
+    <w:p>
+      <w:pPr>
+        <w:keepNext w:val="0"/>
+        <w:keepLines w:val="0"/>
+        <w:widowControl/>
+        <w:numPr>
+          <w:ilvl w:val="1"/>
+          <w:numId w:val="11"/>
+        </w:numPr>
+        <w:suppressLineNumbers w:val="0"/>
+        <w:spacing w:before="0" w:beforeAutospacing="0" w:after="0" w:afterAutospacing="0" w:line="360" w:lineRule="auto"/>
+        <w:ind w:left="840" w:leftChars="0" w:right="0" w:hanging="420" w:firstLineChars="0"/>
+        <w:jc w:val="left"/>
+        <w:rPr>
+          <w:rFonts w:hint="default" w:ascii="Sitka Subheading" w:hAnsi="Sitka Subheading" w:cs="Sitka Subheading"/>
+        </w:rPr>
+      </w:pPr>
+      <w:r>
+        <w:rPr>
+          <w:rFonts w:hint="default" w:ascii="Book Antiqua" w:hAnsi="Book Antiqua" w:eastAsia="SimSun" w:cs="Book Antiqua"/>
+          <w:sz w:val="24"/>
+          <w:szCs w:val="24"/>
+        </w:rPr>
+        <w:drawing>
+          <wp:inline distT="0" distB="0" distL="114300" distR="114300">
+            <wp:extent cx="5817235" cy="2223770"/>
+            <wp:effectExtent l="0" t="0" r="12065" b="11430"/>
+            <wp:docPr id="23" name="Picture 1" descr="IMG_256"/>
+            <wp:cNvGraphicFramePr>
+              <a:graphicFrameLocks xmlns:a="http://schemas.openxmlformats.org/drawingml/2006/main" noChangeAspect="1"/>
+            </wp:cNvGraphicFramePr>
+            <a:graphic xmlns:a="http://schemas.openxmlformats.org/drawingml/2006/main">
+              <a:graphicData uri="http://schemas.openxmlformats.org/drawingml/2006/picture">
+                <pic:pic xmlns:pic="http://schemas.openxmlformats.org/drawingml/2006/picture">
+                  <pic:nvPicPr>
+                    <pic:cNvPr id="23" name="Picture 1" descr="IMG_256"/>
+                    <pic:cNvPicPr>
+                      <a:picLocks noChangeAspect="1"/>
+                    </pic:cNvPicPr>
+                  </pic:nvPicPr>
+                  <pic:blipFill>
+                    <a:blip r:embed="rId20"/>
+                    <a:srcRect l="2231" t="23553" b="10030"/>
+                    <a:stretch>
+                      <a:fillRect/>
+                    </a:stretch>
+                  </pic:blipFill>
+                  <pic:spPr>
+                    <a:xfrm>
+                      <a:off x="0" y="0"/>
+                      <a:ext cx="5817235" cy="2223770"/>
+                    </a:xfrm>
+                    <a:prstGeom prst="rect">
+                      <a:avLst/>
+                    </a:prstGeom>
+                    <a:noFill/>
+                    <a:ln w="9525">
+                      <a:noFill/>
+                    </a:ln>
+                  </pic:spPr>
+                </pic:pic>
+              </a:graphicData>
+            </a:graphic>
+          </wp:inline>
+        </w:drawing>
+      </w:r>
+    </w:p>
+    <w:p>
+      <w:pPr>
+        <w:keepNext w:val="0"/>
+        <w:keepLines w:val="0"/>
+        <w:widowControl/>
+        <w:numPr>
+          <w:ilvl w:val="1"/>
+          <w:numId w:val="11"/>
+        </w:numPr>
+        <w:suppressLineNumbers w:val="0"/>
+        <w:spacing w:before="0" w:beforeAutospacing="0" w:after="0" w:afterAutospacing="0" w:line="360" w:lineRule="auto"/>
+        <w:ind w:left="840" w:leftChars="0" w:right="0" w:hanging="420" w:firstLineChars="0"/>
+        <w:jc w:val="left"/>
+        <w:rPr>
+          <w:rFonts w:hint="default" w:ascii="Sitka Subheading" w:hAnsi="Sitka Subheading" w:cs="Sitka Subheading"/>
+        </w:rPr>
+      </w:pPr>
+      <w:r>
+        <w:rPr>
+          <w:rFonts w:hint="default" w:ascii="Sitka Subheading" w:hAnsi="Sitka Subheading" w:cs="Sitka Subheading"/>
+          <w:lang w:val="en-IN"/>
+        </w:rPr>
+        <w:t>Scheduler profiles runs on different threads.</w:t>
+      </w:r>
+      <w:r>
+        <w:rPr>
+          <w:rFonts w:hint="default" w:ascii="Sitka Subheading" w:hAnsi="Sitka Subheading" w:cs="Sitka Subheading"/>
+          <w:lang w:val="en-IN"/>
+        </w:rPr>
+        <w:br w:type="textWrapping"/>
+      </w:r>
+      <w:r>
+        <w:rPr>
+          <w:rFonts w:hint="default" w:ascii="Sitka Subheading" w:hAnsi="Sitka Subheading" w:cs="Sitka Subheading"/>
+          <w:lang w:val="en-IN"/>
+        </w:rPr>
+        <w:t>In each scheduler profile, you can decide which plugins has to be enabled or disabled.</w:t>
+      </w:r>
+      <w:r>
+        <w:rPr>
+          <w:rFonts w:hint="default" w:ascii="Sitka Subheading" w:hAnsi="Sitka Subheading" w:cs="Sitka Subheading"/>
+          <w:lang w:val="en-IN"/>
+        </w:rPr>
+        <w:br w:type="textWrapping"/>
+      </w:r>
+      <w:r>
+        <w:rPr>
+          <w:rFonts w:hint="default" w:ascii="Book Antiqua" w:hAnsi="Book Antiqua" w:cs="Book Antiqua"/>
+        </w:rPr>
+        <w:drawing>
+          <wp:inline distT="0" distB="0" distL="114300" distR="114300">
+            <wp:extent cx="2909570" cy="2366010"/>
+            <wp:effectExtent l="0" t="0" r="0" b="0"/>
+            <wp:docPr id="43" name="Picture 6"/>
+            <wp:cNvGraphicFramePr>
+              <a:graphicFrameLocks xmlns:a="http://schemas.openxmlformats.org/drawingml/2006/main" noChangeAspect="1"/>
+            </wp:cNvGraphicFramePr>
+            <a:graphic xmlns:a="http://schemas.openxmlformats.org/drawingml/2006/main">
+              <a:graphicData uri="http://schemas.openxmlformats.org/drawingml/2006/picture">
+                <pic:pic xmlns:pic="http://schemas.openxmlformats.org/drawingml/2006/picture">
+                  <pic:nvPicPr>
+                    <pic:cNvPr id="43" name="Picture 6"/>
+                    <pic:cNvPicPr>
+                      <a:picLocks noChangeAspect="1"/>
+                    </pic:cNvPicPr>
+                  </pic:nvPicPr>
+                  <pic:blipFill>
+                    <a:blip r:embed="rId21"/>
+                    <a:srcRect b="43476"/>
+                    <a:stretch>
+                      <a:fillRect/>
+                    </a:stretch>
+                  </pic:blipFill>
+                  <pic:spPr>
+                    <a:xfrm>
+                      <a:off x="0" y="0"/>
+                      <a:ext cx="2909570" cy="2366010"/>
+                    </a:xfrm>
+                    <a:prstGeom prst="rect">
+                      <a:avLst/>
+                    </a:prstGeom>
+                    <a:noFill/>
+                    <a:ln>
+                      <a:noFill/>
+                    </a:ln>
+                  </pic:spPr>
+                </pic:pic>
+              </a:graphicData>
+            </a:graphic>
+          </wp:inline>
+        </w:drawing>
+      </w:r>
+    </w:p>
+    <w:p>
+      <w:pPr>
+        <w:keepNext w:val="0"/>
+        <w:keepLines w:val="0"/>
+        <w:widowControl/>
+        <w:numPr>
+          <w:ilvl w:val="1"/>
+          <w:numId w:val="11"/>
+        </w:numPr>
+        <w:suppressLineNumbers w:val="0"/>
+        <w:spacing w:before="0" w:beforeAutospacing="0" w:after="0" w:afterAutospacing="0" w:line="360" w:lineRule="auto"/>
+        <w:ind w:left="840" w:leftChars="0" w:right="0" w:hanging="420" w:firstLineChars="0"/>
+        <w:jc w:val="left"/>
+        <w:rPr>
+          <w:rFonts w:hint="default" w:ascii="Sitka Subheading" w:hAnsi="Sitka Subheading" w:cs="Sitka Subheading"/>
+          <w:b w:val="0"/>
+          <w:bCs w:val="0"/>
+          <w:i w:val="0"/>
+          <w:iCs w:val="0"/>
+          <w:shd w:val="clear" w:color="FFFFFF" w:fill="D9D9D9"/>
+        </w:rPr>
+      </w:pPr>
+      <w:bookmarkStart w:id="0" w:name="_GoBack"/>
+      <w:r>
+        <w:rPr>
+          <w:rFonts w:hint="default" w:ascii="Book Antiqua" w:hAnsi="Book Antiqua" w:cs="Book Antiqua"/>
+          <w:b w:val="0"/>
+          <w:bCs w:val="0"/>
+          <w:i w:val="0"/>
+          <w:iCs w:val="0"/>
+          <w:shd w:val="clear" w:color="FFFFFF" w:fill="D9D9D9"/>
+          <w:lang w:val="en-IN"/>
+        </w:rPr>
+        <w:t>KubeSchedulerConfiguration is not a Kubernetes object.</w:t>
+      </w:r>
+      <w:r>
+        <w:rPr>
+          <w:rFonts w:hint="default" w:ascii="Book Antiqua" w:hAnsi="Book Antiqua" w:cs="Book Antiqua"/>
+          <w:b w:val="0"/>
+          <w:bCs w:val="0"/>
+          <w:i w:val="0"/>
+          <w:iCs w:val="0"/>
+          <w:shd w:val="clear" w:color="FFFFFF" w:fill="D9D9D9"/>
+          <w:lang w:val="en-IN"/>
+        </w:rPr>
+        <w:br w:type="textWrapping"/>
+      </w:r>
+      <w:r>
+        <w:rPr>
+          <w:rFonts w:hint="default" w:ascii="Book Antiqua" w:hAnsi="Book Antiqua" w:cs="Book Antiqua"/>
+          <w:b w:val="0"/>
+          <w:bCs w:val="0"/>
+          <w:i w:val="0"/>
+          <w:iCs w:val="0"/>
+          <w:shd w:val="clear" w:color="FFFFFF" w:fill="D9D9D9"/>
+          <w:lang w:val="en-IN"/>
+        </w:rPr>
+        <w:t xml:space="preserve">That’s why this file’s path is given in kube-scheduler.yaml </w:t>
+      </w:r>
+    </w:p>
+    <w:bookmarkEnd w:id="0"/>
+    <w:p>
+      <w:pPr>
+        <w:keepNext w:val="0"/>
+        <w:keepLines w:val="0"/>
+        <w:widowControl/>
+        <w:numPr>
+          <w:ilvl w:val="0"/>
+          <w:numId w:val="11"/>
+        </w:numPr>
+        <w:suppressLineNumbers w:val="0"/>
+        <w:spacing w:before="0" w:beforeAutospacing="0" w:after="0" w:afterAutospacing="0" w:line="360" w:lineRule="auto"/>
+        <w:ind w:left="420" w:leftChars="0" w:right="0" w:hanging="420" w:firstLineChars="0"/>
+        <w:jc w:val="left"/>
+        <w:rPr>
+          <w:rFonts w:hint="default" w:ascii="Sitka Subheading" w:hAnsi="Sitka Subheading" w:cs="Sitka Subheading"/>
+        </w:rPr>
+      </w:pPr>
+      <w:r>
+        <w:rPr>
+          <w:rFonts w:hint="default" w:ascii="Book Antiqua" w:hAnsi="Book Antiqua" w:cs="Book Antiqua"/>
+          <w:lang w:val="en-IN"/>
+        </w:rPr>
+        <w:t>Leader Selection</w:t>
+      </w:r>
+    </w:p>
+    <w:p>
+      <w:pPr>
+        <w:keepNext w:val="0"/>
+        <w:keepLines w:val="0"/>
+        <w:widowControl/>
+        <w:numPr>
+          <w:ilvl w:val="1"/>
+          <w:numId w:val="11"/>
+        </w:numPr>
+        <w:suppressLineNumbers w:val="0"/>
+        <w:spacing w:before="0" w:beforeAutospacing="0" w:after="0" w:afterAutospacing="0" w:line="360" w:lineRule="auto"/>
+        <w:ind w:left="840" w:leftChars="0" w:right="0" w:hanging="420" w:firstLineChars="0"/>
+        <w:jc w:val="left"/>
+        <w:rPr>
+          <w:rFonts w:hint="default" w:ascii="Sitka Subheading" w:hAnsi="Sitka Subheading" w:cs="Sitka Subheading"/>
+        </w:rPr>
+      </w:pPr>
+      <w:r>
+        <w:rPr>
+          <w:rFonts w:hint="default" w:ascii="Sitka Subheading" w:hAnsi="Sitka Subheading" w:cs="Sitka Subheading"/>
+          <w:i/>
+          <w:iCs/>
+          <w:color w:val="18605A" w:themeColor="accent5" w:themeShade="80"/>
+          <w:u w:val="single"/>
+          <w:lang w:val="en-IN"/>
+        </w:rPr>
+        <w:t>kubeschedulerconfiguration.leaderElect</w:t>
+      </w:r>
+      <w:r>
+        <w:rPr>
+          <w:rFonts w:hint="default" w:ascii="Sitka Subheading" w:hAnsi="Sitka Subheading" w:cs="Sitka Subheading"/>
+          <w:i/>
+          <w:iCs/>
+          <w:lang w:val="en-IN"/>
+        </w:rPr>
+        <w:t xml:space="preserve">: true </w:t>
+      </w:r>
+      <w:r>
+        <w:rPr>
+          <w:rFonts w:hint="default" w:ascii="Sitka Subheading" w:hAnsi="Sitka Subheading" w:cs="Sitka Subheading"/>
+          <w:i w:val="0"/>
+          <w:iCs w:val="0"/>
+          <w:lang w:val="en-IN"/>
+        </w:rPr>
+        <w:t xml:space="preserve">(or) </w:t>
+      </w:r>
+      <w:r>
+        <w:rPr>
+          <w:rFonts w:hint="default" w:ascii="Sitka Subheading" w:hAnsi="Sitka Subheading" w:cs="Sitka Subheading"/>
+          <w:i/>
+          <w:iCs/>
+          <w:lang w:val="en-IN"/>
+        </w:rPr>
+        <w:t>false</w:t>
+      </w:r>
+      <w:r>
+        <w:rPr>
+          <w:rFonts w:hint="default" w:ascii="Sitka Subheading" w:hAnsi="Sitka Subheading" w:cs="Sitka Subheading"/>
+          <w:i w:val="0"/>
+          <w:iCs w:val="0"/>
+          <w:lang w:val="en-IN"/>
+        </w:rPr>
+        <w:t xml:space="preserve"> </w:t>
+      </w:r>
+    </w:p>
+    <w:p>
+      <w:pPr>
+        <w:keepNext w:val="0"/>
+        <w:keepLines w:val="0"/>
+        <w:widowControl/>
+        <w:numPr>
+          <w:ilvl w:val="1"/>
+          <w:numId w:val="11"/>
+        </w:numPr>
+        <w:suppressLineNumbers w:val="0"/>
+        <w:spacing w:before="0" w:beforeAutospacing="0" w:after="0" w:afterAutospacing="0" w:line="360" w:lineRule="auto"/>
+        <w:ind w:left="840" w:leftChars="0" w:right="0" w:hanging="420" w:firstLineChars="0"/>
+        <w:jc w:val="left"/>
+        <w:rPr>
+          <w:rFonts w:hint="default" w:ascii="Sitka Subheading" w:hAnsi="Sitka Subheading" w:cs="Sitka Subheading"/>
+        </w:rPr>
+      </w:pPr>
+      <w:r>
+        <w:rPr>
+          <w:rFonts w:hint="default" w:ascii="Sitka Subheading" w:hAnsi="Sitka Subheading" w:cs="Sitka Subheading"/>
+          <w:lang w:val="en-IN"/>
+        </w:rPr>
+        <w:t>Enable: one scheduler will be active at a time</w:t>
+      </w:r>
+      <w:r>
+        <w:rPr>
+          <w:rFonts w:hint="default" w:ascii="Sitka Subheading" w:hAnsi="Sitka Subheading" w:cs="Sitka Subheading"/>
+          <w:lang w:val="en-IN"/>
+        </w:rPr>
+        <w:br w:type="textWrapping"/>
+      </w:r>
+      <w:r>
+        <w:rPr>
+          <w:rFonts w:hint="default" w:ascii="Sitka Subheading" w:hAnsi="Sitka Subheading" w:cs="Sitka Subheading"/>
+          <w:lang w:val="en-IN"/>
+        </w:rPr>
+        <w:t>Disable: multiple scheduler will be active at a time.</w:t>
+      </w:r>
+    </w:p>
+    <w:p>
+      <w:pPr>
+        <w:keepNext w:val="0"/>
+        <w:keepLines w:val="0"/>
+        <w:widowControl/>
+        <w:numPr>
+          <w:ilvl w:val="1"/>
+          <w:numId w:val="11"/>
+        </w:numPr>
+        <w:suppressLineNumbers w:val="0"/>
+        <w:spacing w:before="0" w:beforeAutospacing="0" w:after="0" w:afterAutospacing="0" w:line="360" w:lineRule="auto"/>
+        <w:ind w:left="840" w:leftChars="0" w:right="0" w:hanging="420" w:firstLineChars="0"/>
+        <w:jc w:val="left"/>
+        <w:rPr>
+          <w:rFonts w:hint="default" w:ascii="Sitka Subheading" w:hAnsi="Sitka Subheading" w:cs="Sitka Subheading"/>
+        </w:rPr>
+      </w:pPr>
+      <w:r>
+        <w:rPr>
+          <w:rFonts w:hint="default" w:ascii="Sitka Subheading" w:hAnsi="Sitka Subheading" w:cs="Sitka Subheading"/>
+          <w:lang w:val="en-IN"/>
+        </w:rPr>
+        <w:t>In case of race condition, Kubernetes handles it.</w:t>
+      </w:r>
+      <w:r>
+        <w:rPr>
+          <w:rFonts w:hint="default" w:ascii="Sitka Subheading" w:hAnsi="Sitka Subheading" w:cs="Sitka Subheading"/>
+          <w:lang w:val="en-IN"/>
+        </w:rPr>
+        <w:br w:type="textWrapping"/>
+      </w:r>
+      <w:r>
+        <w:rPr>
+          <w:rFonts w:hint="default" w:ascii="Sitka Subheading" w:hAnsi="Sitka Subheading" w:cs="Sitka Subheading"/>
+          <w:lang w:val="en-IN"/>
+        </w:rPr>
+        <w:t>Only one scheduling can happen. No re-scheduling.</w:t>
+      </w:r>
+    </w:p>
+    <w:p>
+      <w:pPr>
+        <w:keepNext w:val="0"/>
+        <w:keepLines w:val="0"/>
+        <w:widowControl/>
+        <w:numPr>
+          <w:ilvl w:val="1"/>
+          <w:numId w:val="11"/>
+        </w:numPr>
+        <w:suppressLineNumbers w:val="0"/>
+        <w:spacing w:before="0" w:beforeAutospacing="0" w:after="0" w:afterAutospacing="0" w:line="360" w:lineRule="auto"/>
+        <w:ind w:left="840" w:leftChars="0" w:right="0" w:hanging="420" w:firstLineChars="0"/>
+        <w:jc w:val="left"/>
+        <w:rPr>
+          <w:rFonts w:hint="default" w:ascii="Sitka Subheading" w:hAnsi="Sitka Subheading" w:cs="Sitka Subheading"/>
+        </w:rPr>
+      </w:pPr>
     </w:p>
     <w:p>
       <w:pPr>
@@ -5118,6 +11493,146 @@
     </w:lvl>
   </w:abstractNum>
   <w:abstractNum w:abstractNumId="1">
+    <w:nsid w:val="EE3ABA93"/>
+    <w:multiLevelType w:val="multilevel"/>
+    <w:tmpl w:val="EE3ABA93"/>
+    <w:lvl w:ilvl="0" w:tentative="0">
+      <w:start w:val="1"/>
+      <w:numFmt w:val="bullet"/>
+      <w:lvlText w:val="々"/>
+      <w:lvlJc w:val="left"/>
+      <w:pPr>
+        <w:tabs>
+          <w:tab w:val="left" w:pos="420"/>
+        </w:tabs>
+        <w:ind w:left="420" w:hanging="420"/>
+      </w:pPr>
+      <w:rPr>
+        <w:rFonts w:hint="eastAsia" w:ascii="Microsoft YaHei UI Light" w:hAnsi="Microsoft YaHei UI Light" w:eastAsia="Microsoft YaHei UI Light" w:cs="Microsoft YaHei UI Light"/>
+      </w:rPr>
+    </w:lvl>
+    <w:lvl w:ilvl="1" w:tentative="0">
+      <w:start w:val="1"/>
+      <w:numFmt w:val="bullet"/>
+      <w:lvlText w:val="ﻤ"/>
+      <w:lvlJc w:val="left"/>
+      <w:pPr>
+        <w:tabs>
+          <w:tab w:val="left" w:pos="840"/>
+        </w:tabs>
+        <w:ind w:left="840" w:hanging="420"/>
+      </w:pPr>
+      <w:rPr>
+        <w:rFonts w:hint="default" w:ascii="Arial" w:hAnsi="Arial" w:cs="Arial"/>
+      </w:rPr>
+    </w:lvl>
+    <w:lvl w:ilvl="2" w:tentative="0">
+      <w:start w:val="1"/>
+      <w:numFmt w:val="bullet"/>
+      <w:lvlText w:val="ﺀ"/>
+      <w:lvlJc w:val="left"/>
+      <w:pPr>
+        <w:tabs>
+          <w:tab w:val="left" w:pos="1260"/>
+        </w:tabs>
+        <w:ind w:left="1260" w:hanging="420"/>
+      </w:pPr>
+      <w:rPr>
+        <w:rFonts w:hint="default" w:ascii="Arial" w:hAnsi="Arial" w:cs="Arial"/>
+      </w:rPr>
+    </w:lvl>
+    <w:lvl w:ilvl="3" w:tentative="0">
+      <w:start w:val="1"/>
+      <w:numFmt w:val="bullet"/>
+      <w:lvlText w:val="﮺"/>
+      <w:lvlJc w:val="left"/>
+      <w:pPr>
+        <w:tabs>
+          <w:tab w:val="left" w:pos="1680"/>
+        </w:tabs>
+        <w:ind w:left="1680" w:hanging="420"/>
+      </w:pPr>
+      <w:rPr>
+        <w:rFonts w:hint="default" w:ascii="Arial" w:hAnsi="Arial" w:cs="Arial"/>
+      </w:rPr>
+    </w:lvl>
+    <w:lvl w:ilvl="4" w:tentative="0">
+      <w:start w:val="1"/>
+      <w:numFmt w:val="bullet"/>
+      <w:lvlText w:val="꜠"/>
+      <w:lvlJc w:val="left"/>
+      <w:pPr>
+        <w:tabs>
+          <w:tab w:val="left" w:pos="2100"/>
+        </w:tabs>
+        <w:ind w:left="2100" w:hanging="420"/>
+      </w:pPr>
+      <w:rPr>
+        <w:rFonts w:hint="default" w:ascii="Arial" w:hAnsi="Arial" w:cs="Arial"/>
+      </w:rPr>
+    </w:lvl>
+    <w:lvl w:ilvl="5" w:tentative="0">
+      <w:start w:val="1"/>
+      <w:numFmt w:val="bullet"/>
+      <w:lvlText w:val="﯀"/>
+      <w:lvlJc w:val="left"/>
+      <w:pPr>
+        <w:tabs>
+          <w:tab w:val="left" w:pos="2520"/>
+        </w:tabs>
+        <w:ind w:left="2520" w:hanging="420"/>
+      </w:pPr>
+      <w:rPr>
+        <w:rFonts w:hint="default" w:ascii="Arial" w:hAnsi="Arial" w:cs="Arial"/>
+      </w:rPr>
+    </w:lvl>
+    <w:lvl w:ilvl="6" w:tentative="0">
+      <w:start w:val="1"/>
+      <w:numFmt w:val="bullet"/>
+      <w:lvlText w:val="͋"/>
+      <w:lvlJc w:val="left"/>
+      <w:pPr>
+        <w:tabs>
+          <w:tab w:val="left" w:pos="2940"/>
+        </w:tabs>
+        <w:ind w:left="2940" w:hanging="420"/>
+      </w:pPr>
+      <w:rPr>
+        <w:rFonts w:hint="default" w:ascii="Arial" w:hAnsi="Arial" w:cs="Arial"/>
+      </w:rPr>
+    </w:lvl>
+    <w:lvl w:ilvl="7" w:tentative="0">
+      <w:start w:val="1"/>
+      <w:numFmt w:val="bullet"/>
+      <w:lvlText w:val=""/>
+      <w:lvlJc w:val="left"/>
+      <w:pPr>
+        <w:tabs>
+          <w:tab w:val="left" w:pos="3360"/>
+        </w:tabs>
+        <w:ind w:left="3360" w:hanging="420"/>
+      </w:pPr>
+      <w:rPr>
+        <w:rFonts w:hint="default" w:ascii="Wingdings" w:hAnsi="Wingdings" w:cs="Wingdings"/>
+      </w:rPr>
+    </w:lvl>
+    <w:lvl w:ilvl="8" w:tentative="0">
+      <w:start w:val="1"/>
+      <w:numFmt w:val="bullet"/>
+      <w:lvlText w:val=""/>
+      <w:lvlJc w:val="left"/>
+      <w:pPr>
+        <w:tabs>
+          <w:tab w:val="left" w:pos="3780"/>
+        </w:tabs>
+        <w:ind w:left="3780" w:hanging="420"/>
+      </w:pPr>
+      <w:rPr>
+        <w:rFonts w:hint="default" w:ascii="Wingdings" w:hAnsi="Wingdings" w:cs="Wingdings"/>
+      </w:rPr>
+    </w:lvl>
+  </w:abstractNum>
+  <w:abstractNum w:abstractNumId="2">
     <w:nsid w:val="FFFFFF7C"/>
     <w:multiLevelType w:val="singleLevel"/>
     <w:tmpl w:val="FFFFFF7C"/>
@@ -5135,7 +11650,7 @@
       </w:pPr>
     </w:lvl>
   </w:abstractNum>
-  <w:abstractNum w:abstractNumId="2">
+  <w:abstractNum w:abstractNumId="3">
     <w:nsid w:val="FFFFFF7D"/>
     <w:multiLevelType w:val="singleLevel"/>
     <w:tmpl w:val="FFFFFF7D"/>
@@ -5153,7 +11668,7 @@
       </w:pPr>
     </w:lvl>
   </w:abstractNum>
-  <w:abstractNum w:abstractNumId="3">
+  <w:abstractNum w:abstractNumId="4">
     <w:nsid w:val="FFFFFF7E"/>
     <w:multiLevelType w:val="singleLevel"/>
     <w:tmpl w:val="FFFFFF7E"/>
@@ -5171,7 +11686,7 @@
       </w:pPr>
     </w:lvl>
   </w:abstractNum>
-  <w:abstractNum w:abstractNumId="4">
+  <w:abstractNum w:abstractNumId="5">
     <w:nsid w:val="FFFFFF7F"/>
     <w:multiLevelType w:val="singleLevel"/>
     <w:tmpl w:val="FFFFFF7F"/>
@@ -5189,7 +11704,7 @@
       </w:pPr>
     </w:lvl>
   </w:abstractNum>
-  <w:abstractNum w:abstractNumId="5">
+  <w:abstractNum w:abstractNumId="6">
     <w:nsid w:val="FFFFFF80"/>
     <w:multiLevelType w:val="singleLevel"/>
     <w:tmpl w:val="FFFFFF80"/>
@@ -5210,7 +11725,7 @@
       </w:rPr>
     </w:lvl>
   </w:abstractNum>
-  <w:abstractNum w:abstractNumId="6">
+  <w:abstractNum w:abstractNumId="7">
     <w:nsid w:val="FFFFFF81"/>
     <w:multiLevelType w:val="singleLevel"/>
     <w:tmpl w:val="FFFFFF81"/>
@@ -5231,7 +11746,7 @@
       </w:rPr>
     </w:lvl>
   </w:abstractNum>
-  <w:abstractNum w:abstractNumId="7">
+  <w:abstractNum w:abstractNumId="8">
     <w:nsid w:val="FFFFFF82"/>
     <w:multiLevelType w:val="singleLevel"/>
     <w:tmpl w:val="FFFFFF82"/>
@@ -5252,7 +11767,7 @@
       </w:rPr>
     </w:lvl>
   </w:abstractNum>
-  <w:abstractNum w:abstractNumId="8">
+  <w:abstractNum w:abstractNumId="9">
     <w:nsid w:val="FFFFFF83"/>
     <w:multiLevelType w:val="singleLevel"/>
     <w:tmpl w:val="FFFFFF83"/>
@@ -5273,7 +11788,7 @@
       </w:rPr>
     </w:lvl>
   </w:abstractNum>
-  <w:abstractNum w:abstractNumId="9">
+  <w:abstractNum w:abstractNumId="10">
     <w:nsid w:val="FFFFFF88"/>
     <w:multiLevelType w:val="singleLevel"/>
     <w:tmpl w:val="FFFFFF88"/>
@@ -5291,7 +11806,7 @@
       </w:pPr>
     </w:lvl>
   </w:abstractNum>
-  <w:abstractNum w:abstractNumId="10">
+  <w:abstractNum w:abstractNumId="11">
     <w:nsid w:val="FFFFFF89"/>
     <w:multiLevelType w:val="singleLevel"/>
     <w:tmpl w:val="FFFFFF89"/>
@@ -5313,37 +11828,40 @@
     </w:lvl>
   </w:abstractNum>
   <w:num w:numId="1">
+    <w:abstractNumId w:val="11"/>
+  </w:num>
+  <w:num w:numId="2">
+    <w:abstractNumId w:val="9"/>
+  </w:num>
+  <w:num w:numId="3">
+    <w:abstractNumId w:val="8"/>
+  </w:num>
+  <w:num w:numId="4">
+    <w:abstractNumId w:val="7"/>
+  </w:num>
+  <w:num w:numId="5">
+    <w:abstractNumId w:val="6"/>
+  </w:num>
+  <w:num w:numId="6">
     <w:abstractNumId w:val="10"/>
   </w:num>
-  <w:num w:numId="2">
-    <w:abstractNumId w:val="8"/>
-  </w:num>
-  <w:num w:numId="3">
-    <w:abstractNumId w:val="7"/>
-  </w:num>
-  <w:num w:numId="4">
-    <w:abstractNumId w:val="6"/>
-  </w:num>
-  <w:num w:numId="5">
+  <w:num w:numId="7">
     <w:abstractNumId w:val="5"/>
   </w:num>
-  <w:num w:numId="6">
-    <w:abstractNumId w:val="9"/>
-  </w:num>
-  <w:num w:numId="7">
+  <w:num w:numId="8">
     <w:abstractNumId w:val="4"/>
   </w:num>
-  <w:num w:numId="8">
+  <w:num w:numId="9">
     <w:abstractNumId w:val="3"/>
   </w:num>
-  <w:num w:numId="9">
+  <w:num w:numId="10">
     <w:abstractNumId w:val="2"/>
-  </w:num>
-  <w:num w:numId="10">
-    <w:abstractNumId w:val="1"/>
   </w:num>
   <w:num w:numId="11">
     <w:abstractNumId w:val="0"/>
+  </w:num>
+  <w:num w:numId="12">
+    <w:abstractNumId w:val="1"/>
   </w:num>
 </w:numbering>
 </file>
